--- a/Проект РИ-331150.docx
+++ b/Проект РИ-331150.docx
@@ -8578,10 +8578,10 @@
           <w:szCs w:val="24"/>
         </w:rPr>
         <w:drawing>
-          <wp:inline distT="0" distB="0" distL="0" distR="0" wp14:anchorId="3C9C77A6" wp14:editId="2F148EB4">
-            <wp:extent cx="6334125" cy="2686050"/>
-            <wp:effectExtent l="0" t="0" r="9525" b="0"/>
-            <wp:docPr id="558234646" name="Рисунок 1"/>
+          <wp:inline distT="0" distB="0" distL="0" distR="0" wp14:anchorId="04AD6BF2" wp14:editId="39BFAAEB">
+            <wp:extent cx="6324600" cy="2828925"/>
+            <wp:effectExtent l="0" t="0" r="0" b="9525"/>
+            <wp:docPr id="884583255" name="Рисунок 1"/>
             <wp:cNvGraphicFramePr>
               <a:graphicFrameLocks xmlns:a="http://schemas.openxmlformats.org/drawingml/2006/main" noChangeAspect="1"/>
             </wp:cNvGraphicFramePr>
@@ -8589,13 +8589,13 @@
               <a:graphicData uri="http://schemas.openxmlformats.org/drawingml/2006/picture">
                 <pic:pic xmlns:pic="http://schemas.openxmlformats.org/drawingml/2006/picture">
                   <pic:nvPicPr>
-                    <pic:cNvPr id="0" name="Picture 10"/>
+                    <pic:cNvPr id="0" name="Picture 1"/>
                     <pic:cNvPicPr>
                       <a:picLocks noChangeAspect="1" noChangeArrowheads="1"/>
                     </pic:cNvPicPr>
                   </pic:nvPicPr>
                   <pic:blipFill>
-                    <a:blip r:embed="rId16" cstate="print">
+                    <a:blip r:embed="rId16">
                       <a:extLst>
                         <a:ext uri="{28A0092B-C50C-407E-A947-70E740481C1C}">
                           <a14:useLocalDpi xmlns:a14="http://schemas.microsoft.com/office/drawing/2010/main" val="0"/>
@@ -8610,7 +8610,7 @@
                   <pic:spPr bwMode="auto">
                     <a:xfrm>
                       <a:off x="0" y="0"/>
-                      <a:ext cx="6334125" cy="2686050"/>
+                      <a:ext cx="6324600" cy="2828925"/>
                     </a:xfrm>
                     <a:prstGeom prst="rect">
                       <a:avLst/>
@@ -8813,15 +8813,55 @@
           <w:lang w:val="ru-RU"/>
         </w:rPr>
       </w:pPr>
-      <w:r>
-        <w:rPr>
-          <w:rFonts w:ascii="Times New Roman" w:hAnsi="Times New Roman" w:cs="Times New Roman"/>
-          <w:b/>
-          <w:bCs/>
-          <w:sz w:val="24"/>
-          <w:szCs w:val="24"/>
-          <w:lang w:val="ru-RU"/>
-        </w:rPr>
+    </w:p>
+    <w:p>
+      <w:pPr>
+        <w:jc w:val="both"/>
+        <w:rPr>
+          <w:rFonts w:ascii="Times New Roman" w:hAnsi="Times New Roman" w:cs="Times New Roman"/>
+          <w:b/>
+          <w:bCs/>
+          <w:sz w:val="24"/>
+          <w:szCs w:val="24"/>
+          <w:lang w:val="ru-RU"/>
+        </w:rPr>
+      </w:pPr>
+    </w:p>
+    <w:p>
+      <w:pPr>
+        <w:jc w:val="both"/>
+        <w:rPr>
+          <w:rFonts w:ascii="Times New Roman" w:hAnsi="Times New Roman" w:cs="Times New Roman"/>
+          <w:b/>
+          <w:bCs/>
+          <w:sz w:val="24"/>
+          <w:szCs w:val="24"/>
+          <w:lang w:val="ru-RU"/>
+        </w:rPr>
+      </w:pPr>
+    </w:p>
+    <w:p>
+      <w:pPr>
+        <w:jc w:val="both"/>
+        <w:rPr>
+          <w:rFonts w:ascii="Times New Roman" w:hAnsi="Times New Roman" w:cs="Times New Roman"/>
+          <w:b/>
+          <w:bCs/>
+          <w:sz w:val="24"/>
+          <w:szCs w:val="24"/>
+          <w:lang w:val="ru-RU"/>
+        </w:rPr>
+      </w:pPr>
+      <w:r>
+        <w:rPr>
+          <w:rFonts w:ascii="Times New Roman" w:hAnsi="Times New Roman" w:cs="Times New Roman"/>
+          <w:b/>
+          <w:bCs/>
+          <w:sz w:val="24"/>
+          <w:szCs w:val="24"/>
+          <w:lang w:val="ru-RU"/>
+        </w:rPr>
+        <w:lastRenderedPageBreak/>
         <w:t>Секция 1 — раздел «Главная»</w:t>
       </w:r>
     </w:p>
@@ -8879,7 +8919,6 @@
           <w:szCs w:val="24"/>
           <w:lang w:val="ru-RU"/>
         </w:rPr>
-        <w:lastRenderedPageBreak/>
         <w:t>Шапка (шапка-заголовок)</w:t>
       </w:r>
       <w:r>
@@ -8939,10 +8978,10 @@
           <w:lang w:val="ru-RU"/>
         </w:rPr>
         <w:drawing>
-          <wp:inline distT="0" distB="0" distL="0" distR="0" wp14:anchorId="412BED91" wp14:editId="28CB96AF">
-            <wp:extent cx="6324600" cy="2343150"/>
+          <wp:inline distT="0" distB="0" distL="0" distR="0" wp14:anchorId="006B0B3C" wp14:editId="121831A9">
+            <wp:extent cx="6324600" cy="2762250"/>
             <wp:effectExtent l="0" t="0" r="0" b="0"/>
-            <wp:docPr id="493502652" name="Рисунок 3"/>
+            <wp:docPr id="174629709" name="Рисунок 2"/>
             <wp:cNvGraphicFramePr>
               <a:graphicFrameLocks xmlns:a="http://schemas.openxmlformats.org/drawingml/2006/main" noChangeAspect="1"/>
             </wp:cNvGraphicFramePr>
@@ -8950,7 +8989,7 @@
               <a:graphicData uri="http://schemas.openxmlformats.org/drawingml/2006/picture">
                 <pic:pic xmlns:pic="http://schemas.openxmlformats.org/drawingml/2006/picture">
                   <pic:nvPicPr>
-                    <pic:cNvPr id="0" name="Picture 12"/>
+                    <pic:cNvPr id="0" name="Picture 2"/>
                     <pic:cNvPicPr>
                       <a:picLocks noChangeAspect="1" noChangeArrowheads="1"/>
                     </pic:cNvPicPr>
@@ -8971,7 +9010,7 @@
                   <pic:spPr bwMode="auto">
                     <a:xfrm>
                       <a:off x="0" y="0"/>
-                      <a:ext cx="6324600" cy="2343150"/>
+                      <a:ext cx="6324600" cy="2762250"/>
                     </a:xfrm>
                     <a:prstGeom prst="rect">
                       <a:avLst/>
@@ -9002,6 +9041,7 @@
           <w:szCs w:val="24"/>
           <w:lang w:val="ru-RU"/>
         </w:rPr>
+        <w:lastRenderedPageBreak/>
         <w:drawing>
           <wp:inline distT="0" distB="0" distL="0" distR="0" wp14:anchorId="001820AA" wp14:editId="69550A85">
             <wp:extent cx="6343650" cy="2297280"/>
@@ -9174,7 +9214,6 @@
           <w:szCs w:val="24"/>
           <w:lang w:val="ru-RU"/>
         </w:rPr>
-        <w:lastRenderedPageBreak/>
         <w:t>Секция 2 — раздел «О нас»</w:t>
       </w:r>
     </w:p>
@@ -9256,10 +9295,10 @@
           <w:lang w:val="ru-RU"/>
         </w:rPr>
         <w:drawing>
-          <wp:inline distT="0" distB="0" distL="0" distR="0" wp14:anchorId="4398D9A0" wp14:editId="0BE67487">
-            <wp:extent cx="6334125" cy="3190875"/>
-            <wp:effectExtent l="0" t="0" r="9525" b="9525"/>
-            <wp:docPr id="1235274811" name="Рисунок 5"/>
+          <wp:inline distT="0" distB="0" distL="0" distR="0" wp14:anchorId="11A7CC13" wp14:editId="78E5E1B6">
+            <wp:extent cx="6334125" cy="3238500"/>
+            <wp:effectExtent l="0" t="0" r="9525" b="0"/>
+            <wp:docPr id="557348506" name="Рисунок 3"/>
             <wp:cNvGraphicFramePr>
               <a:graphicFrameLocks xmlns:a="http://schemas.openxmlformats.org/drawingml/2006/main" noChangeAspect="1"/>
             </wp:cNvGraphicFramePr>
@@ -9267,7 +9306,7 @@
               <a:graphicData uri="http://schemas.openxmlformats.org/drawingml/2006/picture">
                 <pic:pic xmlns:pic="http://schemas.openxmlformats.org/drawingml/2006/picture">
                   <pic:nvPicPr>
-                    <pic:cNvPr id="0" name="Picture 14"/>
+                    <pic:cNvPr id="0" name="Picture 3"/>
                     <pic:cNvPicPr>
                       <a:picLocks noChangeAspect="1" noChangeArrowheads="1"/>
                     </pic:cNvPicPr>
@@ -9288,7 +9327,7 @@
                   <pic:spPr bwMode="auto">
                     <a:xfrm>
                       <a:off x="0" y="0"/>
-                      <a:ext cx="6334125" cy="3190875"/>
+                      <a:ext cx="6334125" cy="3238500"/>
                     </a:xfrm>
                     <a:prstGeom prst="rect">
                       <a:avLst/>
@@ -9324,6 +9363,7 @@
           <w:noProof/>
           <w:lang w:val="ru-RU"/>
         </w:rPr>
+        <w:lastRenderedPageBreak/>
         <w:t xml:space="preserve"> </w:t>
       </w:r>
     </w:p>
@@ -9567,181 +9607,181 @@
           <w:szCs w:val="24"/>
           <w:lang w:val="ru-RU"/>
         </w:rPr>
+        <w:t>Секция 3 — раздел «Меню»</w:t>
+      </w:r>
+    </w:p>
+    <w:p>
+      <w:pPr>
+        <w:jc w:val="both"/>
+        <w:rPr>
+          <w:rFonts w:ascii="Times New Roman" w:hAnsi="Times New Roman" w:cs="Times New Roman"/>
+          <w:sz w:val="24"/>
+          <w:szCs w:val="24"/>
+          <w:lang w:val="ru-RU"/>
+        </w:rPr>
+      </w:pPr>
+      <w:r>
+        <w:rPr>
+          <w:rFonts w:ascii="Times New Roman" w:hAnsi="Times New Roman" w:cs="Times New Roman"/>
+          <w:b/>
+          <w:bCs/>
+          <w:sz w:val="24"/>
+          <w:szCs w:val="24"/>
+          <w:lang w:val="ru-RU"/>
+        </w:rPr>
+        <w:t>Цель данного раздела</w:t>
+      </w:r>
+      <w:r>
+        <w:rPr>
+          <w:rFonts w:ascii="Times New Roman" w:hAnsi="Times New Roman" w:cs="Times New Roman"/>
+          <w:sz w:val="24"/>
+          <w:szCs w:val="24"/>
+          <w:lang w:val="ru-RU"/>
+        </w:rPr>
+        <w:t xml:space="preserve"> — кратко описать категории блюд, доступных гостям кафе.</w:t>
+      </w:r>
+    </w:p>
+    <w:p>
+      <w:pPr>
+        <w:jc w:val="both"/>
+        <w:rPr>
+          <w:rFonts w:ascii="Times New Roman" w:hAnsi="Times New Roman" w:cs="Times New Roman"/>
+          <w:sz w:val="24"/>
+          <w:szCs w:val="24"/>
+          <w:lang w:val="ru-RU"/>
+        </w:rPr>
+      </w:pPr>
+      <w:r>
+        <w:rPr>
+          <w:rFonts w:ascii="Times New Roman" w:hAnsi="Times New Roman" w:cs="Times New Roman"/>
+          <w:sz w:val="24"/>
+          <w:szCs w:val="24"/>
+          <w:lang w:val="ru-RU"/>
+        </w:rPr>
+        <w:t>Раздел «Наше меню» состоит из 6 карточек в сетке. Каждая карточка оформлена в подходящем для кафе коричнево-кремовом оттенке, иконки имеют круглую форму. Для 6 карточек создано 6 названий категорий: «Завтраки», «Бизнес-ланчи», «Ужины», «Десерты», «Напитки», «Детское меню» — и соответствующие описания. При наведении курсора на конкретную карточку иконка начинает вращаться в 3D, цвет самой иконки меняется с коричневого на терракотовый, у карточек появляется тень. В этой секции представлен яркий пример адаптивности сайта: если мы заходим на сайт с компьютера, карточки располагаются по три в ряд, всего в два ряда. Если зайти с телефона, все карточки будут расположены в один ряд, одна за другой (в шесть рядов). При входе с планшета карточки будут располагаться по две в три ряда.</w:t>
+      </w:r>
+    </w:p>
+    <w:p>
+      <w:pPr>
+        <w:jc w:val="both"/>
+        <w:rPr>
+          <w:rFonts w:ascii="Times New Roman" w:hAnsi="Times New Roman" w:cs="Times New Roman"/>
+          <w:b/>
+          <w:bCs/>
+          <w:sz w:val="24"/>
+          <w:szCs w:val="24"/>
+          <w:lang w:val="ru-RU"/>
+        </w:rPr>
+      </w:pPr>
+      <w:r>
+        <w:rPr>
+          <w:rFonts w:ascii="Times New Roman" w:hAnsi="Times New Roman" w:cs="Times New Roman"/>
+          <w:b/>
+          <w:bCs/>
+          <w:sz w:val="24"/>
+          <w:szCs w:val="24"/>
+          <w:lang w:val="ru-RU"/>
+        </w:rPr>
+        <w:t>Секция 4 — раздел «</w:t>
+      </w:r>
+      <w:r>
+        <w:rPr>
+          <w:rFonts w:ascii="Times New Roman" w:hAnsi="Times New Roman" w:cs="Times New Roman"/>
+          <w:b/>
+          <w:bCs/>
+          <w:sz w:val="24"/>
+          <w:szCs w:val="24"/>
+          <w:lang w:val="ru-RU"/>
+        </w:rPr>
+        <w:t>Почему выбирают нас</w:t>
+      </w:r>
+      <w:r>
+        <w:rPr>
+          <w:rFonts w:ascii="Times New Roman" w:hAnsi="Times New Roman" w:cs="Times New Roman"/>
+          <w:b/>
+          <w:bCs/>
+          <w:sz w:val="24"/>
+          <w:szCs w:val="24"/>
+          <w:lang w:val="ru-RU"/>
+        </w:rPr>
+        <w:t>»</w:t>
+      </w:r>
+    </w:p>
+    <w:p>
+      <w:pPr>
+        <w:jc w:val="both"/>
+        <w:rPr>
+          <w:rFonts w:ascii="Times New Roman" w:hAnsi="Times New Roman" w:cs="Times New Roman"/>
+          <w:sz w:val="24"/>
+          <w:szCs w:val="24"/>
+          <w:lang w:val="ru-RU"/>
+        </w:rPr>
+      </w:pPr>
+      <w:r>
+        <w:rPr>
+          <w:rFonts w:ascii="Times New Roman" w:hAnsi="Times New Roman" w:cs="Times New Roman"/>
+          <w:b/>
+          <w:bCs/>
+          <w:sz w:val="24"/>
+          <w:szCs w:val="24"/>
+          <w:lang w:val="ru-RU"/>
+        </w:rPr>
+        <w:t>Цель данного раздела</w:t>
+      </w:r>
+      <w:r>
+        <w:rPr>
+          <w:rFonts w:ascii="Times New Roman" w:hAnsi="Times New Roman" w:cs="Times New Roman"/>
+          <w:sz w:val="24"/>
+          <w:szCs w:val="24"/>
+          <w:lang w:val="ru-RU"/>
+        </w:rPr>
+        <w:t xml:space="preserve"> — продемонстрировать преимущества и уникальные особенности кафе.</w:t>
+      </w:r>
+    </w:p>
+    <w:p>
+      <w:pPr>
+        <w:jc w:val="both"/>
+        <w:rPr>
+          <w:rFonts w:ascii="Times New Roman" w:hAnsi="Times New Roman" w:cs="Times New Roman"/>
+          <w:sz w:val="24"/>
+          <w:szCs w:val="24"/>
+          <w:lang w:val="ru-RU"/>
+        </w:rPr>
+      </w:pPr>
+      <w:r>
+        <w:rPr>
+          <w:rFonts w:ascii="Times New Roman" w:hAnsi="Times New Roman" w:cs="Times New Roman"/>
+          <w:sz w:val="24"/>
+          <w:szCs w:val="24"/>
+          <w:lang w:val="ru-RU"/>
+        </w:rPr>
+        <w:t>Раздел «Почему выбирают нас» состоит из 6 карточек в виде сетки. Каждая карточка, как и в предыдущем разделе, оформлена в коричневых тонах, соответствующих тематике авторской кухни. Для 6 карточек создано 6 названий и 6 кратких описаний: «Авторская кухня» (уникальные рецепты от шеф-повара), «Свежие продукты» (только от местных поставщиков), «Уютная атмосфера» (дизайн и живая музыка), «Винная карта» (подборки от сомелье), «Банкеты» (для компаний до 50 человек), «Подарочные сертификаты» (подарок для гурманов). При наведении курсора на конкретную карточку иконка в ней увеличивается, приподнимается и немного поворачивается, у карточек появляется тень. Эта секция снова демонстрирует яркий пример адаптивности сайта.</w:t>
+      </w:r>
+    </w:p>
+    <w:p>
+      <w:pPr>
+        <w:jc w:val="center"/>
+        <w:rPr>
+          <w:rFonts w:ascii="Times New Roman" w:hAnsi="Times New Roman" w:cs="Times New Roman"/>
+          <w:sz w:val="24"/>
+          <w:szCs w:val="24"/>
+          <w:lang w:val="ru-RU"/>
+        </w:rPr>
+      </w:pPr>
+      <w:r>
+        <w:rPr>
+          <w:rFonts w:ascii="Times New Roman" w:hAnsi="Times New Roman" w:cs="Times New Roman"/>
+          <w:noProof/>
+          <w:sz w:val="24"/>
+          <w:szCs w:val="24"/>
+          <w:lang w:val="ru-RU"/>
+        </w:rPr>
         <w:lastRenderedPageBreak/>
-        <w:t>Секция 3 — раздел «Меню»</w:t>
-      </w:r>
-    </w:p>
-    <w:p>
-      <w:pPr>
-        <w:jc w:val="both"/>
-        <w:rPr>
-          <w:rFonts w:ascii="Times New Roman" w:hAnsi="Times New Roman" w:cs="Times New Roman"/>
-          <w:sz w:val="24"/>
-          <w:szCs w:val="24"/>
-          <w:lang w:val="ru-RU"/>
-        </w:rPr>
-      </w:pPr>
-      <w:r>
-        <w:rPr>
-          <w:rFonts w:ascii="Times New Roman" w:hAnsi="Times New Roman" w:cs="Times New Roman"/>
-          <w:b/>
-          <w:bCs/>
-          <w:sz w:val="24"/>
-          <w:szCs w:val="24"/>
-          <w:lang w:val="ru-RU"/>
-        </w:rPr>
-        <w:t>Цель данного раздела</w:t>
-      </w:r>
-      <w:r>
-        <w:rPr>
-          <w:rFonts w:ascii="Times New Roman" w:hAnsi="Times New Roman" w:cs="Times New Roman"/>
-          <w:sz w:val="24"/>
-          <w:szCs w:val="24"/>
-          <w:lang w:val="ru-RU"/>
-        </w:rPr>
-        <w:t xml:space="preserve"> — кратко описать категории блюд, доступных гостям кафе.</w:t>
-      </w:r>
-    </w:p>
-    <w:p>
-      <w:pPr>
-        <w:jc w:val="both"/>
-        <w:rPr>
-          <w:rFonts w:ascii="Times New Roman" w:hAnsi="Times New Roman" w:cs="Times New Roman"/>
-          <w:sz w:val="24"/>
-          <w:szCs w:val="24"/>
-          <w:lang w:val="ru-RU"/>
-        </w:rPr>
-      </w:pPr>
-      <w:r>
-        <w:rPr>
-          <w:rFonts w:ascii="Times New Roman" w:hAnsi="Times New Roman" w:cs="Times New Roman"/>
-          <w:sz w:val="24"/>
-          <w:szCs w:val="24"/>
-          <w:lang w:val="ru-RU"/>
-        </w:rPr>
-        <w:t>Раздел «Наше меню» состоит из 6 карточек в сетке. Каждая карточка оформлена в подходящем для кафе коричнево-кремовом оттенке, иконки имеют круглую форму. Для 6 карточек создано 6 названий категорий: «Завтраки», «Бизнес-ланчи», «Ужины», «Десерты», «Напитки», «Детское меню» — и соответствующие описания. При наведении курсора на конкретную карточку иконка начинает вращаться в 3D, цвет самой иконки меняется с коричневого на терракотовый, у карточек появляется тень. В этой секции представлен яркий пример адаптивности сайта: если мы заходим на сайт с компьютера, карточки располагаются по три в ряд, всего в два ряда. Если зайти с телефона, все карточки будут расположены в один ряд, одна за другой (в шесть рядов). При входе с планшета карточки будут располагаться по две в три ряда.</w:t>
-      </w:r>
-    </w:p>
-    <w:p>
-      <w:pPr>
-        <w:jc w:val="both"/>
-        <w:rPr>
-          <w:rFonts w:ascii="Times New Roman" w:hAnsi="Times New Roman" w:cs="Times New Roman"/>
-          <w:b/>
-          <w:bCs/>
-          <w:sz w:val="24"/>
-          <w:szCs w:val="24"/>
-          <w:lang w:val="ru-RU"/>
-        </w:rPr>
-      </w:pPr>
-      <w:r>
-        <w:rPr>
-          <w:rFonts w:ascii="Times New Roman" w:hAnsi="Times New Roman" w:cs="Times New Roman"/>
-          <w:b/>
-          <w:bCs/>
-          <w:sz w:val="24"/>
-          <w:szCs w:val="24"/>
-          <w:lang w:val="ru-RU"/>
-        </w:rPr>
-        <w:t>Секция 4 — раздел «</w:t>
-      </w:r>
-      <w:r>
-        <w:rPr>
-          <w:rFonts w:ascii="Times New Roman" w:hAnsi="Times New Roman" w:cs="Times New Roman"/>
-          <w:b/>
-          <w:bCs/>
-          <w:sz w:val="24"/>
-          <w:szCs w:val="24"/>
-          <w:lang w:val="ru-RU"/>
-        </w:rPr>
-        <w:t>Почему выбирают нас</w:t>
-      </w:r>
-      <w:r>
-        <w:rPr>
-          <w:rFonts w:ascii="Times New Roman" w:hAnsi="Times New Roman" w:cs="Times New Roman"/>
-          <w:b/>
-          <w:bCs/>
-          <w:sz w:val="24"/>
-          <w:szCs w:val="24"/>
-          <w:lang w:val="ru-RU"/>
-        </w:rPr>
-        <w:t>»</w:t>
-      </w:r>
-    </w:p>
-    <w:p>
-      <w:pPr>
-        <w:jc w:val="both"/>
-        <w:rPr>
-          <w:rFonts w:ascii="Times New Roman" w:hAnsi="Times New Roman" w:cs="Times New Roman"/>
-          <w:sz w:val="24"/>
-          <w:szCs w:val="24"/>
-          <w:lang w:val="ru-RU"/>
-        </w:rPr>
-      </w:pPr>
-      <w:r>
-        <w:rPr>
-          <w:rFonts w:ascii="Times New Roman" w:hAnsi="Times New Roman" w:cs="Times New Roman"/>
-          <w:b/>
-          <w:bCs/>
-          <w:sz w:val="24"/>
-          <w:szCs w:val="24"/>
-          <w:lang w:val="ru-RU"/>
-        </w:rPr>
-        <w:t>Цель данного раздела</w:t>
-      </w:r>
-      <w:r>
-        <w:rPr>
-          <w:rFonts w:ascii="Times New Roman" w:hAnsi="Times New Roman" w:cs="Times New Roman"/>
-          <w:sz w:val="24"/>
-          <w:szCs w:val="24"/>
-          <w:lang w:val="ru-RU"/>
-        </w:rPr>
-        <w:t xml:space="preserve"> — продемонстрировать преимущества и уникальные особенности кафе.</w:t>
-      </w:r>
-    </w:p>
-    <w:p>
-      <w:pPr>
-        <w:jc w:val="both"/>
-        <w:rPr>
-          <w:rFonts w:ascii="Times New Roman" w:hAnsi="Times New Roman" w:cs="Times New Roman"/>
-          <w:sz w:val="24"/>
-          <w:szCs w:val="24"/>
-          <w:lang w:val="ru-RU"/>
-        </w:rPr>
-      </w:pPr>
-      <w:r>
-        <w:rPr>
-          <w:rFonts w:ascii="Times New Roman" w:hAnsi="Times New Roman" w:cs="Times New Roman"/>
-          <w:sz w:val="24"/>
-          <w:szCs w:val="24"/>
-          <w:lang w:val="ru-RU"/>
-        </w:rPr>
-        <w:t>Раздел «Почему выбирают нас» состоит из 6 карточек в виде сетки. Каждая карточка, как и в предыдущем разделе, оформлена в коричневых тонах, соответствующих тематике авторской кухни. Для 6 карточек создано 6 названий и 6 кратких описаний: «Авторская кухня» (уникальные рецепты от шеф-повара), «Свежие продукты» (только от местных поставщиков), «Уютная атмосфера» (дизайн и живая музыка), «Винная карта» (подборки от сомелье), «Банкеты» (для компаний до 50 человек), «Подарочные сертификаты» (подарок для гурманов). При наведении курсора на конкретную карточку иконка в ней увеличивается, приподнимается и немного поворачивается, у карточек появляется тень. Эта секция снова демонстрирует яркий пример адаптивности сайта.</w:t>
-      </w:r>
-    </w:p>
-    <w:p>
-      <w:pPr>
-        <w:jc w:val="center"/>
-        <w:rPr>
-          <w:rFonts w:ascii="Times New Roman" w:hAnsi="Times New Roman" w:cs="Times New Roman"/>
-          <w:sz w:val="24"/>
-          <w:szCs w:val="24"/>
-          <w:lang w:val="ru-RU"/>
-        </w:rPr>
-      </w:pPr>
-      <w:r>
-        <w:rPr>
-          <w:rFonts w:ascii="Times New Roman" w:hAnsi="Times New Roman" w:cs="Times New Roman"/>
-          <w:noProof/>
-          <w:sz w:val="24"/>
-          <w:szCs w:val="24"/>
-          <w:lang w:val="ru-RU"/>
-        </w:rPr>
         <w:drawing>
-          <wp:inline distT="0" distB="0" distL="0" distR="0" wp14:anchorId="251358A8" wp14:editId="0D129780">
-            <wp:extent cx="6324600" cy="3009900"/>
-            <wp:effectExtent l="0" t="0" r="0" b="0"/>
-            <wp:docPr id="353696168" name="Рисунок 6"/>
+          <wp:inline distT="0" distB="0" distL="0" distR="0" wp14:anchorId="31569385" wp14:editId="44334F95">
+            <wp:extent cx="6324600" cy="3438525"/>
+            <wp:effectExtent l="0" t="0" r="0" b="9525"/>
+            <wp:docPr id="2020878868" name="Рисунок 4"/>
             <wp:cNvGraphicFramePr>
               <a:graphicFrameLocks xmlns:a="http://schemas.openxmlformats.org/drawingml/2006/main" noChangeAspect="1"/>
             </wp:cNvGraphicFramePr>
@@ -9749,13 +9789,13 @@
               <a:graphicData uri="http://schemas.openxmlformats.org/drawingml/2006/picture">
                 <pic:pic xmlns:pic="http://schemas.openxmlformats.org/drawingml/2006/picture">
                   <pic:nvPicPr>
-                    <pic:cNvPr id="0" name="Picture 15"/>
+                    <pic:cNvPr id="0" name="Picture 4"/>
                     <pic:cNvPicPr>
                       <a:picLocks noChangeAspect="1" noChangeArrowheads="1"/>
                     </pic:cNvPicPr>
                   </pic:nvPicPr>
                   <pic:blipFill>
-                    <a:blip r:embed="rId22" cstate="print">
+                    <a:blip r:embed="rId22">
                       <a:extLst>
                         <a:ext uri="{28A0092B-C50C-407E-A947-70E740481C1C}">
                           <a14:useLocalDpi xmlns:a14="http://schemas.microsoft.com/office/drawing/2010/main" val="0"/>
@@ -9770,7 +9810,7 @@
                   <pic:spPr bwMode="auto">
                     <a:xfrm>
                       <a:off x="0" y="0"/>
-                      <a:ext cx="6324600" cy="3009900"/>
+                      <a:ext cx="6324600" cy="3438525"/>
                     </a:xfrm>
                     <a:prstGeom prst="rect">
                       <a:avLst/>
@@ -9801,7 +9841,6 @@
           <w:szCs w:val="24"/>
           <w:lang w:val="ru-RU"/>
         </w:rPr>
-        <w:lastRenderedPageBreak/>
         <w:drawing>
           <wp:inline distT="0" distB="0" distL="0" distR="0" wp14:anchorId="43FC61BE" wp14:editId="443E7C62">
             <wp:extent cx="6172200" cy="2308860"/>
@@ -10041,11 +10080,12 @@
           <w:noProof/>
           <w:lang w:val="ru-RU"/>
         </w:rPr>
+        <w:lastRenderedPageBreak/>
         <w:drawing>
-          <wp:inline distT="0" distB="0" distL="0" distR="0" wp14:anchorId="4F17362E" wp14:editId="35122D39">
-            <wp:extent cx="6324600" cy="2057400"/>
-            <wp:effectExtent l="0" t="0" r="0" b="0"/>
-            <wp:docPr id="1902045915" name="Рисунок 7"/>
+          <wp:inline distT="0" distB="0" distL="0" distR="0" wp14:anchorId="4BBB0826" wp14:editId="02FD01D3">
+            <wp:extent cx="6334125" cy="2695575"/>
+            <wp:effectExtent l="0" t="0" r="9525" b="9525"/>
+            <wp:docPr id="1740927711" name="Рисунок 5"/>
             <wp:cNvGraphicFramePr>
               <a:graphicFrameLocks xmlns:a="http://schemas.openxmlformats.org/drawingml/2006/main" noChangeAspect="1"/>
             </wp:cNvGraphicFramePr>
@@ -10053,7 +10093,7 @@
               <a:graphicData uri="http://schemas.openxmlformats.org/drawingml/2006/picture">
                 <pic:pic xmlns:pic="http://schemas.openxmlformats.org/drawingml/2006/picture">
                   <pic:nvPicPr>
-                    <pic:cNvPr id="0" name="Picture 16"/>
+                    <pic:cNvPr id="0" name="Picture 5"/>
                     <pic:cNvPicPr>
                       <a:picLocks noChangeAspect="1" noChangeArrowheads="1"/>
                     </pic:cNvPicPr>
@@ -10074,7 +10114,7 @@
                   <pic:spPr bwMode="auto">
                     <a:xfrm>
                       <a:off x="0" y="0"/>
-                      <a:ext cx="6324600" cy="2057400"/>
+                      <a:ext cx="6334125" cy="2695575"/>
                     </a:xfrm>
                     <a:prstGeom prst="rect">
                       <a:avLst/>
@@ -10415,7 +10455,6 @@
           <w:szCs w:val="24"/>
           <w:lang w:val="ru-RU"/>
         </w:rPr>
-        <w:lastRenderedPageBreak/>
         <w:t>Секция 5 — раздел «Отзывы наших гостей»</w:t>
       </w:r>
     </w:p>
@@ -10474,7 +10513,7 @@
       <w:pPr>
         <w:keepNext/>
         <w:ind w:left="567" w:hanging="283"/>
-        <w:jc w:val="both"/>
+        <w:jc w:val="center"/>
         <w:rPr>
           <w:lang w:val="ru-RU"/>
         </w:rPr>
@@ -10484,11 +10523,12 @@
           <w:noProof/>
           <w:lang w:val="ru-RU"/>
         </w:rPr>
+        <w:lastRenderedPageBreak/>
         <w:drawing>
-          <wp:inline distT="0" distB="0" distL="0" distR="0" wp14:anchorId="6031A10E" wp14:editId="222AC83C">
-            <wp:extent cx="6324600" cy="2857500"/>
+          <wp:inline distT="0" distB="0" distL="0" distR="0" wp14:anchorId="3689EF11" wp14:editId="0890A120">
+            <wp:extent cx="4152900" cy="6496050"/>
             <wp:effectExtent l="0" t="0" r="0" b="0"/>
-            <wp:docPr id="1022519773" name="Рисунок 8"/>
+            <wp:docPr id="1788815608" name="Рисунок 6"/>
             <wp:cNvGraphicFramePr>
               <a:graphicFrameLocks xmlns:a="http://schemas.openxmlformats.org/drawingml/2006/main" noChangeAspect="1"/>
             </wp:cNvGraphicFramePr>
@@ -10496,7 +10536,7 @@
               <a:graphicData uri="http://schemas.openxmlformats.org/drawingml/2006/picture">
                 <pic:pic xmlns:pic="http://schemas.openxmlformats.org/drawingml/2006/picture">
                   <pic:nvPicPr>
-                    <pic:cNvPr id="0" name="Picture 17"/>
+                    <pic:cNvPr id="0" name="Picture 6"/>
                     <pic:cNvPicPr>
                       <a:picLocks noChangeAspect="1" noChangeArrowheads="1"/>
                     </pic:cNvPicPr>
@@ -10517,7 +10557,7 @@
                   <pic:spPr bwMode="auto">
                     <a:xfrm>
                       <a:off x="0" y="0"/>
-                      <a:ext cx="6324600" cy="2857500"/>
+                      <a:ext cx="4152900" cy="6496050"/>
                     </a:xfrm>
                     <a:prstGeom prst="rect">
                       <a:avLst/>
@@ -10565,6 +10605,7 @@
           <w:szCs w:val="24"/>
           <w:lang w:val="ru-RU"/>
         </w:rPr>
+        <w:lastRenderedPageBreak/>
         <w:drawing>
           <wp:inline distT="0" distB="0" distL="0" distR="0" wp14:anchorId="590216B7" wp14:editId="319C3D4E">
             <wp:extent cx="3798570" cy="2809008"/>
@@ -10684,7 +10725,6 @@
           <w:szCs w:val="24"/>
           <w:lang w:val="ru-RU"/>
         </w:rPr>
-        <w:lastRenderedPageBreak/>
         <w:t>Секция 6 — раздел «Бронирование»</w:t>
       </w:r>
     </w:p>
@@ -10968,6 +11008,7 @@
           <w:szCs w:val="24"/>
           <w:lang w:val="ru-RU"/>
         </w:rPr>
+        <w:lastRenderedPageBreak/>
         <w:t>Цель этого раздела</w:t>
       </w:r>
       <w:r>
@@ -11140,7 +11181,6 @@
           <w:szCs w:val="24"/>
           <w:lang w:val="ru-RU"/>
         </w:rPr>
-        <w:lastRenderedPageBreak/>
         <w:t>Итоги дизайн-подхода</w:t>
       </w:r>
     </w:p>
@@ -11699,7 +11739,6 @@
           <w:szCs w:val="24"/>
           <w:lang w:val="ru-RU"/>
         </w:rPr>
-        <w:lastRenderedPageBreak/>
         <w:t>Форма бронирования</w:t>
       </w:r>
     </w:p>
@@ -12063,6 +12102,7 @@
           <w:sz w:val="24"/>
           <w:szCs w:val="24"/>
         </w:rPr>
+        <w:lastRenderedPageBreak/>
         <w:t xml:space="preserve">    font-size: 2rem;</w:t>
       </w:r>
     </w:p>
@@ -12704,6 +12744,7 @@
           <w:sz w:val="24"/>
           <w:szCs w:val="24"/>
         </w:rPr>
+        <w:lastRenderedPageBreak/>
         <w:t xml:space="preserve">    width: 100%;</w:t>
       </w:r>
     </w:p>
@@ -13110,7 +13151,6 @@
           <w:sz w:val="24"/>
           <w:szCs w:val="24"/>
         </w:rPr>
-        <w:lastRenderedPageBreak/>
         <w:t>@media (max-width: 768px) {</w:t>
       </w:r>
     </w:p>
@@ -13639,6 +13679,7 @@
           <w:szCs w:val="24"/>
           <w:lang w:val="ru-RU"/>
         </w:rPr>
+        <w:lastRenderedPageBreak/>
         <w:t>Анимация при скролле</w:t>
       </w:r>
     </w:p>
@@ -13991,7 +14032,6 @@
           <w:sz w:val="24"/>
           <w:szCs w:val="24"/>
         </w:rPr>
-        <w:lastRenderedPageBreak/>
         <w:t xml:space="preserve">  </w:t>
       </w:r>
       <w:r>
@@ -14743,7 +14783,6 @@
           <w:szCs w:val="24"/>
           <w:lang w:val="ru-RU"/>
         </w:rPr>
-        <w:lastRenderedPageBreak/>
         <w:t>Итог</w:t>
       </w:r>
       <w:r>
@@ -15143,6 +15182,7 @@
           <w:szCs w:val="24"/>
           <w:lang w:val="ru-RU"/>
         </w:rPr>
+        <w:lastRenderedPageBreak/>
         <w:t>Атрибуты ARIA для интерактивных элементов</w:t>
       </w:r>
     </w:p>

--- a/Проект РИ-331150.docx
+++ b/Проект РИ-331150.docx
@@ -146,7 +146,27 @@
                 <w:szCs w:val="17"/>
                 <w:lang w:eastAsia="ru-RU"/>
               </w:rPr>
-              <w:t>Федеральное государственное автономное образовательное учреждение высшего образования «Уральский федеральный университет имени первого Президента России Б.Н.Ельцина» (УрФУ)</w:t>
+              <w:t xml:space="preserve">Федеральное государственное автономное образовательное учреждение высшего образования «Уральский федеральный университет имени первого Президента России </w:t>
+            </w:r>
+            <w:proofErr w:type="spellStart"/>
+            <w:r>
+              <w:rPr>
+                <w:rFonts w:ascii="Times New Roman" w:hAnsi="Times New Roman"/>
+                <w:sz w:val="17"/>
+                <w:szCs w:val="17"/>
+                <w:lang w:eastAsia="ru-RU"/>
+              </w:rPr>
+              <w:t>Б.Н.Ельцина</w:t>
+            </w:r>
+            <w:proofErr w:type="spellEnd"/>
+            <w:r>
+              <w:rPr>
+                <w:rFonts w:ascii="Times New Roman" w:hAnsi="Times New Roman"/>
+                <w:sz w:val="17"/>
+                <w:szCs w:val="17"/>
+                <w:lang w:eastAsia="ru-RU"/>
+              </w:rPr>
+              <w:t>» (УрФУ)</w:t>
             </w:r>
           </w:p>
           <w:p>
@@ -711,6 +731,7 @@
           <w:lang w:eastAsia="ru-RU"/>
         </w:rPr>
       </w:pPr>
+      <w:proofErr w:type="spellStart"/>
       <w:r>
         <w:rPr>
           <w:rFonts w:ascii="Times New Roman" w:hAnsi="Times New Roman"/>
@@ -719,13 +740,10 @@
           <w:u w:val="single"/>
           <w:lang w:eastAsia="ru-RU"/>
         </w:rPr>
-        <w:t>Ремер А.К</w:t>
-      </w:r>
-    </w:p>
-    <w:p>
-      <w:pPr>
-        <w:pStyle w:val="ac"/>
-        <w:ind w:left="709"/>
+        <w:t>Ремер</w:t>
+      </w:r>
+      <w:proofErr w:type="spellEnd"/>
+      <w:r>
         <w:rPr>
           <w:rFonts w:ascii="Times New Roman" w:hAnsi="Times New Roman"/>
           <w:sz w:val="28"/>
@@ -733,8 +751,13 @@
           <w:u w:val="single"/>
           <w:lang w:eastAsia="ru-RU"/>
         </w:rPr>
-      </w:pPr>
-      <w:r>
+        <w:t xml:space="preserve"> А.К</w:t>
+      </w:r>
+    </w:p>
+    <w:p>
+      <w:pPr>
+        <w:pStyle w:val="ac"/>
+        <w:ind w:left="709"/>
         <w:rPr>
           <w:rFonts w:ascii="Times New Roman" w:hAnsi="Times New Roman"/>
           <w:sz w:val="28"/>
@@ -742,13 +765,8 @@
           <w:u w:val="single"/>
           <w:lang w:eastAsia="ru-RU"/>
         </w:rPr>
-        <w:t>Устинов И.С</w:t>
-      </w:r>
-    </w:p>
-    <w:p>
-      <w:pPr>
-        <w:pStyle w:val="ac"/>
-        <w:ind w:left="709"/>
+      </w:pPr>
+      <w:r>
         <w:rPr>
           <w:rFonts w:ascii="Times New Roman" w:hAnsi="Times New Roman"/>
           <w:sz w:val="28"/>
@@ -756,7 +774,9 @@
           <w:u w:val="single"/>
           <w:lang w:eastAsia="ru-RU"/>
         </w:rPr>
-      </w:pPr>
+        <w:t xml:space="preserve">Устинов </w:t>
+      </w:r>
+      <w:proofErr w:type="gramStart"/>
       <w:r>
         <w:rPr>
           <w:rFonts w:ascii="Times New Roman" w:hAnsi="Times New Roman"/>
@@ -765,8 +785,44 @@
           <w:u w:val="single"/>
           <w:lang w:eastAsia="ru-RU"/>
         </w:rPr>
-        <w:t>Хадеев Д.А</w:t>
-      </w:r>
+        <w:t>И.С</w:t>
+      </w:r>
+      <w:proofErr w:type="gramEnd"/>
+    </w:p>
+    <w:p>
+      <w:pPr>
+        <w:pStyle w:val="ac"/>
+        <w:ind w:left="709"/>
+        <w:rPr>
+          <w:rFonts w:ascii="Times New Roman" w:hAnsi="Times New Roman"/>
+          <w:sz w:val="28"/>
+          <w:szCs w:val="28"/>
+          <w:u w:val="single"/>
+          <w:lang w:eastAsia="ru-RU"/>
+        </w:rPr>
+      </w:pPr>
+      <w:r>
+        <w:rPr>
+          <w:rFonts w:ascii="Times New Roman" w:hAnsi="Times New Roman"/>
+          <w:sz w:val="28"/>
+          <w:szCs w:val="28"/>
+          <w:u w:val="single"/>
+          <w:lang w:eastAsia="ru-RU"/>
+        </w:rPr>
+        <w:t xml:space="preserve">Хадеев </w:t>
+      </w:r>
+      <w:proofErr w:type="gramStart"/>
+      <w:r>
+        <w:rPr>
+          <w:rFonts w:ascii="Times New Roman" w:hAnsi="Times New Roman"/>
+          <w:sz w:val="28"/>
+          <w:szCs w:val="28"/>
+          <w:u w:val="single"/>
+          <w:lang w:eastAsia="ru-RU"/>
+        </w:rPr>
+        <w:t>Д.А</w:t>
+      </w:r>
+      <w:proofErr w:type="gramEnd"/>
     </w:p>
     <w:p>
       <w:pPr>
@@ -1889,7 +1945,27 @@
           <w:szCs w:val="24"/>
           <w:lang w:val="ru-RU"/>
         </w:rPr>
-        <w:t>Спроектировать структуру сайта: определить основные разделы (Главная, О нас, Меню, Акции, Бронирование, Отзывы, Контакты, Подписка) и их наполнение.</w:t>
+        <w:t>Спроектировать структуру сайта: определить основные разделы (Главная</w:t>
+      </w:r>
+      <w:proofErr w:type="gramStart"/>
+      <w:r>
+        <w:rPr>
+          <w:rFonts w:ascii="Times New Roman" w:hAnsi="Times New Roman" w:cs="Times New Roman"/>
+          <w:sz w:val="24"/>
+          <w:szCs w:val="24"/>
+          <w:lang w:val="ru-RU"/>
+        </w:rPr>
+        <w:t>, О</w:t>
+      </w:r>
+      <w:proofErr w:type="gramEnd"/>
+      <w:r>
+        <w:rPr>
+          <w:rFonts w:ascii="Times New Roman" w:hAnsi="Times New Roman" w:cs="Times New Roman"/>
+          <w:sz w:val="24"/>
+          <w:szCs w:val="24"/>
+          <w:lang w:val="ru-RU"/>
+        </w:rPr>
+        <w:t xml:space="preserve"> нас, Меню, Акции, Бронирование, Отзывы, Контакты, Подписка) и их наполнение.</w:t>
       </w:r>
     </w:p>
     <w:p>
@@ -1961,7 +2037,27 @@
           <w:szCs w:val="24"/>
           <w:lang w:val="ru-RU"/>
         </w:rPr>
-        <w:t>Внедрить интерактивные элементы: онлайн-бронирование с валидацией данных, слайдер отзывов, форму подписки, анимации появления элементов при скролле.</w:t>
+        <w:t xml:space="preserve">Внедрить интерактивные элементы: онлайн-бронирование с валидацией данных, слайдер отзывов, форму подписки, анимации появления элементов при </w:t>
+      </w:r>
+      <w:proofErr w:type="spellStart"/>
+      <w:r>
+        <w:rPr>
+          <w:rFonts w:ascii="Times New Roman" w:hAnsi="Times New Roman" w:cs="Times New Roman"/>
+          <w:sz w:val="24"/>
+          <w:szCs w:val="24"/>
+          <w:lang w:val="ru-RU"/>
+        </w:rPr>
+        <w:t>скролле</w:t>
+      </w:r>
+      <w:proofErr w:type="spellEnd"/>
+      <w:r>
+        <w:rPr>
+          <w:rFonts w:ascii="Times New Roman" w:hAnsi="Times New Roman" w:cs="Times New Roman"/>
+          <w:sz w:val="24"/>
+          <w:szCs w:val="24"/>
+          <w:lang w:val="ru-RU"/>
+        </w:rPr>
+        <w:t>.</w:t>
       </w:r>
     </w:p>
     <w:p>
@@ -2870,7 +2966,27 @@
           <w:spacing w:val="-5"/>
           <w:bdr w:val="none" w:sz="0" w:space="0" w:color="auto" w:frame="1"/>
         </w:rPr>
-        <w:t xml:space="preserve"> блюда меню, заявка на бронирование (формализованный запрос пользователя), подписчик (пользователь, оставивший email для получения новостей).</w:t>
+        <w:t xml:space="preserve"> блюда меню, заявка на бронирование (формализованный запрос пользователя), подписчик (пользователь, оставивший </w:t>
+      </w:r>
+      <w:proofErr w:type="spellStart"/>
+      <w:r>
+        <w:rPr>
+          <w:rStyle w:val="sc-bznhio"/>
+          <w:rFonts w:eastAsiaTheme="majorEastAsia"/>
+          <w:spacing w:val="-5"/>
+          <w:bdr w:val="none" w:sz="0" w:space="0" w:color="auto" w:frame="1"/>
+        </w:rPr>
+        <w:t>email</w:t>
+      </w:r>
+      <w:proofErr w:type="spellEnd"/>
+      <w:r>
+        <w:rPr>
+          <w:rStyle w:val="sc-bznhio"/>
+          <w:rFonts w:eastAsiaTheme="majorEastAsia"/>
+          <w:spacing w:val="-5"/>
+          <w:bdr w:val="none" w:sz="0" w:space="0" w:color="auto" w:frame="1"/>
+        </w:rPr>
+        <w:t xml:space="preserve"> для получения новостей).</w:t>
       </w:r>
     </w:p>
     <w:p>
@@ -3253,7 +3369,27 @@
           <w:spacing w:val="-5"/>
           <w:bdr w:val="none" w:sz="0" w:space="0" w:color="auto" w:frame="1"/>
         </w:rPr>
-        <w:t>Система → Маркетинг (сбор подписчиков → автоматизация email-рассылок, анализ популярных блюд).</w:t>
+        <w:t xml:space="preserve">Система → Маркетинг (сбор подписчиков → автоматизация </w:t>
+      </w:r>
+      <w:proofErr w:type="spellStart"/>
+      <w:r>
+        <w:rPr>
+          <w:rStyle w:val="sc-bznhio"/>
+          <w:rFonts w:eastAsiaTheme="majorEastAsia"/>
+          <w:spacing w:val="-5"/>
+          <w:bdr w:val="none" w:sz="0" w:space="0" w:color="auto" w:frame="1"/>
+        </w:rPr>
+        <w:t>email</w:t>
+      </w:r>
+      <w:proofErr w:type="spellEnd"/>
+      <w:r>
+        <w:rPr>
+          <w:rStyle w:val="sc-bznhio"/>
+          <w:rFonts w:eastAsiaTheme="majorEastAsia"/>
+          <w:spacing w:val="-5"/>
+          <w:bdr w:val="none" w:sz="0" w:space="0" w:color="auto" w:frame="1"/>
+        </w:rPr>
+        <w:t>-рассылок, анализ популярных блюд).</w:t>
       </w:r>
     </w:p>
     <w:p>
@@ -4241,26 +4377,82 @@
           <w:sz w:val="24"/>
           <w:szCs w:val="24"/>
         </w:rPr>
-        <w:t xml:space="preserve">    initMobileMenu(),</w:t>
-      </w:r>
-    </w:p>
-    <w:p>
-      <w:pPr>
-        <w:ind w:left="567" w:firstLine="709"/>
-        <w:jc w:val="both"/>
-        <w:rPr>
-          <w:rFonts w:ascii="Times New Roman" w:hAnsi="Times New Roman" w:cs="Times New Roman"/>
-          <w:sz w:val="24"/>
-          <w:szCs w:val="24"/>
-        </w:rPr>
-      </w:pPr>
-      <w:r>
-        <w:rPr>
-          <w:rFonts w:ascii="Times New Roman" w:hAnsi="Times New Roman" w:cs="Times New Roman"/>
-          <w:sz w:val="24"/>
-          <w:szCs w:val="24"/>
-        </w:rPr>
-        <w:t xml:space="preserve">    handleSmoothScroll()</w:t>
+        <w:t xml:space="preserve">    </w:t>
+      </w:r>
+      <w:proofErr w:type="spellStart"/>
+      <w:proofErr w:type="gramStart"/>
+      <w:r>
+        <w:rPr>
+          <w:rFonts w:ascii="Times New Roman" w:hAnsi="Times New Roman" w:cs="Times New Roman"/>
+          <w:sz w:val="24"/>
+          <w:szCs w:val="24"/>
+        </w:rPr>
+        <w:t>initMobileMenu</w:t>
+      </w:r>
+      <w:proofErr w:type="spellEnd"/>
+      <w:r>
+        <w:rPr>
+          <w:rFonts w:ascii="Times New Roman" w:hAnsi="Times New Roman" w:cs="Times New Roman"/>
+          <w:sz w:val="24"/>
+          <w:szCs w:val="24"/>
+        </w:rPr>
+        <w:t>(</w:t>
+      </w:r>
+      <w:proofErr w:type="gramEnd"/>
+      <w:r>
+        <w:rPr>
+          <w:rFonts w:ascii="Times New Roman" w:hAnsi="Times New Roman" w:cs="Times New Roman"/>
+          <w:sz w:val="24"/>
+          <w:szCs w:val="24"/>
+        </w:rPr>
+        <w:t>),</w:t>
+      </w:r>
+    </w:p>
+    <w:p>
+      <w:pPr>
+        <w:ind w:left="567" w:firstLine="709"/>
+        <w:jc w:val="both"/>
+        <w:rPr>
+          <w:rFonts w:ascii="Times New Roman" w:hAnsi="Times New Roman" w:cs="Times New Roman"/>
+          <w:sz w:val="24"/>
+          <w:szCs w:val="24"/>
+        </w:rPr>
+      </w:pPr>
+      <w:r>
+        <w:rPr>
+          <w:rFonts w:ascii="Times New Roman" w:hAnsi="Times New Roman" w:cs="Times New Roman"/>
+          <w:sz w:val="24"/>
+          <w:szCs w:val="24"/>
+        </w:rPr>
+        <w:t xml:space="preserve">    </w:t>
+      </w:r>
+      <w:proofErr w:type="spellStart"/>
+      <w:proofErr w:type="gramStart"/>
+      <w:r>
+        <w:rPr>
+          <w:rFonts w:ascii="Times New Roman" w:hAnsi="Times New Roman" w:cs="Times New Roman"/>
+          <w:sz w:val="24"/>
+          <w:szCs w:val="24"/>
+        </w:rPr>
+        <w:t>handleSmoothScroll</w:t>
+      </w:r>
+      <w:proofErr w:type="spellEnd"/>
+      <w:r>
+        <w:rPr>
+          <w:rFonts w:ascii="Times New Roman" w:hAnsi="Times New Roman" w:cs="Times New Roman"/>
+          <w:sz w:val="24"/>
+          <w:szCs w:val="24"/>
+        </w:rPr>
+        <w:t>(</w:t>
+      </w:r>
+      <w:proofErr w:type="gramEnd"/>
+      <w:r>
+        <w:rPr>
+          <w:rFonts w:ascii="Times New Roman" w:hAnsi="Times New Roman" w:cs="Times New Roman"/>
+          <w:sz w:val="24"/>
+          <w:szCs w:val="24"/>
+        </w:rPr>
+        <w:t>)</w:t>
       </w:r>
     </w:p>
     <w:p>
@@ -4336,7 +4528,35 @@
           <w:sz w:val="24"/>
           <w:szCs w:val="24"/>
         </w:rPr>
-        <w:t xml:space="preserve">    initTestimonials(),</w:t>
+        <w:t xml:space="preserve">    </w:t>
+      </w:r>
+      <w:proofErr w:type="spellStart"/>
+      <w:proofErr w:type="gramStart"/>
+      <w:r>
+        <w:rPr>
+          <w:rFonts w:ascii="Times New Roman" w:hAnsi="Times New Roman" w:cs="Times New Roman"/>
+          <w:sz w:val="24"/>
+          <w:szCs w:val="24"/>
+        </w:rPr>
+        <w:t>initTestimonials</w:t>
+      </w:r>
+      <w:proofErr w:type="spellEnd"/>
+      <w:r>
+        <w:rPr>
+          <w:rFonts w:ascii="Times New Roman" w:hAnsi="Times New Roman" w:cs="Times New Roman"/>
+          <w:sz w:val="24"/>
+          <w:szCs w:val="24"/>
+        </w:rPr>
+        <w:t>(</w:t>
+      </w:r>
+      <w:proofErr w:type="gramEnd"/>
+      <w:r>
+        <w:rPr>
+          <w:rFonts w:ascii="Times New Roman" w:hAnsi="Times New Roman" w:cs="Times New Roman"/>
+          <w:sz w:val="24"/>
+          <w:szCs w:val="24"/>
+        </w:rPr>
+        <w:t>),</w:t>
       </w:r>
     </w:p>
     <w:p>
@@ -4356,26 +4576,82 @@
           <w:szCs w:val="24"/>
         </w:rPr>
         <w:lastRenderedPageBreak/>
-        <w:t xml:space="preserve">    autoRotate(),</w:t>
-      </w:r>
-    </w:p>
-    <w:p>
-      <w:pPr>
-        <w:ind w:left="567" w:firstLine="709"/>
-        <w:jc w:val="both"/>
-        <w:rPr>
-          <w:rFonts w:ascii="Times New Roman" w:hAnsi="Times New Roman" w:cs="Times New Roman"/>
-          <w:sz w:val="24"/>
-          <w:szCs w:val="24"/>
-        </w:rPr>
-      </w:pPr>
-      <w:r>
-        <w:rPr>
-          <w:rFonts w:ascii="Times New Roman" w:hAnsi="Times New Roman" w:cs="Times New Roman"/>
-          <w:sz w:val="24"/>
-          <w:szCs w:val="24"/>
-        </w:rPr>
-        <w:t xml:space="preserve">    handleDotNavigation()</w:t>
+        <w:t xml:space="preserve">    </w:t>
+      </w:r>
+      <w:proofErr w:type="spellStart"/>
+      <w:proofErr w:type="gramStart"/>
+      <w:r>
+        <w:rPr>
+          <w:rFonts w:ascii="Times New Roman" w:hAnsi="Times New Roman" w:cs="Times New Roman"/>
+          <w:sz w:val="24"/>
+          <w:szCs w:val="24"/>
+        </w:rPr>
+        <w:t>autoRotate</w:t>
+      </w:r>
+      <w:proofErr w:type="spellEnd"/>
+      <w:r>
+        <w:rPr>
+          <w:rFonts w:ascii="Times New Roman" w:hAnsi="Times New Roman" w:cs="Times New Roman"/>
+          <w:sz w:val="24"/>
+          <w:szCs w:val="24"/>
+        </w:rPr>
+        <w:t>(</w:t>
+      </w:r>
+      <w:proofErr w:type="gramEnd"/>
+      <w:r>
+        <w:rPr>
+          <w:rFonts w:ascii="Times New Roman" w:hAnsi="Times New Roman" w:cs="Times New Roman"/>
+          <w:sz w:val="24"/>
+          <w:szCs w:val="24"/>
+        </w:rPr>
+        <w:t>),</w:t>
+      </w:r>
+    </w:p>
+    <w:p>
+      <w:pPr>
+        <w:ind w:left="567" w:firstLine="709"/>
+        <w:jc w:val="both"/>
+        <w:rPr>
+          <w:rFonts w:ascii="Times New Roman" w:hAnsi="Times New Roman" w:cs="Times New Roman"/>
+          <w:sz w:val="24"/>
+          <w:szCs w:val="24"/>
+        </w:rPr>
+      </w:pPr>
+      <w:r>
+        <w:rPr>
+          <w:rFonts w:ascii="Times New Roman" w:hAnsi="Times New Roman" w:cs="Times New Roman"/>
+          <w:sz w:val="24"/>
+          <w:szCs w:val="24"/>
+        </w:rPr>
+        <w:t xml:space="preserve">    </w:t>
+      </w:r>
+      <w:proofErr w:type="spellStart"/>
+      <w:proofErr w:type="gramStart"/>
+      <w:r>
+        <w:rPr>
+          <w:rFonts w:ascii="Times New Roman" w:hAnsi="Times New Roman" w:cs="Times New Roman"/>
+          <w:sz w:val="24"/>
+          <w:szCs w:val="24"/>
+        </w:rPr>
+        <w:t>handleDotNavigation</w:t>
+      </w:r>
+      <w:proofErr w:type="spellEnd"/>
+      <w:r>
+        <w:rPr>
+          <w:rFonts w:ascii="Times New Roman" w:hAnsi="Times New Roman" w:cs="Times New Roman"/>
+          <w:sz w:val="24"/>
+          <w:szCs w:val="24"/>
+        </w:rPr>
+        <w:t>(</w:t>
+      </w:r>
+      <w:proofErr w:type="gramEnd"/>
+      <w:r>
+        <w:rPr>
+          <w:rFonts w:ascii="Times New Roman" w:hAnsi="Times New Roman" w:cs="Times New Roman"/>
+          <w:sz w:val="24"/>
+          <w:szCs w:val="24"/>
+        </w:rPr>
+        <w:t>)</w:t>
       </w:r>
     </w:p>
     <w:p>
@@ -4451,64 +4727,176 @@
           <w:sz w:val="24"/>
           <w:szCs w:val="24"/>
         </w:rPr>
-        <w:t xml:space="preserve">    applyInputMasks(),</w:t>
-      </w:r>
-    </w:p>
-    <w:p>
-      <w:pPr>
-        <w:ind w:left="567" w:firstLine="709"/>
-        <w:jc w:val="both"/>
-        <w:rPr>
-          <w:rFonts w:ascii="Times New Roman" w:hAnsi="Times New Roman" w:cs="Times New Roman"/>
-          <w:sz w:val="24"/>
-          <w:szCs w:val="24"/>
-        </w:rPr>
-      </w:pPr>
-      <w:r>
-        <w:rPr>
-          <w:rFonts w:ascii="Times New Roman" w:hAnsi="Times New Roman" w:cs="Times New Roman"/>
-          <w:sz w:val="24"/>
-          <w:szCs w:val="24"/>
-        </w:rPr>
-        <w:t xml:space="preserve">    validateRepairForm(),</w:t>
-      </w:r>
-    </w:p>
-    <w:p>
-      <w:pPr>
-        <w:ind w:left="567" w:firstLine="709"/>
-        <w:jc w:val="both"/>
-        <w:rPr>
-          <w:rFonts w:ascii="Times New Roman" w:hAnsi="Times New Roman" w:cs="Times New Roman"/>
-          <w:sz w:val="24"/>
-          <w:szCs w:val="24"/>
-        </w:rPr>
-      </w:pPr>
-      <w:r>
-        <w:rPr>
-          <w:rFonts w:ascii="Times New Roman" w:hAnsi="Times New Roman" w:cs="Times New Roman"/>
-          <w:sz w:val="24"/>
-          <w:szCs w:val="24"/>
-        </w:rPr>
-        <w:t xml:space="preserve">    handleSubscribe(),</w:t>
-      </w:r>
-    </w:p>
-    <w:p>
-      <w:pPr>
-        <w:ind w:left="567" w:firstLine="709"/>
-        <w:jc w:val="both"/>
-        <w:rPr>
-          <w:rFonts w:ascii="Times New Roman" w:hAnsi="Times New Roman" w:cs="Times New Roman"/>
-          <w:sz w:val="24"/>
-          <w:szCs w:val="24"/>
-        </w:rPr>
-      </w:pPr>
-      <w:r>
-        <w:rPr>
-          <w:rFonts w:ascii="Times New Roman" w:hAnsi="Times New Roman" w:cs="Times New Roman"/>
-          <w:sz w:val="24"/>
-          <w:szCs w:val="24"/>
-        </w:rPr>
-        <w:t xml:space="preserve">    showResponse(message, type)</w:t>
+        <w:t xml:space="preserve">    </w:t>
+      </w:r>
+      <w:proofErr w:type="spellStart"/>
+      <w:proofErr w:type="gramStart"/>
+      <w:r>
+        <w:rPr>
+          <w:rFonts w:ascii="Times New Roman" w:hAnsi="Times New Roman" w:cs="Times New Roman"/>
+          <w:sz w:val="24"/>
+          <w:szCs w:val="24"/>
+        </w:rPr>
+        <w:t>applyInputMasks</w:t>
+      </w:r>
+      <w:proofErr w:type="spellEnd"/>
+      <w:r>
+        <w:rPr>
+          <w:rFonts w:ascii="Times New Roman" w:hAnsi="Times New Roman" w:cs="Times New Roman"/>
+          <w:sz w:val="24"/>
+          <w:szCs w:val="24"/>
+        </w:rPr>
+        <w:t>(</w:t>
+      </w:r>
+      <w:proofErr w:type="gramEnd"/>
+      <w:r>
+        <w:rPr>
+          <w:rFonts w:ascii="Times New Roman" w:hAnsi="Times New Roman" w:cs="Times New Roman"/>
+          <w:sz w:val="24"/>
+          <w:szCs w:val="24"/>
+        </w:rPr>
+        <w:t>),</w:t>
+      </w:r>
+    </w:p>
+    <w:p>
+      <w:pPr>
+        <w:ind w:left="567" w:firstLine="709"/>
+        <w:jc w:val="both"/>
+        <w:rPr>
+          <w:rFonts w:ascii="Times New Roman" w:hAnsi="Times New Roman" w:cs="Times New Roman"/>
+          <w:sz w:val="24"/>
+          <w:szCs w:val="24"/>
+        </w:rPr>
+      </w:pPr>
+      <w:r>
+        <w:rPr>
+          <w:rFonts w:ascii="Times New Roman" w:hAnsi="Times New Roman" w:cs="Times New Roman"/>
+          <w:sz w:val="24"/>
+          <w:szCs w:val="24"/>
+        </w:rPr>
+        <w:t xml:space="preserve">    </w:t>
+      </w:r>
+      <w:proofErr w:type="spellStart"/>
+      <w:proofErr w:type="gramStart"/>
+      <w:r>
+        <w:rPr>
+          <w:rFonts w:ascii="Times New Roman" w:hAnsi="Times New Roman" w:cs="Times New Roman"/>
+          <w:sz w:val="24"/>
+          <w:szCs w:val="24"/>
+        </w:rPr>
+        <w:t>validateRepairForm</w:t>
+      </w:r>
+      <w:proofErr w:type="spellEnd"/>
+      <w:r>
+        <w:rPr>
+          <w:rFonts w:ascii="Times New Roman" w:hAnsi="Times New Roman" w:cs="Times New Roman"/>
+          <w:sz w:val="24"/>
+          <w:szCs w:val="24"/>
+        </w:rPr>
+        <w:t>(</w:t>
+      </w:r>
+      <w:proofErr w:type="gramEnd"/>
+      <w:r>
+        <w:rPr>
+          <w:rFonts w:ascii="Times New Roman" w:hAnsi="Times New Roman" w:cs="Times New Roman"/>
+          <w:sz w:val="24"/>
+          <w:szCs w:val="24"/>
+        </w:rPr>
+        <w:t>),</w:t>
+      </w:r>
+    </w:p>
+    <w:p>
+      <w:pPr>
+        <w:ind w:left="567" w:firstLine="709"/>
+        <w:jc w:val="both"/>
+        <w:rPr>
+          <w:rFonts w:ascii="Times New Roman" w:hAnsi="Times New Roman" w:cs="Times New Roman"/>
+          <w:sz w:val="24"/>
+          <w:szCs w:val="24"/>
+        </w:rPr>
+      </w:pPr>
+      <w:r>
+        <w:rPr>
+          <w:rFonts w:ascii="Times New Roman" w:hAnsi="Times New Roman" w:cs="Times New Roman"/>
+          <w:sz w:val="24"/>
+          <w:szCs w:val="24"/>
+        </w:rPr>
+        <w:t xml:space="preserve">    </w:t>
+      </w:r>
+      <w:proofErr w:type="spellStart"/>
+      <w:proofErr w:type="gramStart"/>
+      <w:r>
+        <w:rPr>
+          <w:rFonts w:ascii="Times New Roman" w:hAnsi="Times New Roman" w:cs="Times New Roman"/>
+          <w:sz w:val="24"/>
+          <w:szCs w:val="24"/>
+        </w:rPr>
+        <w:t>handleSubscribe</w:t>
+      </w:r>
+      <w:proofErr w:type="spellEnd"/>
+      <w:r>
+        <w:rPr>
+          <w:rFonts w:ascii="Times New Roman" w:hAnsi="Times New Roman" w:cs="Times New Roman"/>
+          <w:sz w:val="24"/>
+          <w:szCs w:val="24"/>
+        </w:rPr>
+        <w:t>(</w:t>
+      </w:r>
+      <w:proofErr w:type="gramEnd"/>
+      <w:r>
+        <w:rPr>
+          <w:rFonts w:ascii="Times New Roman" w:hAnsi="Times New Roman" w:cs="Times New Roman"/>
+          <w:sz w:val="24"/>
+          <w:szCs w:val="24"/>
+        </w:rPr>
+        <w:t>),</w:t>
+      </w:r>
+    </w:p>
+    <w:p>
+      <w:pPr>
+        <w:ind w:left="567" w:firstLine="709"/>
+        <w:jc w:val="both"/>
+        <w:rPr>
+          <w:rFonts w:ascii="Times New Roman" w:hAnsi="Times New Roman" w:cs="Times New Roman"/>
+          <w:sz w:val="24"/>
+          <w:szCs w:val="24"/>
+        </w:rPr>
+      </w:pPr>
+      <w:r>
+        <w:rPr>
+          <w:rFonts w:ascii="Times New Roman" w:hAnsi="Times New Roman" w:cs="Times New Roman"/>
+          <w:sz w:val="24"/>
+          <w:szCs w:val="24"/>
+        </w:rPr>
+        <w:t xml:space="preserve">    </w:t>
+      </w:r>
+      <w:proofErr w:type="spellStart"/>
+      <w:proofErr w:type="gramStart"/>
+      <w:r>
+        <w:rPr>
+          <w:rFonts w:ascii="Times New Roman" w:hAnsi="Times New Roman" w:cs="Times New Roman"/>
+          <w:sz w:val="24"/>
+          <w:szCs w:val="24"/>
+        </w:rPr>
+        <w:t>showResponse</w:t>
+      </w:r>
+      <w:proofErr w:type="spellEnd"/>
+      <w:r>
+        <w:rPr>
+          <w:rFonts w:ascii="Times New Roman" w:hAnsi="Times New Roman" w:cs="Times New Roman"/>
+          <w:sz w:val="24"/>
+          <w:szCs w:val="24"/>
+        </w:rPr>
+        <w:t>(</w:t>
+      </w:r>
+      <w:proofErr w:type="gramEnd"/>
+      <w:r>
+        <w:rPr>
+          <w:rFonts w:ascii="Times New Roman" w:hAnsi="Times New Roman" w:cs="Times New Roman"/>
+          <w:sz w:val="24"/>
+          <w:szCs w:val="24"/>
+        </w:rPr>
+        <w:t>message, type)</w:t>
       </w:r>
     </w:p>
     <w:p>
@@ -4579,49 +4967,131 @@
           <w:szCs w:val="24"/>
           <w:lang w:val="ru-RU"/>
         </w:rPr>
-        <w:t xml:space="preserve">  Animations: {</w:t>
-      </w:r>
-    </w:p>
-    <w:p>
-      <w:pPr>
-        <w:ind w:left="567" w:firstLine="709"/>
-        <w:jc w:val="both"/>
-        <w:rPr>
-          <w:rFonts w:ascii="Times New Roman" w:hAnsi="Times New Roman" w:cs="Times New Roman"/>
-          <w:sz w:val="24"/>
-          <w:szCs w:val="24"/>
-          <w:lang w:val="ru-RU"/>
-        </w:rPr>
-      </w:pPr>
-      <w:r>
-        <w:rPr>
-          <w:rFonts w:ascii="Times New Roman" w:hAnsi="Times New Roman" w:cs="Times New Roman"/>
-          <w:sz w:val="24"/>
-          <w:szCs w:val="24"/>
-          <w:lang w:val="ru-RU"/>
-        </w:rPr>
-        <w:t xml:space="preserve">    initScrollAnimations(),</w:t>
-      </w:r>
-    </w:p>
-    <w:p>
-      <w:pPr>
-        <w:ind w:left="567" w:firstLine="709"/>
-        <w:jc w:val="both"/>
-        <w:rPr>
-          <w:rFonts w:ascii="Times New Roman" w:hAnsi="Times New Roman" w:cs="Times New Roman"/>
-          <w:sz w:val="24"/>
-          <w:szCs w:val="24"/>
-          <w:lang w:val="ru-RU"/>
-        </w:rPr>
-      </w:pPr>
-      <w:r>
-        <w:rPr>
-          <w:rFonts w:ascii="Times New Roman" w:hAnsi="Times New Roman" w:cs="Times New Roman"/>
-          <w:sz w:val="24"/>
-          <w:szCs w:val="24"/>
-          <w:lang w:val="ru-RU"/>
-        </w:rPr>
-        <w:t xml:space="preserve">    checkElementVisibility()</w:t>
+        <w:t xml:space="preserve">  </w:t>
+      </w:r>
+      <w:proofErr w:type="spellStart"/>
+      <w:r>
+        <w:rPr>
+          <w:rFonts w:ascii="Times New Roman" w:hAnsi="Times New Roman" w:cs="Times New Roman"/>
+          <w:sz w:val="24"/>
+          <w:szCs w:val="24"/>
+          <w:lang w:val="ru-RU"/>
+        </w:rPr>
+        <w:t>Animations</w:t>
+      </w:r>
+      <w:proofErr w:type="spellEnd"/>
+      <w:r>
+        <w:rPr>
+          <w:rFonts w:ascii="Times New Roman" w:hAnsi="Times New Roman" w:cs="Times New Roman"/>
+          <w:sz w:val="24"/>
+          <w:szCs w:val="24"/>
+          <w:lang w:val="ru-RU"/>
+        </w:rPr>
+        <w:t>: {</w:t>
+      </w:r>
+    </w:p>
+    <w:p>
+      <w:pPr>
+        <w:ind w:left="567" w:firstLine="709"/>
+        <w:jc w:val="both"/>
+        <w:rPr>
+          <w:rFonts w:ascii="Times New Roman" w:hAnsi="Times New Roman" w:cs="Times New Roman"/>
+          <w:sz w:val="24"/>
+          <w:szCs w:val="24"/>
+          <w:lang w:val="ru-RU"/>
+        </w:rPr>
+      </w:pPr>
+      <w:r>
+        <w:rPr>
+          <w:rFonts w:ascii="Times New Roman" w:hAnsi="Times New Roman" w:cs="Times New Roman"/>
+          <w:sz w:val="24"/>
+          <w:szCs w:val="24"/>
+          <w:lang w:val="ru-RU"/>
+        </w:rPr>
+        <w:t xml:space="preserve">    </w:t>
+      </w:r>
+      <w:proofErr w:type="spellStart"/>
+      <w:proofErr w:type="gramStart"/>
+      <w:r>
+        <w:rPr>
+          <w:rFonts w:ascii="Times New Roman" w:hAnsi="Times New Roman" w:cs="Times New Roman"/>
+          <w:sz w:val="24"/>
+          <w:szCs w:val="24"/>
+          <w:lang w:val="ru-RU"/>
+        </w:rPr>
+        <w:t>initScrollAnimations</w:t>
+      </w:r>
+      <w:proofErr w:type="spellEnd"/>
+      <w:r>
+        <w:rPr>
+          <w:rFonts w:ascii="Times New Roman" w:hAnsi="Times New Roman" w:cs="Times New Roman"/>
+          <w:sz w:val="24"/>
+          <w:szCs w:val="24"/>
+          <w:lang w:val="ru-RU"/>
+        </w:rPr>
+        <w:t>(</w:t>
+      </w:r>
+      <w:proofErr w:type="gramEnd"/>
+      <w:r>
+        <w:rPr>
+          <w:rFonts w:ascii="Times New Roman" w:hAnsi="Times New Roman" w:cs="Times New Roman"/>
+          <w:sz w:val="24"/>
+          <w:szCs w:val="24"/>
+          <w:lang w:val="ru-RU"/>
+        </w:rPr>
+        <w:t>),</w:t>
+      </w:r>
+    </w:p>
+    <w:p>
+      <w:pPr>
+        <w:ind w:left="567" w:firstLine="709"/>
+        <w:jc w:val="both"/>
+        <w:rPr>
+          <w:rFonts w:ascii="Times New Roman" w:hAnsi="Times New Roman" w:cs="Times New Roman"/>
+          <w:sz w:val="24"/>
+          <w:szCs w:val="24"/>
+          <w:lang w:val="ru-RU"/>
+        </w:rPr>
+      </w:pPr>
+      <w:r>
+        <w:rPr>
+          <w:rFonts w:ascii="Times New Roman" w:hAnsi="Times New Roman" w:cs="Times New Roman"/>
+          <w:sz w:val="24"/>
+          <w:szCs w:val="24"/>
+          <w:lang w:val="ru-RU"/>
+        </w:rPr>
+        <w:t xml:space="preserve">    </w:t>
+      </w:r>
+      <w:proofErr w:type="spellStart"/>
+      <w:proofErr w:type="gramStart"/>
+      <w:r>
+        <w:rPr>
+          <w:rFonts w:ascii="Times New Roman" w:hAnsi="Times New Roman" w:cs="Times New Roman"/>
+          <w:sz w:val="24"/>
+          <w:szCs w:val="24"/>
+          <w:lang w:val="ru-RU"/>
+        </w:rPr>
+        <w:t>checkElementVisibility</w:t>
+      </w:r>
+      <w:proofErr w:type="spellEnd"/>
+      <w:r>
+        <w:rPr>
+          <w:rFonts w:ascii="Times New Roman" w:hAnsi="Times New Roman" w:cs="Times New Roman"/>
+          <w:sz w:val="24"/>
+          <w:szCs w:val="24"/>
+          <w:lang w:val="ru-RU"/>
+        </w:rPr>
+        <w:t>(</w:t>
+      </w:r>
+      <w:proofErr w:type="gramEnd"/>
+      <w:r>
+        <w:rPr>
+          <w:rFonts w:ascii="Times New Roman" w:hAnsi="Times New Roman" w:cs="Times New Roman"/>
+          <w:sz w:val="24"/>
+          <w:szCs w:val="24"/>
+          <w:lang w:val="ru-RU"/>
+        </w:rPr>
+        <w:t>)</w:t>
       </w:r>
     </w:p>
     <w:p>
@@ -4906,13 +5376,23 @@
           <w:szCs w:val="24"/>
         </w:rPr>
       </w:pPr>
-      <w:r>
-        <w:rPr>
-          <w:rFonts w:ascii="Times New Roman" w:hAnsi="Times New Roman" w:cs="Times New Roman"/>
-          <w:sz w:val="24"/>
-          <w:szCs w:val="24"/>
-        </w:rPr>
-        <w:t>repairForm.addEventListener('submit', (e) =&gt; {</w:t>
+      <w:proofErr w:type="spellStart"/>
+      <w:r>
+        <w:rPr>
+          <w:rFonts w:ascii="Times New Roman" w:hAnsi="Times New Roman" w:cs="Times New Roman"/>
+          <w:sz w:val="24"/>
+          <w:szCs w:val="24"/>
+        </w:rPr>
+        <w:t>repairForm.addEventListener</w:t>
+      </w:r>
+      <w:proofErr w:type="spellEnd"/>
+      <w:r>
+        <w:rPr>
+          <w:rFonts w:ascii="Times New Roman" w:hAnsi="Times New Roman" w:cs="Times New Roman"/>
+          <w:sz w:val="24"/>
+          <w:szCs w:val="24"/>
+        </w:rPr>
+        <w:t>('submit', (e) =&gt; {</w:t>
       </w:r>
     </w:p>
     <w:p>
@@ -4932,7 +5412,27 @@
           <w:sz w:val="24"/>
           <w:szCs w:val="24"/>
         </w:rPr>
-        <w:t xml:space="preserve">  e.preventDefault();</w:t>
+        <w:t xml:space="preserve">  </w:t>
+      </w:r>
+      <w:proofErr w:type="spellStart"/>
+      <w:proofErr w:type="gramStart"/>
+      <w:r>
+        <w:rPr>
+          <w:rFonts w:ascii="Times New Roman" w:hAnsi="Times New Roman" w:cs="Times New Roman"/>
+          <w:sz w:val="24"/>
+          <w:szCs w:val="24"/>
+        </w:rPr>
+        <w:t>e.preventDefault</w:t>
+      </w:r>
+      <w:proofErr w:type="spellEnd"/>
+      <w:proofErr w:type="gramEnd"/>
+      <w:r>
+        <w:rPr>
+          <w:rFonts w:ascii="Times New Roman" w:hAnsi="Times New Roman" w:cs="Times New Roman"/>
+          <w:sz w:val="24"/>
+          <w:szCs w:val="24"/>
+        </w:rPr>
+        <w:t>();</w:t>
       </w:r>
     </w:p>
     <w:p>
@@ -4952,7 +5452,53 @@
           <w:sz w:val="24"/>
           <w:szCs w:val="24"/>
         </w:rPr>
-        <w:t xml:space="preserve">  const isValid = validateForm();</w:t>
+        <w:t xml:space="preserve">  const </w:t>
+      </w:r>
+      <w:proofErr w:type="spellStart"/>
+      <w:r>
+        <w:rPr>
+          <w:rFonts w:ascii="Times New Roman" w:hAnsi="Times New Roman" w:cs="Times New Roman"/>
+          <w:sz w:val="24"/>
+          <w:szCs w:val="24"/>
+        </w:rPr>
+        <w:t>isValid</w:t>
+      </w:r>
+      <w:proofErr w:type="spellEnd"/>
+      <w:r>
+        <w:rPr>
+          <w:rFonts w:ascii="Times New Roman" w:hAnsi="Times New Roman" w:cs="Times New Roman"/>
+          <w:sz w:val="24"/>
+          <w:szCs w:val="24"/>
+        </w:rPr>
+        <w:t xml:space="preserve"> = </w:t>
+      </w:r>
+      <w:proofErr w:type="spellStart"/>
+      <w:proofErr w:type="gramStart"/>
+      <w:r>
+        <w:rPr>
+          <w:rFonts w:ascii="Times New Roman" w:hAnsi="Times New Roman" w:cs="Times New Roman"/>
+          <w:sz w:val="24"/>
+          <w:szCs w:val="24"/>
+        </w:rPr>
+        <w:t>validateForm</w:t>
+      </w:r>
+      <w:proofErr w:type="spellEnd"/>
+      <w:r>
+        <w:rPr>
+          <w:rFonts w:ascii="Times New Roman" w:hAnsi="Times New Roman" w:cs="Times New Roman"/>
+          <w:sz w:val="24"/>
+          <w:szCs w:val="24"/>
+        </w:rPr>
+        <w:t>(</w:t>
+      </w:r>
+      <w:proofErr w:type="gramEnd"/>
+      <w:r>
+        <w:rPr>
+          <w:rFonts w:ascii="Times New Roman" w:hAnsi="Times New Roman" w:cs="Times New Roman"/>
+          <w:sz w:val="24"/>
+          <w:szCs w:val="24"/>
+        </w:rPr>
+        <w:t>);</w:t>
       </w:r>
     </w:p>
     <w:p>
@@ -4972,7 +5518,25 @@
           <w:sz w:val="24"/>
           <w:szCs w:val="24"/>
         </w:rPr>
-        <w:t xml:space="preserve">  if(isValid) {</w:t>
+        <w:t xml:space="preserve">  if(</w:t>
+      </w:r>
+      <w:proofErr w:type="spellStart"/>
+      <w:r>
+        <w:rPr>
+          <w:rFonts w:ascii="Times New Roman" w:hAnsi="Times New Roman" w:cs="Times New Roman"/>
+          <w:sz w:val="24"/>
+          <w:szCs w:val="24"/>
+        </w:rPr>
+        <w:t>isValid</w:t>
+      </w:r>
+      <w:proofErr w:type="spellEnd"/>
+      <w:r>
+        <w:rPr>
+          <w:rFonts w:ascii="Times New Roman" w:hAnsi="Times New Roman" w:cs="Times New Roman"/>
+          <w:sz w:val="24"/>
+          <w:szCs w:val="24"/>
+        </w:rPr>
+        <w:t>) {</w:t>
       </w:r>
     </w:p>
     <w:p>
@@ -4992,7 +5556,53 @@
           <w:sz w:val="24"/>
           <w:szCs w:val="24"/>
         </w:rPr>
-        <w:t xml:space="preserve">    const formData = collectFormData();</w:t>
+        <w:t xml:space="preserve">    const </w:t>
+      </w:r>
+      <w:proofErr w:type="spellStart"/>
+      <w:r>
+        <w:rPr>
+          <w:rFonts w:ascii="Times New Roman" w:hAnsi="Times New Roman" w:cs="Times New Roman"/>
+          <w:sz w:val="24"/>
+          <w:szCs w:val="24"/>
+        </w:rPr>
+        <w:t>formData</w:t>
+      </w:r>
+      <w:proofErr w:type="spellEnd"/>
+      <w:r>
+        <w:rPr>
+          <w:rFonts w:ascii="Times New Roman" w:hAnsi="Times New Roman" w:cs="Times New Roman"/>
+          <w:sz w:val="24"/>
+          <w:szCs w:val="24"/>
+        </w:rPr>
+        <w:t xml:space="preserve"> = </w:t>
+      </w:r>
+      <w:proofErr w:type="spellStart"/>
+      <w:proofErr w:type="gramStart"/>
+      <w:r>
+        <w:rPr>
+          <w:rFonts w:ascii="Times New Roman" w:hAnsi="Times New Roman" w:cs="Times New Roman"/>
+          <w:sz w:val="24"/>
+          <w:szCs w:val="24"/>
+        </w:rPr>
+        <w:t>collectFormData</w:t>
+      </w:r>
+      <w:proofErr w:type="spellEnd"/>
+      <w:r>
+        <w:rPr>
+          <w:rFonts w:ascii="Times New Roman" w:hAnsi="Times New Roman" w:cs="Times New Roman"/>
+          <w:sz w:val="24"/>
+          <w:szCs w:val="24"/>
+        </w:rPr>
+        <w:t>(</w:t>
+      </w:r>
+      <w:proofErr w:type="gramEnd"/>
+      <w:r>
+        <w:rPr>
+          <w:rFonts w:ascii="Times New Roman" w:hAnsi="Times New Roman" w:cs="Times New Roman"/>
+          <w:sz w:val="24"/>
+          <w:szCs w:val="24"/>
+        </w:rPr>
+        <w:t>);</w:t>
       </w:r>
     </w:p>
     <w:p>
@@ -5012,7 +5622,43 @@
           <w:sz w:val="24"/>
           <w:szCs w:val="24"/>
         </w:rPr>
-        <w:t xml:space="preserve">    simulateSubmission(formData);</w:t>
+        <w:t xml:space="preserve">    </w:t>
+      </w:r>
+      <w:proofErr w:type="spellStart"/>
+      <w:r>
+        <w:rPr>
+          <w:rFonts w:ascii="Times New Roman" w:hAnsi="Times New Roman" w:cs="Times New Roman"/>
+          <w:sz w:val="24"/>
+          <w:szCs w:val="24"/>
+        </w:rPr>
+        <w:t>simulateSubmission</w:t>
+      </w:r>
+      <w:proofErr w:type="spellEnd"/>
+      <w:r>
+        <w:rPr>
+          <w:rFonts w:ascii="Times New Roman" w:hAnsi="Times New Roman" w:cs="Times New Roman"/>
+          <w:sz w:val="24"/>
+          <w:szCs w:val="24"/>
+        </w:rPr>
+        <w:t>(</w:t>
+      </w:r>
+      <w:proofErr w:type="spellStart"/>
+      <w:r>
+        <w:rPr>
+          <w:rFonts w:ascii="Times New Roman" w:hAnsi="Times New Roman" w:cs="Times New Roman"/>
+          <w:sz w:val="24"/>
+          <w:szCs w:val="24"/>
+        </w:rPr>
+        <w:t>formData</w:t>
+      </w:r>
+      <w:proofErr w:type="spellEnd"/>
+      <w:r>
+        <w:rPr>
+          <w:rFonts w:ascii="Times New Roman" w:hAnsi="Times New Roman" w:cs="Times New Roman"/>
+          <w:sz w:val="24"/>
+          <w:szCs w:val="24"/>
+        </w:rPr>
+        <w:t>);</w:t>
       </w:r>
     </w:p>
     <w:p>
@@ -5035,14 +5681,45 @@
         </w:rPr>
         <w:t xml:space="preserve">    </w:t>
       </w:r>
-      <w:r>
-        <w:rPr>
-          <w:rFonts w:ascii="Times New Roman" w:hAnsi="Times New Roman" w:cs="Times New Roman"/>
-          <w:sz w:val="24"/>
-          <w:szCs w:val="24"/>
-          <w:lang w:val="ru-RU"/>
-        </w:rPr>
-        <w:t xml:space="preserve">storeInLocal(formData); </w:t>
+      <w:proofErr w:type="spellStart"/>
+      <w:r>
+        <w:rPr>
+          <w:rFonts w:ascii="Times New Roman" w:hAnsi="Times New Roman" w:cs="Times New Roman"/>
+          <w:sz w:val="24"/>
+          <w:szCs w:val="24"/>
+          <w:lang w:val="ru-RU"/>
+        </w:rPr>
+        <w:t>storeInLocal</w:t>
+      </w:r>
+      <w:proofErr w:type="spellEnd"/>
+      <w:r>
+        <w:rPr>
+          <w:rFonts w:ascii="Times New Roman" w:hAnsi="Times New Roman" w:cs="Times New Roman"/>
+          <w:sz w:val="24"/>
+          <w:szCs w:val="24"/>
+          <w:lang w:val="ru-RU"/>
+        </w:rPr>
+        <w:t>(</w:t>
+      </w:r>
+      <w:proofErr w:type="spellStart"/>
+      <w:r>
+        <w:rPr>
+          <w:rFonts w:ascii="Times New Roman" w:hAnsi="Times New Roman" w:cs="Times New Roman"/>
+          <w:sz w:val="24"/>
+          <w:szCs w:val="24"/>
+          <w:lang w:val="ru-RU"/>
+        </w:rPr>
+        <w:t>formData</w:t>
+      </w:r>
+      <w:proofErr w:type="spellEnd"/>
+      <w:r>
+        <w:rPr>
+          <w:rFonts w:ascii="Times New Roman" w:hAnsi="Times New Roman" w:cs="Times New Roman"/>
+          <w:sz w:val="24"/>
+          <w:szCs w:val="24"/>
+          <w:lang w:val="ru-RU"/>
+        </w:rPr>
+        <w:t xml:space="preserve">); </w:t>
       </w:r>
       <w:r>
         <w:rPr>
@@ -5345,7 +6022,43 @@
           <w:sz w:val="24"/>
           <w:szCs w:val="24"/>
         </w:rPr>
-        <w:t>&lt;link rel="stylesheet" href="https://cdnjs.cloudflare.com/.../all.min.css"&gt;</w:t>
+        <w:t xml:space="preserve">&lt;link </w:t>
+      </w:r>
+      <w:proofErr w:type="spellStart"/>
+      <w:r>
+        <w:rPr>
+          <w:rFonts w:ascii="Times New Roman" w:hAnsi="Times New Roman" w:cs="Times New Roman"/>
+          <w:sz w:val="24"/>
+          <w:szCs w:val="24"/>
+        </w:rPr>
+        <w:t>rel</w:t>
+      </w:r>
+      <w:proofErr w:type="spellEnd"/>
+      <w:r>
+        <w:rPr>
+          <w:rFonts w:ascii="Times New Roman" w:hAnsi="Times New Roman" w:cs="Times New Roman"/>
+          <w:sz w:val="24"/>
+          <w:szCs w:val="24"/>
+        </w:rPr>
+        <w:t xml:space="preserve">="stylesheet" </w:t>
+      </w:r>
+      <w:proofErr w:type="spellStart"/>
+      <w:r>
+        <w:rPr>
+          <w:rFonts w:ascii="Times New Roman" w:hAnsi="Times New Roman" w:cs="Times New Roman"/>
+          <w:sz w:val="24"/>
+          <w:szCs w:val="24"/>
+        </w:rPr>
+        <w:t>href</w:t>
+      </w:r>
+      <w:proofErr w:type="spellEnd"/>
+      <w:r>
+        <w:rPr>
+          <w:rFonts w:ascii="Times New Roman" w:hAnsi="Times New Roman" w:cs="Times New Roman"/>
+          <w:sz w:val="24"/>
+          <w:szCs w:val="24"/>
+        </w:rPr>
+        <w:t>="https://cdnjs.cloudflare.com/.../all.min.css"&gt;</w:t>
       </w:r>
     </w:p>
     <w:p>
@@ -5631,14 +6344,25 @@
           <w:lang w:val="ru-RU"/>
         </w:rPr>
       </w:pPr>
-      <w:r>
-        <w:rPr>
-          <w:rFonts w:ascii="Times New Roman" w:hAnsi="Times New Roman" w:cs="Times New Roman"/>
-          <w:sz w:val="24"/>
-          <w:szCs w:val="24"/>
-          <w:lang w:val="ru-RU"/>
-        </w:rPr>
-        <w:t>Email (базовая проверка формата)</w:t>
+      <w:proofErr w:type="spellStart"/>
+      <w:r>
+        <w:rPr>
+          <w:rFonts w:ascii="Times New Roman" w:hAnsi="Times New Roman" w:cs="Times New Roman"/>
+          <w:sz w:val="24"/>
+          <w:szCs w:val="24"/>
+          <w:lang w:val="ru-RU"/>
+        </w:rPr>
+        <w:t>Email</w:t>
+      </w:r>
+      <w:proofErr w:type="spellEnd"/>
+      <w:r>
+        <w:rPr>
+          <w:rFonts w:ascii="Times New Roman" w:hAnsi="Times New Roman" w:cs="Times New Roman"/>
+          <w:sz w:val="24"/>
+          <w:szCs w:val="24"/>
+          <w:lang w:val="ru-RU"/>
+        </w:rPr>
+        <w:t xml:space="preserve"> (базовая проверка формата)</w:t>
       </w:r>
     </w:p>
     <w:p>
@@ -6630,6 +7354,7 @@
         </w:rPr>
         <w:t>&lt;</w:t>
       </w:r>
+      <w:proofErr w:type="spellStart"/>
       <w:r>
         <w:rPr>
           <w:rFonts w:ascii="Times New Roman" w:hAnsi="Times New Roman" w:cs="Times New Roman"/>
@@ -6638,6 +7363,7 @@
         </w:rPr>
         <w:t>iframe</w:t>
       </w:r>
+      <w:proofErr w:type="spellEnd"/>
       <w:r>
         <w:rPr>
           <w:rFonts w:ascii="Times New Roman" w:hAnsi="Times New Roman" w:cs="Times New Roman"/>
@@ -6834,13 +7560,23 @@
           <w:szCs w:val="24"/>
         </w:rPr>
       </w:pPr>
-      <w:r>
-        <w:rPr>
-          <w:rFonts w:ascii="Times New Roman" w:hAnsi="Times New Roman" w:cs="Times New Roman"/>
-          <w:sz w:val="24"/>
-          <w:szCs w:val="24"/>
-        </w:rPr>
-        <w:t>:root {</w:t>
+      <w:proofErr w:type="gramStart"/>
+      <w:r>
+        <w:rPr>
+          <w:rFonts w:ascii="Times New Roman" w:hAnsi="Times New Roman" w:cs="Times New Roman"/>
+          <w:sz w:val="24"/>
+          <w:szCs w:val="24"/>
+        </w:rPr>
+        <w:t>:root</w:t>
+      </w:r>
+      <w:proofErr w:type="gramEnd"/>
+      <w:r>
+        <w:rPr>
+          <w:rFonts w:ascii="Times New Roman" w:hAnsi="Times New Roman" w:cs="Times New Roman"/>
+          <w:sz w:val="24"/>
+          <w:szCs w:val="24"/>
+        </w:rPr>
+        <w:t xml:space="preserve"> {</w:t>
       </w:r>
     </w:p>
     <w:p>
@@ -6974,13 +7710,23 @@
           <w:szCs w:val="24"/>
         </w:rPr>
       </w:pPr>
-      <w:r>
-        <w:rPr>
-          <w:rFonts w:ascii="Times New Roman" w:hAnsi="Times New Roman" w:cs="Times New Roman"/>
-          <w:sz w:val="24"/>
-          <w:szCs w:val="24"/>
-        </w:rPr>
-        <w:t>.services-grid {</w:t>
+      <w:proofErr w:type="gramStart"/>
+      <w:r>
+        <w:rPr>
+          <w:rFonts w:ascii="Times New Roman" w:hAnsi="Times New Roman" w:cs="Times New Roman"/>
+          <w:sz w:val="24"/>
+          <w:szCs w:val="24"/>
+        </w:rPr>
+        <w:t>.services</w:t>
+      </w:r>
+      <w:proofErr w:type="gramEnd"/>
+      <w:r>
+        <w:rPr>
+          <w:rFonts w:ascii="Times New Roman" w:hAnsi="Times New Roman" w:cs="Times New Roman"/>
+          <w:sz w:val="24"/>
+          <w:szCs w:val="24"/>
+        </w:rPr>
+        <w:t>-grid {</w:t>
       </w:r>
     </w:p>
     <w:p>
@@ -7020,7 +7766,43 @@
           <w:sz w:val="24"/>
           <w:szCs w:val="24"/>
         </w:rPr>
-        <w:t xml:space="preserve">    grid-template-columns: repeat(auto-fit, minmax(300px, 1fr));</w:t>
+        <w:t xml:space="preserve">    grid-template-columns: </w:t>
+      </w:r>
+      <w:proofErr w:type="gramStart"/>
+      <w:r>
+        <w:rPr>
+          <w:rFonts w:ascii="Times New Roman" w:hAnsi="Times New Roman" w:cs="Times New Roman"/>
+          <w:sz w:val="24"/>
+          <w:szCs w:val="24"/>
+        </w:rPr>
+        <w:t>repeat(</w:t>
+      </w:r>
+      <w:proofErr w:type="gramEnd"/>
+      <w:r>
+        <w:rPr>
+          <w:rFonts w:ascii="Times New Roman" w:hAnsi="Times New Roman" w:cs="Times New Roman"/>
+          <w:sz w:val="24"/>
+          <w:szCs w:val="24"/>
+        </w:rPr>
+        <w:t xml:space="preserve">auto-fit, </w:t>
+      </w:r>
+      <w:proofErr w:type="gramStart"/>
+      <w:r>
+        <w:rPr>
+          <w:rFonts w:ascii="Times New Roman" w:hAnsi="Times New Roman" w:cs="Times New Roman"/>
+          <w:sz w:val="24"/>
+          <w:szCs w:val="24"/>
+        </w:rPr>
+        <w:t>minmax(</w:t>
+      </w:r>
+      <w:proofErr w:type="gramEnd"/>
+      <w:r>
+        <w:rPr>
+          <w:rFonts w:ascii="Times New Roman" w:hAnsi="Times New Roman" w:cs="Times New Roman"/>
+          <w:sz w:val="24"/>
+          <w:szCs w:val="24"/>
+        </w:rPr>
+        <w:t>300px, 1fr));</w:t>
       </w:r>
     </w:p>
     <w:p>
@@ -7092,7 +7874,25 @@
           <w:sz w:val="24"/>
           <w:szCs w:val="24"/>
         </w:rPr>
-        <w:t>@keyframes fadeInUp {</w:t>
+        <w:t xml:space="preserve">@keyframes </w:t>
+      </w:r>
+      <w:proofErr w:type="spellStart"/>
+      <w:r>
+        <w:rPr>
+          <w:rFonts w:ascii="Times New Roman" w:hAnsi="Times New Roman" w:cs="Times New Roman"/>
+          <w:sz w:val="24"/>
+          <w:szCs w:val="24"/>
+        </w:rPr>
+        <w:t>fadeInUp</w:t>
+      </w:r>
+      <w:proofErr w:type="spellEnd"/>
+      <w:r>
+        <w:rPr>
+          <w:rFonts w:ascii="Times New Roman" w:hAnsi="Times New Roman" w:cs="Times New Roman"/>
+          <w:sz w:val="24"/>
+          <w:szCs w:val="24"/>
+        </w:rPr>
+        <w:t xml:space="preserve"> {</w:t>
       </w:r>
     </w:p>
     <w:p>
@@ -7112,8 +7912,54 @@
           <w:sz w:val="24"/>
           <w:szCs w:val="24"/>
         </w:rPr>
-        <w:t xml:space="preserve">    from { opacity: 0; transform: translateY(30px); }</w:t>
-      </w:r>
+        <w:t xml:space="preserve">    from </w:t>
+      </w:r>
+      <w:proofErr w:type="gramStart"/>
+      <w:r>
+        <w:rPr>
+          <w:rFonts w:ascii="Times New Roman" w:hAnsi="Times New Roman" w:cs="Times New Roman"/>
+          <w:sz w:val="24"/>
+          <w:szCs w:val="24"/>
+        </w:rPr>
+        <w:t>{ opacity</w:t>
+      </w:r>
+      <w:proofErr w:type="gramEnd"/>
+      <w:r>
+        <w:rPr>
+          <w:rFonts w:ascii="Times New Roman" w:hAnsi="Times New Roman" w:cs="Times New Roman"/>
+          <w:sz w:val="24"/>
+          <w:szCs w:val="24"/>
+        </w:rPr>
+        <w:t xml:space="preserve">: 0; transform: </w:t>
+      </w:r>
+      <w:proofErr w:type="spellStart"/>
+      <w:r>
+        <w:rPr>
+          <w:rFonts w:ascii="Times New Roman" w:hAnsi="Times New Roman" w:cs="Times New Roman"/>
+          <w:sz w:val="24"/>
+          <w:szCs w:val="24"/>
+        </w:rPr>
+        <w:t>translateY</w:t>
+      </w:r>
+      <w:proofErr w:type="spellEnd"/>
+      <w:r>
+        <w:rPr>
+          <w:rFonts w:ascii="Times New Roman" w:hAnsi="Times New Roman" w:cs="Times New Roman"/>
+          <w:sz w:val="24"/>
+          <w:szCs w:val="24"/>
+        </w:rPr>
+        <w:t>(30px)</w:t>
+      </w:r>
+      <w:proofErr w:type="gramStart"/>
+      <w:r>
+        <w:rPr>
+          <w:rFonts w:ascii="Times New Roman" w:hAnsi="Times New Roman" w:cs="Times New Roman"/>
+          <w:sz w:val="24"/>
+          <w:szCs w:val="24"/>
+        </w:rPr>
+        <w:t>; }</w:t>
+      </w:r>
+      <w:proofErr w:type="gramEnd"/>
     </w:p>
     <w:p>
       <w:pPr>
@@ -7135,15 +7981,119 @@
         </w:rPr>
         <w:t xml:space="preserve">    </w:t>
       </w:r>
-      <w:r>
-        <w:rPr>
-          <w:rFonts w:ascii="Times New Roman" w:hAnsi="Times New Roman" w:cs="Times New Roman"/>
-          <w:sz w:val="24"/>
-          <w:szCs w:val="24"/>
-          <w:lang w:val="ru-RU"/>
-        </w:rPr>
-        <w:t>to { opacity: 1; transform: translateY(0); }</w:t>
-      </w:r>
+      <w:proofErr w:type="spellStart"/>
+      <w:r>
+        <w:rPr>
+          <w:rFonts w:ascii="Times New Roman" w:hAnsi="Times New Roman" w:cs="Times New Roman"/>
+          <w:sz w:val="24"/>
+          <w:szCs w:val="24"/>
+          <w:lang w:val="ru-RU"/>
+        </w:rPr>
+        <w:t>to</w:t>
+      </w:r>
+      <w:proofErr w:type="spellEnd"/>
+      <w:r>
+        <w:rPr>
+          <w:rFonts w:ascii="Times New Roman" w:hAnsi="Times New Roman" w:cs="Times New Roman"/>
+          <w:sz w:val="24"/>
+          <w:szCs w:val="24"/>
+          <w:lang w:val="ru-RU"/>
+        </w:rPr>
+        <w:t xml:space="preserve"> </w:t>
+      </w:r>
+      <w:proofErr w:type="gramStart"/>
+      <w:r>
+        <w:rPr>
+          <w:rFonts w:ascii="Times New Roman" w:hAnsi="Times New Roman" w:cs="Times New Roman"/>
+          <w:sz w:val="24"/>
+          <w:szCs w:val="24"/>
+          <w:lang w:val="ru-RU"/>
+        </w:rPr>
+        <w:t xml:space="preserve">{ </w:t>
+      </w:r>
+      <w:proofErr w:type="spellStart"/>
+      <w:r>
+        <w:rPr>
+          <w:rFonts w:ascii="Times New Roman" w:hAnsi="Times New Roman" w:cs="Times New Roman"/>
+          <w:sz w:val="24"/>
+          <w:szCs w:val="24"/>
+          <w:lang w:val="ru-RU"/>
+        </w:rPr>
+        <w:t>opacity</w:t>
+      </w:r>
+      <w:proofErr w:type="spellEnd"/>
+      <w:proofErr w:type="gramEnd"/>
+      <w:r>
+        <w:rPr>
+          <w:rFonts w:ascii="Times New Roman" w:hAnsi="Times New Roman" w:cs="Times New Roman"/>
+          <w:sz w:val="24"/>
+          <w:szCs w:val="24"/>
+          <w:lang w:val="ru-RU"/>
+        </w:rPr>
+        <w:t xml:space="preserve">: 1; </w:t>
+      </w:r>
+      <w:proofErr w:type="spellStart"/>
+      <w:r>
+        <w:rPr>
+          <w:rFonts w:ascii="Times New Roman" w:hAnsi="Times New Roman" w:cs="Times New Roman"/>
+          <w:sz w:val="24"/>
+          <w:szCs w:val="24"/>
+          <w:lang w:val="ru-RU"/>
+        </w:rPr>
+        <w:t>transform</w:t>
+      </w:r>
+      <w:proofErr w:type="spellEnd"/>
+      <w:r>
+        <w:rPr>
+          <w:rFonts w:ascii="Times New Roman" w:hAnsi="Times New Roman" w:cs="Times New Roman"/>
+          <w:sz w:val="24"/>
+          <w:szCs w:val="24"/>
+          <w:lang w:val="ru-RU"/>
+        </w:rPr>
+        <w:t xml:space="preserve">: </w:t>
+      </w:r>
+      <w:proofErr w:type="spellStart"/>
+      <w:proofErr w:type="gramStart"/>
+      <w:r>
+        <w:rPr>
+          <w:rFonts w:ascii="Times New Roman" w:hAnsi="Times New Roman" w:cs="Times New Roman"/>
+          <w:sz w:val="24"/>
+          <w:szCs w:val="24"/>
+          <w:lang w:val="ru-RU"/>
+        </w:rPr>
+        <w:t>translateY</w:t>
+      </w:r>
+      <w:proofErr w:type="spellEnd"/>
+      <w:r>
+        <w:rPr>
+          <w:rFonts w:ascii="Times New Roman" w:hAnsi="Times New Roman" w:cs="Times New Roman"/>
+          <w:sz w:val="24"/>
+          <w:szCs w:val="24"/>
+          <w:lang w:val="ru-RU"/>
+        </w:rPr>
+        <w:t>(</w:t>
+      </w:r>
+      <w:proofErr w:type="gramEnd"/>
+      <w:r>
+        <w:rPr>
+          <w:rFonts w:ascii="Times New Roman" w:hAnsi="Times New Roman" w:cs="Times New Roman"/>
+          <w:sz w:val="24"/>
+          <w:szCs w:val="24"/>
+          <w:lang w:val="ru-RU"/>
+        </w:rPr>
+        <w:t>0)</w:t>
+      </w:r>
+      <w:proofErr w:type="gramStart"/>
+      <w:r>
+        <w:rPr>
+          <w:rFonts w:ascii="Times New Roman" w:hAnsi="Times New Roman" w:cs="Times New Roman"/>
+          <w:sz w:val="24"/>
+          <w:szCs w:val="24"/>
+          <w:lang w:val="ru-RU"/>
+        </w:rPr>
+        <w:t>; }</w:t>
+      </w:r>
+      <w:proofErr w:type="gramEnd"/>
     </w:p>
     <w:p>
       <w:pPr>
@@ -7256,13 +8206,71 @@
           <w:szCs w:val="24"/>
         </w:rPr>
       </w:pPr>
-      <w:r>
-        <w:rPr>
-          <w:rFonts w:ascii="Times New Roman" w:hAnsi="Times New Roman" w:cs="Times New Roman"/>
-          <w:sz w:val="24"/>
-          <w:szCs w:val="24"/>
-        </w:rPr>
-        <w:t>document.querySelectorAll('.animate-on-scroll').forEach(...)</w:t>
+      <w:proofErr w:type="spellStart"/>
+      <w:proofErr w:type="gramStart"/>
+      <w:r>
+        <w:rPr>
+          <w:rFonts w:ascii="Times New Roman" w:hAnsi="Times New Roman" w:cs="Times New Roman"/>
+          <w:sz w:val="24"/>
+          <w:szCs w:val="24"/>
+        </w:rPr>
+        <w:t>document.querySelectorAll</w:t>
+      </w:r>
+      <w:proofErr w:type="spellEnd"/>
+      <w:proofErr w:type="gramEnd"/>
+      <w:r>
+        <w:rPr>
+          <w:rFonts w:ascii="Times New Roman" w:hAnsi="Times New Roman" w:cs="Times New Roman"/>
+          <w:sz w:val="24"/>
+          <w:szCs w:val="24"/>
+        </w:rPr>
+        <w:t>(</w:t>
+      </w:r>
+      <w:proofErr w:type="gramStart"/>
+      <w:r>
+        <w:rPr>
+          <w:rFonts w:ascii="Times New Roman" w:hAnsi="Times New Roman" w:cs="Times New Roman"/>
+          <w:sz w:val="24"/>
+          <w:szCs w:val="24"/>
+        </w:rPr>
+        <w:t>'.animate</w:t>
+      </w:r>
+      <w:proofErr w:type="gramEnd"/>
+      <w:r>
+        <w:rPr>
+          <w:rFonts w:ascii="Times New Roman" w:hAnsi="Times New Roman" w:cs="Times New Roman"/>
+          <w:sz w:val="24"/>
+          <w:szCs w:val="24"/>
+        </w:rPr>
+        <w:t>-on-scroll'</w:t>
+      </w:r>
+      <w:proofErr w:type="gramStart"/>
+      <w:r>
+        <w:rPr>
+          <w:rFonts w:ascii="Times New Roman" w:hAnsi="Times New Roman" w:cs="Times New Roman"/>
+          <w:sz w:val="24"/>
+          <w:szCs w:val="24"/>
+        </w:rPr>
+        <w:t>).</w:t>
+      </w:r>
+      <w:proofErr w:type="spellStart"/>
+      <w:r>
+        <w:rPr>
+          <w:rFonts w:ascii="Times New Roman" w:hAnsi="Times New Roman" w:cs="Times New Roman"/>
+          <w:sz w:val="24"/>
+          <w:szCs w:val="24"/>
+        </w:rPr>
+        <w:t>forEach</w:t>
+      </w:r>
+      <w:proofErr w:type="spellEnd"/>
+      <w:proofErr w:type="gramEnd"/>
+      <w:r>
+        <w:rPr>
+          <w:rFonts w:ascii="Times New Roman" w:hAnsi="Times New Roman" w:cs="Times New Roman"/>
+          <w:sz w:val="24"/>
+          <w:szCs w:val="24"/>
+        </w:rPr>
+        <w:t>(...)</w:t>
       </w:r>
     </w:p>
     <w:p>
@@ -7303,14 +8311,45 @@
           <w:lang w:val="ru-RU"/>
         </w:rPr>
       </w:pPr>
-      <w:r>
-        <w:rPr>
-          <w:rFonts w:ascii="Times New Roman" w:hAnsi="Times New Roman" w:cs="Times New Roman"/>
-          <w:sz w:val="24"/>
-          <w:szCs w:val="24"/>
-          <w:lang w:val="ru-RU"/>
-        </w:rPr>
-        <w:t>mobileMenuBtn.addEventListener('click', () =&gt; {...})</w:t>
+      <w:proofErr w:type="spellStart"/>
+      <w:r>
+        <w:rPr>
+          <w:rFonts w:ascii="Times New Roman" w:hAnsi="Times New Roman" w:cs="Times New Roman"/>
+          <w:sz w:val="24"/>
+          <w:szCs w:val="24"/>
+          <w:lang w:val="ru-RU"/>
+        </w:rPr>
+        <w:t>mobileMenuBtn.addEventListener</w:t>
+      </w:r>
+      <w:proofErr w:type="spellEnd"/>
+      <w:r>
+        <w:rPr>
+          <w:rFonts w:ascii="Times New Roman" w:hAnsi="Times New Roman" w:cs="Times New Roman"/>
+          <w:sz w:val="24"/>
+          <w:szCs w:val="24"/>
+          <w:lang w:val="ru-RU"/>
+        </w:rPr>
+        <w:t>('</w:t>
+      </w:r>
+      <w:proofErr w:type="spellStart"/>
+      <w:r>
+        <w:rPr>
+          <w:rFonts w:ascii="Times New Roman" w:hAnsi="Times New Roman" w:cs="Times New Roman"/>
+          <w:sz w:val="24"/>
+          <w:szCs w:val="24"/>
+          <w:lang w:val="ru-RU"/>
+        </w:rPr>
+        <w:t>click</w:t>
+      </w:r>
+      <w:proofErr w:type="spellEnd"/>
+      <w:r>
+        <w:rPr>
+          <w:rFonts w:ascii="Times New Roman" w:hAnsi="Times New Roman" w:cs="Times New Roman"/>
+          <w:sz w:val="24"/>
+          <w:szCs w:val="24"/>
+          <w:lang w:val="ru-RU"/>
+        </w:rPr>
+        <w:t>', () =&gt; {...})</w:t>
       </w:r>
     </w:p>
     <w:p>
@@ -7490,7 +8529,61 @@
           <w:sz w:val="24"/>
           <w:szCs w:val="24"/>
         </w:rPr>
-        <w:t>&lt;i class="fas fa-shoe-prints"&gt;&lt;/i&gt;</w:t>
+        <w:t>&lt;</w:t>
+      </w:r>
+      <w:proofErr w:type="spellStart"/>
+      <w:r>
+        <w:rPr>
+          <w:rFonts w:ascii="Times New Roman" w:hAnsi="Times New Roman" w:cs="Times New Roman"/>
+          <w:sz w:val="24"/>
+          <w:szCs w:val="24"/>
+        </w:rPr>
+        <w:t>i</w:t>
+      </w:r>
+      <w:proofErr w:type="spellEnd"/>
+      <w:r>
+        <w:rPr>
+          <w:rFonts w:ascii="Times New Roman" w:hAnsi="Times New Roman" w:cs="Times New Roman"/>
+          <w:sz w:val="24"/>
+          <w:szCs w:val="24"/>
+        </w:rPr>
+        <w:t xml:space="preserve"> class="</w:t>
+      </w:r>
+      <w:proofErr w:type="spellStart"/>
+      <w:r>
+        <w:rPr>
+          <w:rFonts w:ascii="Times New Roman" w:hAnsi="Times New Roman" w:cs="Times New Roman"/>
+          <w:sz w:val="24"/>
+          <w:szCs w:val="24"/>
+        </w:rPr>
+        <w:t>fas</w:t>
+      </w:r>
+      <w:proofErr w:type="spellEnd"/>
+      <w:r>
+        <w:rPr>
+          <w:rFonts w:ascii="Times New Roman" w:hAnsi="Times New Roman" w:cs="Times New Roman"/>
+          <w:sz w:val="24"/>
+          <w:szCs w:val="24"/>
+        </w:rPr>
+        <w:t xml:space="preserve"> fa-shoe-prints"&gt;&lt;/</w:t>
+      </w:r>
+      <w:proofErr w:type="spellStart"/>
+      <w:r>
+        <w:rPr>
+          <w:rFonts w:ascii="Times New Roman" w:hAnsi="Times New Roman" w:cs="Times New Roman"/>
+          <w:sz w:val="24"/>
+          <w:szCs w:val="24"/>
+        </w:rPr>
+        <w:t>i</w:t>
+      </w:r>
+      <w:proofErr w:type="spellEnd"/>
+      <w:r>
+        <w:rPr>
+          <w:rFonts w:ascii="Times New Roman" w:hAnsi="Times New Roman" w:cs="Times New Roman"/>
+          <w:sz w:val="24"/>
+          <w:szCs w:val="24"/>
+        </w:rPr>
+        <w:t>&gt;</w:t>
       </w:r>
     </w:p>
     <w:p>
@@ -7680,7 +8773,79 @@
           <w:sz w:val="24"/>
           <w:szCs w:val="24"/>
         </w:rPr>
-        <w:t>&lt;iframe src="https://maps.google.com/embed?..."&gt;&lt;/iframe&gt;</w:t>
+        <w:t>&lt;</w:t>
+      </w:r>
+      <w:proofErr w:type="spellStart"/>
+      <w:r>
+        <w:rPr>
+          <w:rFonts w:ascii="Times New Roman" w:hAnsi="Times New Roman" w:cs="Times New Roman"/>
+          <w:sz w:val="24"/>
+          <w:szCs w:val="24"/>
+        </w:rPr>
+        <w:t>iframe</w:t>
+      </w:r>
+      <w:proofErr w:type="spellEnd"/>
+      <w:r>
+        <w:rPr>
+          <w:rFonts w:ascii="Times New Roman" w:hAnsi="Times New Roman" w:cs="Times New Roman"/>
+          <w:sz w:val="24"/>
+          <w:szCs w:val="24"/>
+        </w:rPr>
+        <w:t xml:space="preserve"> </w:t>
+      </w:r>
+      <w:proofErr w:type="spellStart"/>
+      <w:r>
+        <w:rPr>
+          <w:rFonts w:ascii="Times New Roman" w:hAnsi="Times New Roman" w:cs="Times New Roman"/>
+          <w:sz w:val="24"/>
+          <w:szCs w:val="24"/>
+        </w:rPr>
+        <w:t>src</w:t>
+      </w:r>
+      <w:proofErr w:type="spellEnd"/>
+      <w:r>
+        <w:rPr>
+          <w:rFonts w:ascii="Times New Roman" w:hAnsi="Times New Roman" w:cs="Times New Roman"/>
+          <w:sz w:val="24"/>
+          <w:szCs w:val="24"/>
+        </w:rPr>
+        <w:t>="</w:t>
+      </w:r>
+      <w:proofErr w:type="gramStart"/>
+      <w:r>
+        <w:rPr>
+          <w:rFonts w:ascii="Times New Roman" w:hAnsi="Times New Roman" w:cs="Times New Roman"/>
+          <w:sz w:val="24"/>
+          <w:szCs w:val="24"/>
+        </w:rPr>
+        <w:t>https://maps.google.com/embed?...</w:t>
+      </w:r>
+      <w:proofErr w:type="gramEnd"/>
+      <w:r>
+        <w:rPr>
+          <w:rFonts w:ascii="Times New Roman" w:hAnsi="Times New Roman" w:cs="Times New Roman"/>
+          <w:sz w:val="24"/>
+          <w:szCs w:val="24"/>
+        </w:rPr>
+        <w:t>"&gt;&lt;/</w:t>
+      </w:r>
+      <w:proofErr w:type="spellStart"/>
+      <w:r>
+        <w:rPr>
+          <w:rFonts w:ascii="Times New Roman" w:hAnsi="Times New Roman" w:cs="Times New Roman"/>
+          <w:sz w:val="24"/>
+          <w:szCs w:val="24"/>
+        </w:rPr>
+        <w:t>iframe</w:t>
+      </w:r>
+      <w:proofErr w:type="spellEnd"/>
+      <w:r>
+        <w:rPr>
+          <w:rFonts w:ascii="Times New Roman" w:hAnsi="Times New Roman" w:cs="Times New Roman"/>
+          <w:sz w:val="24"/>
+          <w:szCs w:val="24"/>
+        </w:rPr>
+        <w:t>&gt;</w:t>
       </w:r>
     </w:p>
     <w:p>
@@ -7837,6 +9002,7 @@
         </w:rPr>
         <w:t xml:space="preserve"> для горячей перезагрузки, </w:t>
       </w:r>
+      <w:proofErr w:type="spellStart"/>
       <w:r>
         <w:rPr>
           <w:rFonts w:ascii="Times New Roman" w:hAnsi="Times New Roman" w:cs="Times New Roman"/>
@@ -7845,6 +9011,7 @@
         </w:rPr>
         <w:t>Pretter</w:t>
       </w:r>
+      <w:proofErr w:type="spellEnd"/>
       <w:r>
         <w:rPr>
           <w:rFonts w:ascii="Times New Roman" w:hAnsi="Times New Roman" w:cs="Times New Roman"/>
@@ -8108,6 +9275,7 @@
         </w:rPr>
         <w:t xml:space="preserve"> подход, </w:t>
       </w:r>
+      <w:proofErr w:type="spellStart"/>
       <w:r>
         <w:rPr>
           <w:rFonts w:ascii="Times New Roman" w:hAnsi="Times New Roman" w:cs="Times New Roman"/>
@@ -8124,7 +9292,37 @@
           <w:szCs w:val="24"/>
           <w:lang w:val="ru-RU"/>
         </w:rPr>
-        <w:t>запросы для 4 брейкпоинтов:</w:t>
+        <w:t>запросы</w:t>
+      </w:r>
+      <w:proofErr w:type="spellEnd"/>
+      <w:r>
+        <w:rPr>
+          <w:rFonts w:ascii="Times New Roman" w:hAnsi="Times New Roman" w:cs="Times New Roman"/>
+          <w:sz w:val="24"/>
+          <w:szCs w:val="24"/>
+          <w:lang w:val="ru-RU"/>
+        </w:rPr>
+        <w:t xml:space="preserve"> для 4 </w:t>
+      </w:r>
+      <w:proofErr w:type="spellStart"/>
+      <w:r>
+        <w:rPr>
+          <w:rFonts w:ascii="Times New Roman" w:hAnsi="Times New Roman" w:cs="Times New Roman"/>
+          <w:sz w:val="24"/>
+          <w:szCs w:val="24"/>
+          <w:lang w:val="ru-RU"/>
+        </w:rPr>
+        <w:t>брейкпоинтов</w:t>
+      </w:r>
+      <w:proofErr w:type="spellEnd"/>
+      <w:r>
+        <w:rPr>
+          <w:rFonts w:ascii="Times New Roman" w:hAnsi="Times New Roman" w:cs="Times New Roman"/>
+          <w:sz w:val="24"/>
+          <w:szCs w:val="24"/>
+          <w:lang w:val="ru-RU"/>
+        </w:rPr>
+        <w:t>:</w:t>
       </w:r>
     </w:p>
     <w:p>
@@ -8162,8 +9360,36 @@
           <w:sz w:val="24"/>
           <w:szCs w:val="24"/>
         </w:rPr>
-        <w:t xml:space="preserve">    nav ul { flex-direction: column; }</w:t>
-      </w:r>
+        <w:t xml:space="preserve">    nav ul </w:t>
+      </w:r>
+      <w:proofErr w:type="gramStart"/>
+      <w:r>
+        <w:rPr>
+          <w:rFonts w:ascii="Times New Roman" w:hAnsi="Times New Roman" w:cs="Times New Roman"/>
+          <w:sz w:val="24"/>
+          <w:szCs w:val="24"/>
+        </w:rPr>
+        <w:t>{ flex</w:t>
+      </w:r>
+      <w:proofErr w:type="gramEnd"/>
+      <w:r>
+        <w:rPr>
+          <w:rFonts w:ascii="Times New Roman" w:hAnsi="Times New Roman" w:cs="Times New Roman"/>
+          <w:sz w:val="24"/>
+          <w:szCs w:val="24"/>
+        </w:rPr>
+        <w:t>-direction: column</w:t>
+      </w:r>
+      <w:proofErr w:type="gramStart"/>
+      <w:r>
+        <w:rPr>
+          <w:rFonts w:ascii="Times New Roman" w:hAnsi="Times New Roman" w:cs="Times New Roman"/>
+          <w:sz w:val="24"/>
+          <w:szCs w:val="24"/>
+        </w:rPr>
+        <w:t>; }</w:t>
+      </w:r>
+      <w:proofErr w:type="gramEnd"/>
     </w:p>
     <w:p>
       <w:pPr>
@@ -8224,7 +9450,27 @@
           <w:szCs w:val="24"/>
           <w:lang w:val="ru-RU"/>
         </w:rPr>
-        <w:t xml:space="preserve"> – минификация </w:t>
+        <w:t xml:space="preserve"> – </w:t>
+      </w:r>
+      <w:proofErr w:type="spellStart"/>
+      <w:r>
+        <w:rPr>
+          <w:rFonts w:ascii="Times New Roman" w:hAnsi="Times New Roman" w:cs="Times New Roman"/>
+          <w:sz w:val="24"/>
+          <w:szCs w:val="24"/>
+          <w:lang w:val="ru-RU"/>
+        </w:rPr>
+        <w:t>минификация</w:t>
+      </w:r>
+      <w:proofErr w:type="spellEnd"/>
+      <w:r>
+        <w:rPr>
+          <w:rFonts w:ascii="Times New Roman" w:hAnsi="Times New Roman" w:cs="Times New Roman"/>
+          <w:sz w:val="24"/>
+          <w:szCs w:val="24"/>
+          <w:lang w:val="ru-RU"/>
+        </w:rPr>
+        <w:t xml:space="preserve"> </w:t>
       </w:r>
       <w:r>
         <w:rPr>
@@ -8279,7 +9525,87 @@
           <w:szCs w:val="24"/>
           <w:lang w:val="ru-RU"/>
         </w:rPr>
-        <w:t>&lt;img loading="lazy" src="..."&gt;</w:t>
+        <w:t>&lt;</w:t>
+      </w:r>
+      <w:proofErr w:type="spellStart"/>
+      <w:r>
+        <w:rPr>
+          <w:rFonts w:ascii="Times New Roman" w:hAnsi="Times New Roman" w:cs="Times New Roman"/>
+          <w:sz w:val="24"/>
+          <w:szCs w:val="24"/>
+          <w:lang w:val="ru-RU"/>
+        </w:rPr>
+        <w:t>img</w:t>
+      </w:r>
+      <w:proofErr w:type="spellEnd"/>
+      <w:r>
+        <w:rPr>
+          <w:rFonts w:ascii="Times New Roman" w:hAnsi="Times New Roman" w:cs="Times New Roman"/>
+          <w:sz w:val="24"/>
+          <w:szCs w:val="24"/>
+          <w:lang w:val="ru-RU"/>
+        </w:rPr>
+        <w:t xml:space="preserve"> </w:t>
+      </w:r>
+      <w:proofErr w:type="spellStart"/>
+      <w:r>
+        <w:rPr>
+          <w:rFonts w:ascii="Times New Roman" w:hAnsi="Times New Roman" w:cs="Times New Roman"/>
+          <w:sz w:val="24"/>
+          <w:szCs w:val="24"/>
+          <w:lang w:val="ru-RU"/>
+        </w:rPr>
+        <w:t>loading</w:t>
+      </w:r>
+      <w:proofErr w:type="spellEnd"/>
+      <w:r>
+        <w:rPr>
+          <w:rFonts w:ascii="Times New Roman" w:hAnsi="Times New Roman" w:cs="Times New Roman"/>
+          <w:sz w:val="24"/>
+          <w:szCs w:val="24"/>
+          <w:lang w:val="ru-RU"/>
+        </w:rPr>
+        <w:t>="</w:t>
+      </w:r>
+      <w:proofErr w:type="spellStart"/>
+      <w:r>
+        <w:rPr>
+          <w:rFonts w:ascii="Times New Roman" w:hAnsi="Times New Roman" w:cs="Times New Roman"/>
+          <w:sz w:val="24"/>
+          <w:szCs w:val="24"/>
+          <w:lang w:val="ru-RU"/>
+        </w:rPr>
+        <w:t>lazy</w:t>
+      </w:r>
+      <w:proofErr w:type="spellEnd"/>
+      <w:r>
+        <w:rPr>
+          <w:rFonts w:ascii="Times New Roman" w:hAnsi="Times New Roman" w:cs="Times New Roman"/>
+          <w:sz w:val="24"/>
+          <w:szCs w:val="24"/>
+          <w:lang w:val="ru-RU"/>
+        </w:rPr>
+        <w:t xml:space="preserve">" </w:t>
+      </w:r>
+      <w:proofErr w:type="spellStart"/>
+      <w:r>
+        <w:rPr>
+          <w:rFonts w:ascii="Times New Roman" w:hAnsi="Times New Roman" w:cs="Times New Roman"/>
+          <w:sz w:val="24"/>
+          <w:szCs w:val="24"/>
+          <w:lang w:val="ru-RU"/>
+        </w:rPr>
+        <w:t>src</w:t>
+      </w:r>
+      <w:proofErr w:type="spellEnd"/>
+      <w:r>
+        <w:rPr>
+          <w:rFonts w:ascii="Times New Roman" w:hAnsi="Times New Roman" w:cs="Times New Roman"/>
+          <w:sz w:val="24"/>
+          <w:szCs w:val="24"/>
+          <w:lang w:val="ru-RU"/>
+        </w:rPr>
+        <w:t>="..."&gt;</w:t>
       </w:r>
     </w:p>
     <w:p>
@@ -8420,7 +9746,27 @@
           <w:szCs w:val="24"/>
           <w:lang w:val="ru-RU"/>
         </w:rPr>
-        <w:t>. Также делался упор на быстрое развёртывание, при котором нет необходимости в транспиляции (</w:t>
+        <w:t xml:space="preserve">. Также делался упор на быстрое развёртывание, при котором нет необходимости в </w:t>
+      </w:r>
+      <w:proofErr w:type="spellStart"/>
+      <w:r>
+        <w:rPr>
+          <w:rFonts w:ascii="Times New Roman" w:hAnsi="Times New Roman" w:cs="Times New Roman"/>
+          <w:sz w:val="24"/>
+          <w:szCs w:val="24"/>
+          <w:lang w:val="ru-RU"/>
+        </w:rPr>
+        <w:t>транспиляции</w:t>
+      </w:r>
+      <w:proofErr w:type="spellEnd"/>
+      <w:r>
+        <w:rPr>
+          <w:rFonts w:ascii="Times New Roman" w:hAnsi="Times New Roman" w:cs="Times New Roman"/>
+          <w:sz w:val="24"/>
+          <w:szCs w:val="24"/>
+          <w:lang w:val="ru-RU"/>
+        </w:rPr>
+        <w:t xml:space="preserve"> (</w:t>
       </w:r>
       <w:r>
         <w:rPr>
@@ -8540,7 +9886,87 @@
           <w:szCs w:val="24"/>
           <w:lang w:val="ru-RU"/>
         </w:rPr>
-        <w:t>Разработка дизайн-шаблонов полностью уникальна и выполнена с помощью ручной вёрстки на HTML/CSS. С помощью графического редактора Figma были созданы каркасные (низкоуровневые) прототипы проекта. При этом использовались: Font Awesome — для интеграции векторных иконок, Google Maps API — для отображения карты, локальные изображения для оформления карточек блюд и фонов, а также медиазапросы для адаптивности.</w:t>
+        <w:t xml:space="preserve">Разработка дизайн-шаблонов полностью уникальна и выполнена с помощью ручной вёрстки на HTML/CSS. С помощью графического редактора </w:t>
+      </w:r>
+      <w:proofErr w:type="spellStart"/>
+      <w:r>
+        <w:rPr>
+          <w:rFonts w:ascii="Times New Roman" w:hAnsi="Times New Roman" w:cs="Times New Roman"/>
+          <w:sz w:val="24"/>
+          <w:szCs w:val="24"/>
+          <w:lang w:val="ru-RU"/>
+        </w:rPr>
+        <w:t>Figma</w:t>
+      </w:r>
+      <w:proofErr w:type="spellEnd"/>
+      <w:r>
+        <w:rPr>
+          <w:rFonts w:ascii="Times New Roman" w:hAnsi="Times New Roman" w:cs="Times New Roman"/>
+          <w:sz w:val="24"/>
+          <w:szCs w:val="24"/>
+          <w:lang w:val="ru-RU"/>
+        </w:rPr>
+        <w:t xml:space="preserve"> были созданы каркасные (низкоуровневые) прототипы проекта. При этом использовались: </w:t>
+      </w:r>
+      <w:proofErr w:type="spellStart"/>
+      <w:r>
+        <w:rPr>
+          <w:rFonts w:ascii="Times New Roman" w:hAnsi="Times New Roman" w:cs="Times New Roman"/>
+          <w:sz w:val="24"/>
+          <w:szCs w:val="24"/>
+          <w:lang w:val="ru-RU"/>
+        </w:rPr>
+        <w:t>Font</w:t>
+      </w:r>
+      <w:proofErr w:type="spellEnd"/>
+      <w:r>
+        <w:rPr>
+          <w:rFonts w:ascii="Times New Roman" w:hAnsi="Times New Roman" w:cs="Times New Roman"/>
+          <w:sz w:val="24"/>
+          <w:szCs w:val="24"/>
+          <w:lang w:val="ru-RU"/>
+        </w:rPr>
+        <w:t xml:space="preserve"> </w:t>
+      </w:r>
+      <w:proofErr w:type="spellStart"/>
+      <w:r>
+        <w:rPr>
+          <w:rFonts w:ascii="Times New Roman" w:hAnsi="Times New Roman" w:cs="Times New Roman"/>
+          <w:sz w:val="24"/>
+          <w:szCs w:val="24"/>
+          <w:lang w:val="ru-RU"/>
+        </w:rPr>
+        <w:t>Awesome</w:t>
+      </w:r>
+      <w:proofErr w:type="spellEnd"/>
+      <w:r>
+        <w:rPr>
+          <w:rFonts w:ascii="Times New Roman" w:hAnsi="Times New Roman" w:cs="Times New Roman"/>
+          <w:sz w:val="24"/>
+          <w:szCs w:val="24"/>
+          <w:lang w:val="ru-RU"/>
+        </w:rPr>
+        <w:t xml:space="preserve"> — для интеграции векторных иконок, Google Maps API — для отображения карты, локальные изображения для оформления карточек блюд и фонов, а также </w:t>
+      </w:r>
+      <w:proofErr w:type="spellStart"/>
+      <w:r>
+        <w:rPr>
+          <w:rFonts w:ascii="Times New Roman" w:hAnsi="Times New Roman" w:cs="Times New Roman"/>
+          <w:sz w:val="24"/>
+          <w:szCs w:val="24"/>
+          <w:lang w:val="ru-RU"/>
+        </w:rPr>
+        <w:t>медиазапросы</w:t>
+      </w:r>
+      <w:proofErr w:type="spellEnd"/>
+      <w:r>
+        <w:rPr>
+          <w:rFonts w:ascii="Times New Roman" w:hAnsi="Times New Roman" w:cs="Times New Roman"/>
+          <w:sz w:val="24"/>
+          <w:szCs w:val="24"/>
+          <w:lang w:val="ru-RU"/>
+        </w:rPr>
+        <w:t xml:space="preserve"> для адаптивности.</w:t>
       </w:r>
     </w:p>
     <w:p>
@@ -8945,25 +10371,58 @@
           <w:lang w:val="ru-RU"/>
         </w:rPr>
       </w:pPr>
-      <w:r>
-        <w:rPr>
-          <w:rFonts w:ascii="Times New Roman" w:hAnsi="Times New Roman" w:cs="Times New Roman"/>
-          <w:b/>
-          <w:bCs/>
-          <w:sz w:val="24"/>
-          <w:szCs w:val="24"/>
-          <w:lang w:val="ru-RU"/>
-        </w:rPr>
-        <w:t>Hero-секция</w:t>
-      </w:r>
-      <w:r>
-        <w:rPr>
-          <w:rFonts w:ascii="Times New Roman" w:hAnsi="Times New Roman" w:cs="Times New Roman"/>
-          <w:sz w:val="24"/>
-          <w:szCs w:val="24"/>
-          <w:lang w:val="ru-RU"/>
-        </w:rPr>
-        <w:t xml:space="preserve"> состоит из фонового изображения (атмосферная фотография интерьера кафе или блюда), заголовка «Авторская кухня с душой», подзаголовка «Откройте для себя новые вкусы в атмосфере творчества и уюта» и двух кнопок «Забронировать столик» и «Наше меню». При наведении на первую кнопку она «поднимается» и меняет цвет на коричневый, при наведении на вторую — аналогичный эффект. Фоновое изображение — затемнённое фото — автоматически размещается на всю ширину экрана. В этом разделе также предусмотрена постепенная анимация появления элементов (fadeIn).</w:t>
+      <w:proofErr w:type="spellStart"/>
+      <w:r>
+        <w:rPr>
+          <w:rFonts w:ascii="Times New Roman" w:hAnsi="Times New Roman" w:cs="Times New Roman"/>
+          <w:b/>
+          <w:bCs/>
+          <w:sz w:val="24"/>
+          <w:szCs w:val="24"/>
+          <w:lang w:val="ru-RU"/>
+        </w:rPr>
+        <w:t>Hero</w:t>
+      </w:r>
+      <w:proofErr w:type="spellEnd"/>
+      <w:r>
+        <w:rPr>
+          <w:rFonts w:ascii="Times New Roman" w:hAnsi="Times New Roman" w:cs="Times New Roman"/>
+          <w:b/>
+          <w:bCs/>
+          <w:sz w:val="24"/>
+          <w:szCs w:val="24"/>
+          <w:lang w:val="ru-RU"/>
+        </w:rPr>
+        <w:t>-секция</w:t>
+      </w:r>
+      <w:r>
+        <w:rPr>
+          <w:rFonts w:ascii="Times New Roman" w:hAnsi="Times New Roman" w:cs="Times New Roman"/>
+          <w:sz w:val="24"/>
+          <w:szCs w:val="24"/>
+          <w:lang w:val="ru-RU"/>
+        </w:rPr>
+        <w:t xml:space="preserve"> состоит из фонового изображения (атмосферная фотография интерьера кафе или блюда), заголовка «Авторская кухня с душой», подзаголовка «Откройте для себя новые вкусы в атмосфере творчества и уюта» и двух кнопок «Забронировать столик» и «Наше меню». При наведении на первую кнопку она «поднимается» и меняет цвет на коричневый, при наведении на вторую — аналогичный эффект. Фоновое изображение — затемнённое фото — автоматически размещается на всю ширину экрана. В этом разделе также предусмотрена постепенная анимация появления элементов (</w:t>
+      </w:r>
+      <w:proofErr w:type="spellStart"/>
+      <w:r>
+        <w:rPr>
+          <w:rFonts w:ascii="Times New Roman" w:hAnsi="Times New Roman" w:cs="Times New Roman"/>
+          <w:sz w:val="24"/>
+          <w:szCs w:val="24"/>
+          <w:lang w:val="ru-RU"/>
+        </w:rPr>
+        <w:t>fadeIn</w:t>
+      </w:r>
+      <w:proofErr w:type="spellEnd"/>
+      <w:r>
+        <w:rPr>
+          <w:rFonts w:ascii="Times New Roman" w:hAnsi="Times New Roman" w:cs="Times New Roman"/>
+          <w:sz w:val="24"/>
+          <w:szCs w:val="24"/>
+          <w:lang w:val="ru-RU"/>
+        </w:rPr>
+        <w:t>).</w:t>
       </w:r>
     </w:p>
     <w:p>
@@ -10785,26 +12244,16 @@
           <w:lang w:val="ru-RU"/>
         </w:rPr>
       </w:pPr>
-    </w:p>
-    <w:p>
-      <w:pPr>
-        <w:keepNext/>
-        <w:ind w:left="567"/>
-        <w:jc w:val="center"/>
-        <w:rPr>
-          <w:lang w:val="ru-RU"/>
-        </w:rPr>
-      </w:pPr>
       <w:r>
         <w:rPr>
           <w:noProof/>
           <w:lang w:val="ru-RU"/>
         </w:rPr>
         <w:drawing>
-          <wp:inline distT="0" distB="0" distL="0" distR="0" wp14:anchorId="23A2CAC5" wp14:editId="373A0F39">
-            <wp:extent cx="6334125" cy="771525"/>
-            <wp:effectExtent l="0" t="0" r="9525" b="9525"/>
-            <wp:docPr id="58625180" name="Рисунок 9"/>
+          <wp:inline distT="0" distB="0" distL="0" distR="0" wp14:anchorId="49706BF9" wp14:editId="78EB0E8A">
+            <wp:extent cx="838200" cy="361950"/>
+            <wp:effectExtent l="0" t="0" r="0" b="0"/>
+            <wp:docPr id="2132192733" name="Рисунок 2"/>
             <wp:cNvGraphicFramePr>
               <a:graphicFrameLocks xmlns:a="http://schemas.openxmlformats.org/drawingml/2006/main" noChangeAspect="1"/>
             </wp:cNvGraphicFramePr>
@@ -10812,7 +12261,7 @@
               <a:graphicData uri="http://schemas.openxmlformats.org/drawingml/2006/picture">
                 <pic:pic xmlns:pic="http://schemas.openxmlformats.org/drawingml/2006/picture">
                   <pic:nvPicPr>
-                    <pic:cNvPr id="0" name="Picture 18"/>
+                    <pic:cNvPr id="0" name="Picture 2"/>
                     <pic:cNvPicPr>
                       <a:picLocks noChangeAspect="1" noChangeArrowheads="1"/>
                     </pic:cNvPicPr>
@@ -10833,7 +12282,71 @@
                   <pic:spPr bwMode="auto">
                     <a:xfrm>
                       <a:off x="0" y="0"/>
-                      <a:ext cx="6334125" cy="771525"/>
+                      <a:ext cx="838200" cy="361950"/>
+                    </a:xfrm>
+                    <a:prstGeom prst="rect">
+                      <a:avLst/>
+                    </a:prstGeom>
+                    <a:noFill/>
+                    <a:ln>
+                      <a:noFill/>
+                    </a:ln>
+                  </pic:spPr>
+                </pic:pic>
+              </a:graphicData>
+            </a:graphic>
+          </wp:inline>
+        </w:drawing>
+      </w:r>
+    </w:p>
+    <w:p>
+      <w:pPr>
+        <w:keepNext/>
+        <w:ind w:left="567"/>
+        <w:jc w:val="center"/>
+        <w:rPr>
+          <w:lang w:val="ru-RU"/>
+        </w:rPr>
+      </w:pPr>
+      <w:r>
+        <w:rPr>
+          <w:noProof/>
+          <w:lang w:val="ru-RU"/>
+        </w:rPr>
+        <w:drawing>
+          <wp:inline distT="0" distB="0" distL="0" distR="0" wp14:anchorId="258B86B2" wp14:editId="3FCFB327">
+            <wp:extent cx="5086350" cy="685800"/>
+            <wp:effectExtent l="0" t="0" r="0" b="0"/>
+            <wp:docPr id="280880319" name="Рисунок 1"/>
+            <wp:cNvGraphicFramePr>
+              <a:graphicFrameLocks xmlns:a="http://schemas.openxmlformats.org/drawingml/2006/main" noChangeAspect="1"/>
+            </wp:cNvGraphicFramePr>
+            <a:graphic xmlns:a="http://schemas.openxmlformats.org/drawingml/2006/main">
+              <a:graphicData uri="http://schemas.openxmlformats.org/drawingml/2006/picture">
+                <pic:pic xmlns:pic="http://schemas.openxmlformats.org/drawingml/2006/picture">
+                  <pic:nvPicPr>
+                    <pic:cNvPr id="0" name="Picture 1"/>
+                    <pic:cNvPicPr>
+                      <a:picLocks noChangeAspect="1" noChangeArrowheads="1"/>
+                    </pic:cNvPicPr>
+                  </pic:nvPicPr>
+                  <pic:blipFill>
+                    <a:blip r:embed="rId28">
+                      <a:extLst>
+                        <a:ext uri="{28A0092B-C50C-407E-A947-70E740481C1C}">
+                          <a14:useLocalDpi xmlns:a14="http://schemas.microsoft.com/office/drawing/2010/main" val="0"/>
+                        </a:ext>
+                      </a:extLst>
+                    </a:blip>
+                    <a:srcRect/>
+                    <a:stretch>
+                      <a:fillRect/>
+                    </a:stretch>
+                  </pic:blipFill>
+                  <pic:spPr bwMode="auto">
+                    <a:xfrm>
+                      <a:off x="0" y="0"/>
+                      <a:ext cx="5086350" cy="685800"/>
                     </a:xfrm>
                     <a:prstGeom prst="rect">
                       <a:avLst/>
@@ -10882,7 +12395,7 @@
                     <pic:cNvPicPr/>
                   </pic:nvPicPr>
                   <pic:blipFill>
-                    <a:blip r:embed="rId28"/>
+                    <a:blip r:embed="rId29"/>
                     <a:stretch>
                       <a:fillRect/>
                     </a:stretch>
@@ -11329,7 +12842,27 @@
           <w:szCs w:val="24"/>
           <w:lang w:val="ru-RU"/>
         </w:rPr>
-        <w:t>Заголовки: Montserrat (700)</w:t>
+        <w:t xml:space="preserve">Заголовки: </w:t>
+      </w:r>
+      <w:proofErr w:type="spellStart"/>
+      <w:r>
+        <w:rPr>
+          <w:rFonts w:ascii="Times New Roman" w:hAnsi="Times New Roman" w:cs="Times New Roman"/>
+          <w:sz w:val="24"/>
+          <w:szCs w:val="24"/>
+          <w:lang w:val="ru-RU"/>
+        </w:rPr>
+        <w:t>Montserrat</w:t>
+      </w:r>
+      <w:proofErr w:type="spellEnd"/>
+      <w:r>
+        <w:rPr>
+          <w:rFonts w:ascii="Times New Roman" w:hAnsi="Times New Roman" w:cs="Times New Roman"/>
+          <w:sz w:val="24"/>
+          <w:szCs w:val="24"/>
+          <w:lang w:val="ru-RU"/>
+        </w:rPr>
+        <w:t xml:space="preserve"> (700)</w:t>
       </w:r>
     </w:p>
     <w:p>
@@ -11353,7 +12886,27 @@
           <w:szCs w:val="24"/>
           <w:lang w:val="ru-RU"/>
         </w:rPr>
-        <w:t>Основной текст: Open Sans (400)</w:t>
+        <w:t xml:space="preserve">Основной текст: Open </w:t>
+      </w:r>
+      <w:proofErr w:type="spellStart"/>
+      <w:r>
+        <w:rPr>
+          <w:rFonts w:ascii="Times New Roman" w:hAnsi="Times New Roman" w:cs="Times New Roman"/>
+          <w:sz w:val="24"/>
+          <w:szCs w:val="24"/>
+          <w:lang w:val="ru-RU"/>
+        </w:rPr>
+        <w:t>Sans</w:t>
+      </w:r>
+      <w:proofErr w:type="spellEnd"/>
+      <w:r>
+        <w:rPr>
+          <w:rFonts w:ascii="Times New Roman" w:hAnsi="Times New Roman" w:cs="Times New Roman"/>
+          <w:sz w:val="24"/>
+          <w:szCs w:val="24"/>
+          <w:lang w:val="ru-RU"/>
+        </w:rPr>
+        <w:t xml:space="preserve"> (400)</w:t>
       </w:r>
     </w:p>
     <w:p>
@@ -11427,7 +12980,27 @@
           <w:szCs w:val="24"/>
           <w:lang w:val="ru-RU"/>
         </w:rPr>
-        <w:t>Гибкие сетки (Grid/Flexbox)</w:t>
+        <w:t>Гибкие сетки (Grid/</w:t>
+      </w:r>
+      <w:proofErr w:type="spellStart"/>
+      <w:r>
+        <w:rPr>
+          <w:rFonts w:ascii="Times New Roman" w:hAnsi="Times New Roman" w:cs="Times New Roman"/>
+          <w:sz w:val="24"/>
+          <w:szCs w:val="24"/>
+          <w:lang w:val="ru-RU"/>
+        </w:rPr>
+        <w:t>Flexbox</w:t>
+      </w:r>
+      <w:proofErr w:type="spellEnd"/>
+      <w:r>
+        <w:rPr>
+          <w:rFonts w:ascii="Times New Roman" w:hAnsi="Times New Roman" w:cs="Times New Roman"/>
+          <w:sz w:val="24"/>
+          <w:szCs w:val="24"/>
+          <w:lang w:val="ru-RU"/>
+        </w:rPr>
+        <w:t>)</w:t>
       </w:r>
     </w:p>
     <w:p>
@@ -11451,7 +13024,27 @@
           <w:szCs w:val="24"/>
           <w:lang w:val="ru-RU"/>
         </w:rPr>
-        <w:t>Относительные единицы измерения (rem, %)</w:t>
+        <w:t>Относительные единицы измерения (</w:t>
+      </w:r>
+      <w:proofErr w:type="spellStart"/>
+      <w:r>
+        <w:rPr>
+          <w:rFonts w:ascii="Times New Roman" w:hAnsi="Times New Roman" w:cs="Times New Roman"/>
+          <w:sz w:val="24"/>
+          <w:szCs w:val="24"/>
+          <w:lang w:val="ru-RU"/>
+        </w:rPr>
+        <w:t>rem</w:t>
+      </w:r>
+      <w:proofErr w:type="spellEnd"/>
+      <w:r>
+        <w:rPr>
+          <w:rFonts w:ascii="Times New Roman" w:hAnsi="Times New Roman" w:cs="Times New Roman"/>
+          <w:sz w:val="24"/>
+          <w:szCs w:val="24"/>
+          <w:lang w:val="ru-RU"/>
+        </w:rPr>
+        <w:t>, %)</w:t>
       </w:r>
     </w:p>
     <w:p>
@@ -11468,14 +13061,45 @@
           <w:lang w:val="ru-RU"/>
         </w:rPr>
       </w:pPr>
-      <w:r>
-        <w:rPr>
-          <w:rFonts w:ascii="Times New Roman" w:hAnsi="Times New Roman" w:cs="Times New Roman"/>
-          <w:sz w:val="24"/>
-          <w:szCs w:val="24"/>
-          <w:lang w:val="ru-RU"/>
-        </w:rPr>
-        <w:t>Медиазапросы для 4 точек останова: 1200 пикселей — компьютер, 992 — планшет в альбомной ориентации, 768 — планшет в портретной ориентации, &lt; 576 — мобильный</w:t>
+      <w:proofErr w:type="spellStart"/>
+      <w:r>
+        <w:rPr>
+          <w:rFonts w:ascii="Times New Roman" w:hAnsi="Times New Roman" w:cs="Times New Roman"/>
+          <w:sz w:val="24"/>
+          <w:szCs w:val="24"/>
+          <w:lang w:val="ru-RU"/>
+        </w:rPr>
+        <w:t>Медиазапросы</w:t>
+      </w:r>
+      <w:proofErr w:type="spellEnd"/>
+      <w:r>
+        <w:rPr>
+          <w:rFonts w:ascii="Times New Roman" w:hAnsi="Times New Roman" w:cs="Times New Roman"/>
+          <w:sz w:val="24"/>
+          <w:szCs w:val="24"/>
+          <w:lang w:val="ru-RU"/>
+        </w:rPr>
+        <w:t xml:space="preserve"> для 4 точек останова: 1200 пикселей — компьютер, 992 — планшет в альбомной ориентации, 768 — планшет в портретной ориентации, </w:t>
+      </w:r>
+      <w:proofErr w:type="gramStart"/>
+      <w:r>
+        <w:rPr>
+          <w:rFonts w:ascii="Times New Roman" w:hAnsi="Times New Roman" w:cs="Times New Roman"/>
+          <w:sz w:val="24"/>
+          <w:szCs w:val="24"/>
+          <w:lang w:val="ru-RU"/>
+        </w:rPr>
+        <w:t>&lt; 576</w:t>
+      </w:r>
+      <w:proofErr w:type="gramEnd"/>
+      <w:r>
+        <w:rPr>
+          <w:rFonts w:ascii="Times New Roman" w:hAnsi="Times New Roman" w:cs="Times New Roman"/>
+          <w:sz w:val="24"/>
+          <w:szCs w:val="24"/>
+          <w:lang w:val="ru-RU"/>
+        </w:rPr>
+        <w:t xml:space="preserve"> — мобильный</w:t>
       </w:r>
     </w:p>
     <w:p>
@@ -11565,16 +13189,29 @@
           <w:lang w:val="ru-RU"/>
         </w:rPr>
       </w:pPr>
-      <w:r>
-        <w:rPr>
-          <w:rFonts w:ascii="Times New Roman" w:hAnsi="Times New Roman" w:cs="Times New Roman"/>
-          <w:b/>
-          <w:bCs/>
-          <w:sz w:val="24"/>
-          <w:szCs w:val="24"/>
-          <w:lang w:val="ru-RU"/>
-        </w:rPr>
-        <w:t>Header (шапка сайта)</w:t>
+      <w:proofErr w:type="spellStart"/>
+      <w:r>
+        <w:rPr>
+          <w:rFonts w:ascii="Times New Roman" w:hAnsi="Times New Roman" w:cs="Times New Roman"/>
+          <w:b/>
+          <w:bCs/>
+          <w:sz w:val="24"/>
+          <w:szCs w:val="24"/>
+          <w:lang w:val="ru-RU"/>
+        </w:rPr>
+        <w:t>Header</w:t>
+      </w:r>
+      <w:proofErr w:type="spellEnd"/>
+      <w:r>
+        <w:rPr>
+          <w:rFonts w:ascii="Times New Roman" w:hAnsi="Times New Roman" w:cs="Times New Roman"/>
+          <w:b/>
+          <w:bCs/>
+          <w:sz w:val="24"/>
+          <w:szCs w:val="24"/>
+          <w:lang w:val="ru-RU"/>
+        </w:rPr>
+        <w:t xml:space="preserve"> (шапка сайта)</w:t>
       </w:r>
     </w:p>
     <w:p>
@@ -11881,83 +13518,201 @@
           <w:lang w:val="ru-RU"/>
         </w:rPr>
       </w:pPr>
-      <w:r>
-        <w:rPr>
-          <w:rFonts w:ascii="Times New Roman" w:hAnsi="Times New Roman" w:cs="Times New Roman"/>
-          <w:sz w:val="24"/>
-          <w:szCs w:val="24"/>
-          <w:lang w:val="ru-RU"/>
-        </w:rPr>
-        <w:t>.services-grid {</w:t>
-      </w:r>
-    </w:p>
-    <w:p>
-      <w:pPr>
-        <w:ind w:left="567" w:firstLine="709"/>
-        <w:jc w:val="both"/>
-        <w:rPr>
-          <w:rFonts w:ascii="Times New Roman" w:hAnsi="Times New Roman" w:cs="Times New Roman"/>
-          <w:sz w:val="24"/>
-          <w:szCs w:val="24"/>
-          <w:lang w:val="ru-RU"/>
-        </w:rPr>
-      </w:pPr>
-      <w:r>
-        <w:rPr>
-          <w:rFonts w:ascii="Times New Roman" w:hAnsi="Times New Roman" w:cs="Times New Roman"/>
-          <w:sz w:val="24"/>
-          <w:szCs w:val="24"/>
-          <w:lang w:val="ru-RU"/>
-        </w:rPr>
-        <w:t xml:space="preserve">  display: grid;</w:t>
-      </w:r>
-    </w:p>
-    <w:p>
-      <w:pPr>
-        <w:ind w:left="567" w:firstLine="709"/>
-        <w:jc w:val="both"/>
-        <w:rPr>
-          <w:rFonts w:ascii="Times New Roman" w:hAnsi="Times New Roman" w:cs="Times New Roman"/>
-          <w:sz w:val="24"/>
-          <w:szCs w:val="24"/>
-        </w:rPr>
-      </w:pPr>
-      <w:r>
-        <w:rPr>
-          <w:rFonts w:ascii="Times New Roman" w:hAnsi="Times New Roman" w:cs="Times New Roman"/>
-          <w:sz w:val="24"/>
-          <w:szCs w:val="24"/>
-        </w:rPr>
-        <w:t xml:space="preserve">  grid-template-columns: repeat(auto-fit, minmax(300px, 1fr));</w:t>
-      </w:r>
-    </w:p>
-    <w:p>
-      <w:pPr>
-        <w:ind w:left="567" w:firstLine="709"/>
-        <w:jc w:val="both"/>
-        <w:rPr>
-          <w:rFonts w:ascii="Times New Roman" w:hAnsi="Times New Roman" w:cs="Times New Roman"/>
-          <w:sz w:val="24"/>
-          <w:szCs w:val="24"/>
-          <w:lang w:val="ru-RU"/>
-        </w:rPr>
-      </w:pPr>
-      <w:r>
-        <w:rPr>
-          <w:rFonts w:ascii="Times New Roman" w:hAnsi="Times New Roman" w:cs="Times New Roman"/>
-          <w:sz w:val="24"/>
-          <w:szCs w:val="24"/>
+      <w:proofErr w:type="gramStart"/>
+      <w:r>
+        <w:rPr>
+          <w:rFonts w:ascii="Times New Roman" w:hAnsi="Times New Roman" w:cs="Times New Roman"/>
+          <w:sz w:val="24"/>
+          <w:szCs w:val="24"/>
+          <w:lang w:val="ru-RU"/>
+        </w:rPr>
+        <w:t>.</w:t>
+      </w:r>
+      <w:proofErr w:type="spellStart"/>
+      <w:r>
+        <w:rPr>
+          <w:rFonts w:ascii="Times New Roman" w:hAnsi="Times New Roman" w:cs="Times New Roman"/>
+          <w:sz w:val="24"/>
+          <w:szCs w:val="24"/>
+          <w:lang w:val="ru-RU"/>
+        </w:rPr>
+        <w:t>services</w:t>
+      </w:r>
+      <w:proofErr w:type="gramEnd"/>
+      <w:r>
+        <w:rPr>
+          <w:rFonts w:ascii="Times New Roman" w:hAnsi="Times New Roman" w:cs="Times New Roman"/>
+          <w:sz w:val="24"/>
+          <w:szCs w:val="24"/>
+          <w:lang w:val="ru-RU"/>
+        </w:rPr>
+        <w:t>-grid</w:t>
+      </w:r>
+      <w:proofErr w:type="spellEnd"/>
+      <w:r>
+        <w:rPr>
+          <w:rFonts w:ascii="Times New Roman" w:hAnsi="Times New Roman" w:cs="Times New Roman"/>
+          <w:sz w:val="24"/>
+          <w:szCs w:val="24"/>
+          <w:lang w:val="ru-RU"/>
+        </w:rPr>
+        <w:t xml:space="preserve"> {</w:t>
+      </w:r>
+    </w:p>
+    <w:p>
+      <w:pPr>
+        <w:ind w:left="567" w:firstLine="709"/>
+        <w:jc w:val="both"/>
+        <w:rPr>
+          <w:rFonts w:ascii="Times New Roman" w:hAnsi="Times New Roman" w:cs="Times New Roman"/>
+          <w:sz w:val="24"/>
+          <w:szCs w:val="24"/>
+          <w:lang w:val="ru-RU"/>
+        </w:rPr>
+      </w:pPr>
+      <w:r>
+        <w:rPr>
+          <w:rFonts w:ascii="Times New Roman" w:hAnsi="Times New Roman" w:cs="Times New Roman"/>
+          <w:sz w:val="24"/>
+          <w:szCs w:val="24"/>
+          <w:lang w:val="ru-RU"/>
         </w:rPr>
         <w:t xml:space="preserve">  </w:t>
       </w:r>
-      <w:r>
-        <w:rPr>
-          <w:rFonts w:ascii="Times New Roman" w:hAnsi="Times New Roman" w:cs="Times New Roman"/>
-          <w:sz w:val="24"/>
-          <w:szCs w:val="24"/>
-          <w:lang w:val="ru-RU"/>
-        </w:rPr>
-        <w:t>gap: 30px;</w:t>
+      <w:proofErr w:type="spellStart"/>
+      <w:r>
+        <w:rPr>
+          <w:rFonts w:ascii="Times New Roman" w:hAnsi="Times New Roman" w:cs="Times New Roman"/>
+          <w:sz w:val="24"/>
+          <w:szCs w:val="24"/>
+          <w:lang w:val="ru-RU"/>
+        </w:rPr>
+        <w:t>display</w:t>
+      </w:r>
+      <w:proofErr w:type="spellEnd"/>
+      <w:r>
+        <w:rPr>
+          <w:rFonts w:ascii="Times New Roman" w:hAnsi="Times New Roman" w:cs="Times New Roman"/>
+          <w:sz w:val="24"/>
+          <w:szCs w:val="24"/>
+          <w:lang w:val="ru-RU"/>
+        </w:rPr>
+        <w:t xml:space="preserve">: </w:t>
+      </w:r>
+      <w:proofErr w:type="spellStart"/>
+      <w:r>
+        <w:rPr>
+          <w:rFonts w:ascii="Times New Roman" w:hAnsi="Times New Roman" w:cs="Times New Roman"/>
+          <w:sz w:val="24"/>
+          <w:szCs w:val="24"/>
+          <w:lang w:val="ru-RU"/>
+        </w:rPr>
+        <w:t>grid</w:t>
+      </w:r>
+      <w:proofErr w:type="spellEnd"/>
+      <w:r>
+        <w:rPr>
+          <w:rFonts w:ascii="Times New Roman" w:hAnsi="Times New Roman" w:cs="Times New Roman"/>
+          <w:sz w:val="24"/>
+          <w:szCs w:val="24"/>
+          <w:lang w:val="ru-RU"/>
+        </w:rPr>
+        <w:t>;</w:t>
+      </w:r>
+    </w:p>
+    <w:p>
+      <w:pPr>
+        <w:ind w:left="567" w:firstLine="709"/>
+        <w:jc w:val="both"/>
+        <w:rPr>
+          <w:rFonts w:ascii="Times New Roman" w:hAnsi="Times New Roman" w:cs="Times New Roman"/>
+          <w:sz w:val="24"/>
+          <w:szCs w:val="24"/>
+        </w:rPr>
+      </w:pPr>
+      <w:r>
+        <w:rPr>
+          <w:rFonts w:ascii="Times New Roman" w:hAnsi="Times New Roman" w:cs="Times New Roman"/>
+          <w:sz w:val="24"/>
+          <w:szCs w:val="24"/>
+        </w:rPr>
+        <w:t xml:space="preserve">  grid-template-columns: </w:t>
+      </w:r>
+      <w:proofErr w:type="gramStart"/>
+      <w:r>
+        <w:rPr>
+          <w:rFonts w:ascii="Times New Roman" w:hAnsi="Times New Roman" w:cs="Times New Roman"/>
+          <w:sz w:val="24"/>
+          <w:szCs w:val="24"/>
+        </w:rPr>
+        <w:t>repeat(</w:t>
+      </w:r>
+      <w:proofErr w:type="gramEnd"/>
+      <w:r>
+        <w:rPr>
+          <w:rFonts w:ascii="Times New Roman" w:hAnsi="Times New Roman" w:cs="Times New Roman"/>
+          <w:sz w:val="24"/>
+          <w:szCs w:val="24"/>
+        </w:rPr>
+        <w:t xml:space="preserve">auto-fit, </w:t>
+      </w:r>
+      <w:proofErr w:type="gramStart"/>
+      <w:r>
+        <w:rPr>
+          <w:rFonts w:ascii="Times New Roman" w:hAnsi="Times New Roman" w:cs="Times New Roman"/>
+          <w:sz w:val="24"/>
+          <w:szCs w:val="24"/>
+        </w:rPr>
+        <w:t>minmax(</w:t>
+      </w:r>
+      <w:proofErr w:type="gramEnd"/>
+      <w:r>
+        <w:rPr>
+          <w:rFonts w:ascii="Times New Roman" w:hAnsi="Times New Roman" w:cs="Times New Roman"/>
+          <w:sz w:val="24"/>
+          <w:szCs w:val="24"/>
+        </w:rPr>
+        <w:t>300px, 1fr));</w:t>
+      </w:r>
+    </w:p>
+    <w:p>
+      <w:pPr>
+        <w:ind w:left="567" w:firstLine="709"/>
+        <w:jc w:val="both"/>
+        <w:rPr>
+          <w:rFonts w:ascii="Times New Roman" w:hAnsi="Times New Roman" w:cs="Times New Roman"/>
+          <w:sz w:val="24"/>
+          <w:szCs w:val="24"/>
+          <w:lang w:val="ru-RU"/>
+        </w:rPr>
+      </w:pPr>
+      <w:r>
+        <w:rPr>
+          <w:rFonts w:ascii="Times New Roman" w:hAnsi="Times New Roman" w:cs="Times New Roman"/>
+          <w:sz w:val="24"/>
+          <w:szCs w:val="24"/>
+        </w:rPr>
+        <w:t xml:space="preserve">  </w:t>
+      </w:r>
+      <w:proofErr w:type="spellStart"/>
+      <w:r>
+        <w:rPr>
+          <w:rFonts w:ascii="Times New Roman" w:hAnsi="Times New Roman" w:cs="Times New Roman"/>
+          <w:sz w:val="24"/>
+          <w:szCs w:val="24"/>
+          <w:lang w:val="ru-RU"/>
+        </w:rPr>
+        <w:t>gap</w:t>
+      </w:r>
+      <w:proofErr w:type="spellEnd"/>
+      <w:r>
+        <w:rPr>
+          <w:rFonts w:ascii="Times New Roman" w:hAnsi="Times New Roman" w:cs="Times New Roman"/>
+          <w:sz w:val="24"/>
+          <w:szCs w:val="24"/>
+          <w:lang w:val="ru-RU"/>
+        </w:rPr>
+        <w:t>: 30px;</w:t>
       </w:r>
     </w:p>
     <w:p>
@@ -12055,7 +13810,27 @@
           <w:szCs w:val="24"/>
           <w:lang w:val="ru-RU"/>
         </w:rPr>
-        <w:t>@media (max-width: 768px) {</w:t>
+        <w:t>@media (</w:t>
+      </w:r>
+      <w:proofErr w:type="spellStart"/>
+      <w:r>
+        <w:rPr>
+          <w:rFonts w:ascii="Times New Roman" w:hAnsi="Times New Roman" w:cs="Times New Roman"/>
+          <w:sz w:val="24"/>
+          <w:szCs w:val="24"/>
+          <w:lang w:val="ru-RU"/>
+        </w:rPr>
+        <w:t>max-width</w:t>
+      </w:r>
+      <w:proofErr w:type="spellEnd"/>
+      <w:r>
+        <w:rPr>
+          <w:rFonts w:ascii="Times New Roman" w:hAnsi="Times New Roman" w:cs="Times New Roman"/>
+          <w:sz w:val="24"/>
+          <w:szCs w:val="24"/>
+          <w:lang w:val="ru-RU"/>
+        </w:rPr>
+        <w:t>: 768px) {</w:t>
       </w:r>
     </w:p>
     <w:p>
@@ -12077,13 +13852,23 @@
         </w:rPr>
         <w:t xml:space="preserve">  </w:t>
       </w:r>
-      <w:r>
-        <w:rPr>
-          <w:rFonts w:ascii="Times New Roman" w:hAnsi="Times New Roman" w:cs="Times New Roman"/>
-          <w:sz w:val="24"/>
-          <w:szCs w:val="24"/>
-        </w:rPr>
-        <w:t>.hero h1 {</w:t>
+      <w:proofErr w:type="gramStart"/>
+      <w:r>
+        <w:rPr>
+          <w:rFonts w:ascii="Times New Roman" w:hAnsi="Times New Roman" w:cs="Times New Roman"/>
+          <w:sz w:val="24"/>
+          <w:szCs w:val="24"/>
+        </w:rPr>
+        <w:t>.hero</w:t>
+      </w:r>
+      <w:proofErr w:type="gramEnd"/>
+      <w:r>
+        <w:rPr>
+          <w:rFonts w:ascii="Times New Roman" w:hAnsi="Times New Roman" w:cs="Times New Roman"/>
+          <w:sz w:val="24"/>
+          <w:szCs w:val="24"/>
+        </w:rPr>
+        <w:t xml:space="preserve"> h1 {</w:t>
       </w:r>
     </w:p>
     <w:p>
@@ -12160,7 +13945,25 @@
           <w:sz w:val="24"/>
           <w:szCs w:val="24"/>
         </w:rPr>
-        <w:t xml:space="preserve">  .about-content {</w:t>
+        <w:t xml:space="preserve">  </w:t>
+      </w:r>
+      <w:proofErr w:type="gramStart"/>
+      <w:r>
+        <w:rPr>
+          <w:rFonts w:ascii="Times New Roman" w:hAnsi="Times New Roman" w:cs="Times New Roman"/>
+          <w:sz w:val="24"/>
+          <w:szCs w:val="24"/>
+        </w:rPr>
+        <w:t>.about</w:t>
+      </w:r>
+      <w:proofErr w:type="gramEnd"/>
+      <w:r>
+        <w:rPr>
+          <w:rFonts w:ascii="Times New Roman" w:hAnsi="Times New Roman" w:cs="Times New Roman"/>
+          <w:sz w:val="24"/>
+          <w:szCs w:val="24"/>
+        </w:rPr>
+        <w:t>-content {</w:t>
       </w:r>
     </w:p>
     <w:p>
@@ -12236,7 +14039,25 @@
           <w:sz w:val="24"/>
           <w:szCs w:val="24"/>
         </w:rPr>
-        <w:t xml:space="preserve">  .form-row {</w:t>
+        <w:t xml:space="preserve">  </w:t>
+      </w:r>
+      <w:proofErr w:type="gramStart"/>
+      <w:r>
+        <w:rPr>
+          <w:rFonts w:ascii="Times New Roman" w:hAnsi="Times New Roman" w:cs="Times New Roman"/>
+          <w:sz w:val="24"/>
+          <w:szCs w:val="24"/>
+        </w:rPr>
+        <w:t>.form</w:t>
+      </w:r>
+      <w:proofErr w:type="gramEnd"/>
+      <w:r>
+        <w:rPr>
+          <w:rFonts w:ascii="Times New Roman" w:hAnsi="Times New Roman" w:cs="Times New Roman"/>
+          <w:sz w:val="24"/>
+          <w:szCs w:val="24"/>
+        </w:rPr>
+        <w:t>-row {</w:t>
       </w:r>
     </w:p>
     <w:p>
@@ -12378,26 +14199,62 @@
           <w:sz w:val="24"/>
           <w:szCs w:val="24"/>
         </w:rPr>
-        <w:t xml:space="preserve">  .services-grid {</w:t>
-      </w:r>
-    </w:p>
-    <w:p>
-      <w:pPr>
-        <w:ind w:left="567" w:firstLine="709"/>
-        <w:jc w:val="both"/>
-        <w:rPr>
-          <w:rFonts w:ascii="Times New Roman" w:hAnsi="Times New Roman" w:cs="Times New Roman"/>
-          <w:sz w:val="24"/>
-          <w:szCs w:val="24"/>
-        </w:rPr>
-      </w:pPr>
-      <w:r>
-        <w:rPr>
-          <w:rFonts w:ascii="Times New Roman" w:hAnsi="Times New Roman" w:cs="Times New Roman"/>
-          <w:sz w:val="24"/>
-          <w:szCs w:val="24"/>
-        </w:rPr>
-        <w:t xml:space="preserve">    grid-template-columns: repeat(2, 1fr);</w:t>
+        <w:t xml:space="preserve">  </w:t>
+      </w:r>
+      <w:proofErr w:type="gramStart"/>
+      <w:r>
+        <w:rPr>
+          <w:rFonts w:ascii="Times New Roman" w:hAnsi="Times New Roman" w:cs="Times New Roman"/>
+          <w:sz w:val="24"/>
+          <w:szCs w:val="24"/>
+        </w:rPr>
+        <w:t>.services</w:t>
+      </w:r>
+      <w:proofErr w:type="gramEnd"/>
+      <w:r>
+        <w:rPr>
+          <w:rFonts w:ascii="Times New Roman" w:hAnsi="Times New Roman" w:cs="Times New Roman"/>
+          <w:sz w:val="24"/>
+          <w:szCs w:val="24"/>
+        </w:rPr>
+        <w:t>-grid {</w:t>
+      </w:r>
+    </w:p>
+    <w:p>
+      <w:pPr>
+        <w:ind w:left="567" w:firstLine="709"/>
+        <w:jc w:val="both"/>
+        <w:rPr>
+          <w:rFonts w:ascii="Times New Roman" w:hAnsi="Times New Roman" w:cs="Times New Roman"/>
+          <w:sz w:val="24"/>
+          <w:szCs w:val="24"/>
+        </w:rPr>
+      </w:pPr>
+      <w:r>
+        <w:rPr>
+          <w:rFonts w:ascii="Times New Roman" w:hAnsi="Times New Roman" w:cs="Times New Roman"/>
+          <w:sz w:val="24"/>
+          <w:szCs w:val="24"/>
+        </w:rPr>
+        <w:t xml:space="preserve">    grid-template-columns: </w:t>
+      </w:r>
+      <w:proofErr w:type="gramStart"/>
+      <w:r>
+        <w:rPr>
+          <w:rFonts w:ascii="Times New Roman" w:hAnsi="Times New Roman" w:cs="Times New Roman"/>
+          <w:sz w:val="24"/>
+          <w:szCs w:val="24"/>
+        </w:rPr>
+        <w:t>repeat(</w:t>
+      </w:r>
+      <w:proofErr w:type="gramEnd"/>
+      <w:r>
+        <w:rPr>
+          <w:rFonts w:ascii="Times New Roman" w:hAnsi="Times New Roman" w:cs="Times New Roman"/>
+          <w:sz w:val="24"/>
+          <w:szCs w:val="24"/>
+        </w:rPr>
+        <w:t>2, 1fr);</w:t>
       </w:r>
     </w:p>
     <w:p>
@@ -12492,6 +14349,7 @@
           <w:szCs w:val="24"/>
         </w:rPr>
       </w:pPr>
+      <w:proofErr w:type="spellStart"/>
       <w:r>
         <w:rPr>
           <w:rFonts w:ascii="Times New Roman" w:hAnsi="Times New Roman" w:cs="Times New Roman"/>
@@ -12502,6 +14360,7 @@
         </w:rPr>
         <w:t>js</w:t>
       </w:r>
+      <w:proofErr w:type="spellEnd"/>
     </w:p>
     <w:p>
       <w:pPr>
@@ -12514,13 +14373,23 @@
           <w:szCs w:val="24"/>
         </w:rPr>
       </w:pPr>
-      <w:r>
-        <w:rPr>
-          <w:rFonts w:ascii="Times New Roman" w:hAnsi="Times New Roman" w:cs="Times New Roman"/>
-          <w:sz w:val="24"/>
-          <w:szCs w:val="24"/>
-        </w:rPr>
-        <w:t>mobileMenuBtn.addEventListener('click', () =&gt; {</w:t>
+      <w:proofErr w:type="spellStart"/>
+      <w:r>
+        <w:rPr>
+          <w:rFonts w:ascii="Times New Roman" w:hAnsi="Times New Roman" w:cs="Times New Roman"/>
+          <w:sz w:val="24"/>
+          <w:szCs w:val="24"/>
+        </w:rPr>
+        <w:t>mobileMenuBtn.addEventListener</w:t>
+      </w:r>
+      <w:proofErr w:type="spellEnd"/>
+      <w:r>
+        <w:rPr>
+          <w:rFonts w:ascii="Times New Roman" w:hAnsi="Times New Roman" w:cs="Times New Roman"/>
+          <w:sz w:val="24"/>
+          <w:szCs w:val="24"/>
+        </w:rPr>
+        <w:t>('click', () =&gt; {</w:t>
       </w:r>
     </w:p>
     <w:p>
@@ -12540,7 +14409,27 @@
           <w:sz w:val="24"/>
           <w:szCs w:val="24"/>
         </w:rPr>
-        <w:t xml:space="preserve">  navMenu.classList.toggle('active');</w:t>
+        <w:t xml:space="preserve">  </w:t>
+      </w:r>
+      <w:proofErr w:type="spellStart"/>
+      <w:proofErr w:type="gramStart"/>
+      <w:r>
+        <w:rPr>
+          <w:rFonts w:ascii="Times New Roman" w:hAnsi="Times New Roman" w:cs="Times New Roman"/>
+          <w:sz w:val="24"/>
+          <w:szCs w:val="24"/>
+        </w:rPr>
+        <w:t>navMenu.classList.toggle</w:t>
+      </w:r>
+      <w:proofErr w:type="spellEnd"/>
+      <w:proofErr w:type="gramEnd"/>
+      <w:r>
+        <w:rPr>
+          <w:rFonts w:ascii="Times New Roman" w:hAnsi="Times New Roman" w:cs="Times New Roman"/>
+          <w:sz w:val="24"/>
+          <w:szCs w:val="24"/>
+        </w:rPr>
+        <w:t>('active');</w:t>
       </w:r>
     </w:p>
     <w:p>
@@ -12560,7 +14449,63 @@
           <w:sz w:val="24"/>
           <w:szCs w:val="24"/>
         </w:rPr>
-        <w:t xml:space="preserve">  mobileMenuBtn.innerHTML = navMenu.classList.contains('active') ? </w:t>
+        <w:t xml:space="preserve">  </w:t>
+      </w:r>
+      <w:proofErr w:type="spellStart"/>
+      <w:r>
+        <w:rPr>
+          <w:rFonts w:ascii="Times New Roman" w:hAnsi="Times New Roman" w:cs="Times New Roman"/>
+          <w:sz w:val="24"/>
+          <w:szCs w:val="24"/>
+        </w:rPr>
+        <w:t>mobileMenuBtn.innerHTML</w:t>
+      </w:r>
+      <w:proofErr w:type="spellEnd"/>
+      <w:r>
+        <w:rPr>
+          <w:rFonts w:ascii="Times New Roman" w:hAnsi="Times New Roman" w:cs="Times New Roman"/>
+          <w:sz w:val="24"/>
+          <w:szCs w:val="24"/>
+        </w:rPr>
+        <w:t xml:space="preserve"> = </w:t>
+      </w:r>
+      <w:proofErr w:type="spellStart"/>
+      <w:proofErr w:type="gramStart"/>
+      <w:r>
+        <w:rPr>
+          <w:rFonts w:ascii="Times New Roman" w:hAnsi="Times New Roman" w:cs="Times New Roman"/>
+          <w:sz w:val="24"/>
+          <w:szCs w:val="24"/>
+        </w:rPr>
+        <w:t>navMenu.classList.contains</w:t>
+      </w:r>
+      <w:proofErr w:type="spellEnd"/>
+      <w:proofErr w:type="gramEnd"/>
+      <w:r>
+        <w:rPr>
+          <w:rFonts w:ascii="Times New Roman" w:hAnsi="Times New Roman" w:cs="Times New Roman"/>
+          <w:sz w:val="24"/>
+          <w:szCs w:val="24"/>
+        </w:rPr>
+        <w:t>('active'</w:t>
+      </w:r>
+      <w:proofErr w:type="gramStart"/>
+      <w:r>
+        <w:rPr>
+          <w:rFonts w:ascii="Times New Roman" w:hAnsi="Times New Roman" w:cs="Times New Roman"/>
+          <w:sz w:val="24"/>
+          <w:szCs w:val="24"/>
+        </w:rPr>
+        <w:t>) ?</w:t>
+      </w:r>
+      <w:proofErr w:type="gramEnd"/>
+      <w:r>
+        <w:rPr>
+          <w:rFonts w:ascii="Times New Roman" w:hAnsi="Times New Roman" w:cs="Times New Roman"/>
+          <w:sz w:val="24"/>
+          <w:szCs w:val="24"/>
+        </w:rPr>
+        <w:t xml:space="preserve"> </w:t>
       </w:r>
     </w:p>
     <w:p>
@@ -12580,7 +14525,133 @@
           <w:sz w:val="24"/>
           <w:szCs w:val="24"/>
         </w:rPr>
-        <w:t xml:space="preserve">    '&lt;i class="fas fa-times"&gt;&lt;/i&gt;' : '&lt;i class="fas fa-bars"&gt;&lt;/i&gt;';</w:t>
+        <w:t xml:space="preserve">    '&lt;</w:t>
+      </w:r>
+      <w:proofErr w:type="spellStart"/>
+      <w:r>
+        <w:rPr>
+          <w:rFonts w:ascii="Times New Roman" w:hAnsi="Times New Roman" w:cs="Times New Roman"/>
+          <w:sz w:val="24"/>
+          <w:szCs w:val="24"/>
+        </w:rPr>
+        <w:t>i</w:t>
+      </w:r>
+      <w:proofErr w:type="spellEnd"/>
+      <w:r>
+        <w:rPr>
+          <w:rFonts w:ascii="Times New Roman" w:hAnsi="Times New Roman" w:cs="Times New Roman"/>
+          <w:sz w:val="24"/>
+          <w:szCs w:val="24"/>
+        </w:rPr>
+        <w:t xml:space="preserve"> class="</w:t>
+      </w:r>
+      <w:proofErr w:type="spellStart"/>
+      <w:r>
+        <w:rPr>
+          <w:rFonts w:ascii="Times New Roman" w:hAnsi="Times New Roman" w:cs="Times New Roman"/>
+          <w:sz w:val="24"/>
+          <w:szCs w:val="24"/>
+        </w:rPr>
+        <w:t>fas</w:t>
+      </w:r>
+      <w:proofErr w:type="spellEnd"/>
+      <w:r>
+        <w:rPr>
+          <w:rFonts w:ascii="Times New Roman" w:hAnsi="Times New Roman" w:cs="Times New Roman"/>
+          <w:sz w:val="24"/>
+          <w:szCs w:val="24"/>
+        </w:rPr>
+        <w:t xml:space="preserve"> fa-times"&gt;&lt;/</w:t>
+      </w:r>
+      <w:proofErr w:type="spellStart"/>
+      <w:r>
+        <w:rPr>
+          <w:rFonts w:ascii="Times New Roman" w:hAnsi="Times New Roman" w:cs="Times New Roman"/>
+          <w:sz w:val="24"/>
+          <w:szCs w:val="24"/>
+        </w:rPr>
+        <w:t>i</w:t>
+      </w:r>
+      <w:proofErr w:type="spellEnd"/>
+      <w:r>
+        <w:rPr>
+          <w:rFonts w:ascii="Times New Roman" w:hAnsi="Times New Roman" w:cs="Times New Roman"/>
+          <w:sz w:val="24"/>
+          <w:szCs w:val="24"/>
+        </w:rPr>
+        <w:t>&gt;</w:t>
+      </w:r>
+      <w:proofErr w:type="gramStart"/>
+      <w:r>
+        <w:rPr>
+          <w:rFonts w:ascii="Times New Roman" w:hAnsi="Times New Roman" w:cs="Times New Roman"/>
+          <w:sz w:val="24"/>
+          <w:szCs w:val="24"/>
+        </w:rPr>
+        <w:t>' :</w:t>
+      </w:r>
+      <w:proofErr w:type="gramEnd"/>
+      <w:r>
+        <w:rPr>
+          <w:rFonts w:ascii="Times New Roman" w:hAnsi="Times New Roman" w:cs="Times New Roman"/>
+          <w:sz w:val="24"/>
+          <w:szCs w:val="24"/>
+        </w:rPr>
+        <w:t xml:space="preserve"> '&lt;</w:t>
+      </w:r>
+      <w:proofErr w:type="spellStart"/>
+      <w:r>
+        <w:rPr>
+          <w:rFonts w:ascii="Times New Roman" w:hAnsi="Times New Roman" w:cs="Times New Roman"/>
+          <w:sz w:val="24"/>
+          <w:szCs w:val="24"/>
+        </w:rPr>
+        <w:t>i</w:t>
+      </w:r>
+      <w:proofErr w:type="spellEnd"/>
+      <w:r>
+        <w:rPr>
+          <w:rFonts w:ascii="Times New Roman" w:hAnsi="Times New Roman" w:cs="Times New Roman"/>
+          <w:sz w:val="24"/>
+          <w:szCs w:val="24"/>
+        </w:rPr>
+        <w:t xml:space="preserve"> class="</w:t>
+      </w:r>
+      <w:proofErr w:type="spellStart"/>
+      <w:r>
+        <w:rPr>
+          <w:rFonts w:ascii="Times New Roman" w:hAnsi="Times New Roman" w:cs="Times New Roman"/>
+          <w:sz w:val="24"/>
+          <w:szCs w:val="24"/>
+        </w:rPr>
+        <w:t>fas</w:t>
+      </w:r>
+      <w:proofErr w:type="spellEnd"/>
+      <w:r>
+        <w:rPr>
+          <w:rFonts w:ascii="Times New Roman" w:hAnsi="Times New Roman" w:cs="Times New Roman"/>
+          <w:sz w:val="24"/>
+          <w:szCs w:val="24"/>
+        </w:rPr>
+        <w:t xml:space="preserve"> fa-bars"&gt;&lt;/</w:t>
+      </w:r>
+      <w:proofErr w:type="spellStart"/>
+      <w:r>
+        <w:rPr>
+          <w:rFonts w:ascii="Times New Roman" w:hAnsi="Times New Roman" w:cs="Times New Roman"/>
+          <w:sz w:val="24"/>
+          <w:szCs w:val="24"/>
+        </w:rPr>
+        <w:t>i</w:t>
+      </w:r>
+      <w:proofErr w:type="spellEnd"/>
+      <w:r>
+        <w:rPr>
+          <w:rFonts w:ascii="Times New Roman" w:hAnsi="Times New Roman" w:cs="Times New Roman"/>
+          <w:sz w:val="24"/>
+          <w:szCs w:val="24"/>
+        </w:rPr>
+        <w:t>&gt;';</w:t>
       </w:r>
     </w:p>
     <w:p>
@@ -12616,6 +14687,7 @@
           <w:szCs w:val="24"/>
         </w:rPr>
       </w:pPr>
+      <w:proofErr w:type="spellStart"/>
       <w:r>
         <w:rPr>
           <w:rFonts w:ascii="Times New Roman" w:hAnsi="Times New Roman" w:cs="Times New Roman"/>
@@ -12626,6 +14698,7 @@
         </w:rPr>
         <w:t>css</w:t>
       </w:r>
+      <w:proofErr w:type="spellEnd"/>
     </w:p>
     <w:p>
       <w:pPr>
@@ -12765,7 +14838,25 @@
           <w:sz w:val="24"/>
           <w:szCs w:val="24"/>
         </w:rPr>
-        <w:t xml:space="preserve">    height: calc(100vh - 70px);</w:t>
+        <w:t xml:space="preserve">    height: </w:t>
+      </w:r>
+      <w:proofErr w:type="gramStart"/>
+      <w:r>
+        <w:rPr>
+          <w:rFonts w:ascii="Times New Roman" w:hAnsi="Times New Roman" w:cs="Times New Roman"/>
+          <w:sz w:val="24"/>
+          <w:szCs w:val="24"/>
+        </w:rPr>
+        <w:t>calc(</w:t>
+      </w:r>
+      <w:proofErr w:type="gramEnd"/>
+      <w:r>
+        <w:rPr>
+          <w:rFonts w:ascii="Times New Roman" w:hAnsi="Times New Roman" w:cs="Times New Roman"/>
+          <w:sz w:val="24"/>
+          <w:szCs w:val="24"/>
+        </w:rPr>
+        <w:t>100vh - 70px);</w:t>
       </w:r>
     </w:p>
     <w:p>
@@ -12845,7 +14936,27 @@
           <w:sz w:val="24"/>
           <w:szCs w:val="24"/>
         </w:rPr>
-        <w:t xml:space="preserve">  nav ul.active {</w:t>
+        <w:t xml:space="preserve">  nav </w:t>
+      </w:r>
+      <w:proofErr w:type="spellStart"/>
+      <w:proofErr w:type="gramStart"/>
+      <w:r>
+        <w:rPr>
+          <w:rFonts w:ascii="Times New Roman" w:hAnsi="Times New Roman" w:cs="Times New Roman"/>
+          <w:sz w:val="24"/>
+          <w:szCs w:val="24"/>
+        </w:rPr>
+        <w:t>ul.active</w:t>
+      </w:r>
+      <w:proofErr w:type="spellEnd"/>
+      <w:proofErr w:type="gramEnd"/>
+      <w:r>
+        <w:rPr>
+          <w:rFonts w:ascii="Times New Roman" w:hAnsi="Times New Roman" w:cs="Times New Roman"/>
+          <w:sz w:val="24"/>
+          <w:szCs w:val="24"/>
+        </w:rPr>
+        <w:t xml:space="preserve"> {</w:t>
       </w:r>
     </w:p>
     <w:p>
@@ -12868,14 +14979,25 @@
         </w:rPr>
         <w:t xml:space="preserve">    </w:t>
       </w:r>
-      <w:r>
-        <w:rPr>
-          <w:rFonts w:ascii="Times New Roman" w:hAnsi="Times New Roman" w:cs="Times New Roman"/>
-          <w:sz w:val="24"/>
-          <w:szCs w:val="24"/>
-          <w:lang w:val="ru-RU"/>
-        </w:rPr>
-        <w:t>left: 0;</w:t>
+      <w:proofErr w:type="spellStart"/>
+      <w:r>
+        <w:rPr>
+          <w:rFonts w:ascii="Times New Roman" w:hAnsi="Times New Roman" w:cs="Times New Roman"/>
+          <w:sz w:val="24"/>
+          <w:szCs w:val="24"/>
+          <w:lang w:val="ru-RU"/>
+        </w:rPr>
+        <w:t>left</w:t>
+      </w:r>
+      <w:proofErr w:type="spellEnd"/>
+      <w:r>
+        <w:rPr>
+          <w:rFonts w:ascii="Times New Roman" w:hAnsi="Times New Roman" w:cs="Times New Roman"/>
+          <w:sz w:val="24"/>
+          <w:szCs w:val="24"/>
+          <w:lang w:val="ru-RU"/>
+        </w:rPr>
+        <w:t>: 0;</w:t>
       </w:r>
     </w:p>
     <w:p>
@@ -12963,6 +15085,7 @@
           <w:szCs w:val="24"/>
         </w:rPr>
       </w:pPr>
+      <w:proofErr w:type="spellStart"/>
       <w:r>
         <w:rPr>
           <w:rFonts w:ascii="Times New Roman" w:hAnsi="Times New Roman" w:cs="Times New Roman"/>
@@ -12983,6 +15106,7 @@
         </w:rPr>
         <w:t>ss</w:t>
       </w:r>
+      <w:proofErr w:type="spellEnd"/>
     </w:p>
     <w:p>
       <w:pPr>
@@ -12995,13 +15119,41 @@
           <w:szCs w:val="24"/>
         </w:rPr>
       </w:pPr>
-      <w:r>
-        <w:rPr>
-          <w:rFonts w:ascii="Times New Roman" w:hAnsi="Times New Roman" w:cs="Times New Roman"/>
-          <w:sz w:val="24"/>
-          <w:szCs w:val="24"/>
-        </w:rPr>
-        <w:t>.about-image img {</w:t>
+      <w:proofErr w:type="gramStart"/>
+      <w:r>
+        <w:rPr>
+          <w:rFonts w:ascii="Times New Roman" w:hAnsi="Times New Roman" w:cs="Times New Roman"/>
+          <w:sz w:val="24"/>
+          <w:szCs w:val="24"/>
+        </w:rPr>
+        <w:t>.about</w:t>
+      </w:r>
+      <w:proofErr w:type="gramEnd"/>
+      <w:r>
+        <w:rPr>
+          <w:rFonts w:ascii="Times New Roman" w:hAnsi="Times New Roman" w:cs="Times New Roman"/>
+          <w:sz w:val="24"/>
+          <w:szCs w:val="24"/>
+        </w:rPr>
+        <w:t xml:space="preserve">-image </w:t>
+      </w:r>
+      <w:proofErr w:type="spellStart"/>
+      <w:r>
+        <w:rPr>
+          <w:rFonts w:ascii="Times New Roman" w:hAnsi="Times New Roman" w:cs="Times New Roman"/>
+          <w:sz w:val="24"/>
+          <w:szCs w:val="24"/>
+        </w:rPr>
+        <w:t>img</w:t>
+      </w:r>
+      <w:proofErr w:type="spellEnd"/>
+      <w:r>
+        <w:rPr>
+          <w:rFonts w:ascii="Times New Roman" w:hAnsi="Times New Roman" w:cs="Times New Roman"/>
+          <w:sz w:val="24"/>
+          <w:szCs w:val="24"/>
+        </w:rPr>
+        <w:t xml:space="preserve"> {</w:t>
       </w:r>
     </w:p>
     <w:p>
@@ -13123,6 +15275,7 @@
           <w:lang w:val="ru-RU"/>
         </w:rPr>
       </w:pPr>
+      <w:proofErr w:type="spellStart"/>
       <w:r>
         <w:rPr>
           <w:rFonts w:ascii="Times New Roman" w:hAnsi="Times New Roman" w:cs="Times New Roman"/>
@@ -13133,6 +15286,7 @@
         </w:rPr>
         <w:t>css</w:t>
       </w:r>
+      <w:proofErr w:type="spellEnd"/>
     </w:p>
     <w:p>
       <w:pPr>
@@ -13171,7 +15325,25 @@
           <w:sz w:val="24"/>
           <w:szCs w:val="24"/>
         </w:rPr>
-        <w:t xml:space="preserve">  .subscribe-form {</w:t>
+        <w:t xml:space="preserve">  </w:t>
+      </w:r>
+      <w:proofErr w:type="gramStart"/>
+      <w:r>
+        <w:rPr>
+          <w:rFonts w:ascii="Times New Roman" w:hAnsi="Times New Roman" w:cs="Times New Roman"/>
+          <w:sz w:val="24"/>
+          <w:szCs w:val="24"/>
+        </w:rPr>
+        <w:t>.subscribe</w:t>
+      </w:r>
+      <w:proofErr w:type="gramEnd"/>
+      <w:r>
+        <w:rPr>
+          <w:rFonts w:ascii="Times New Roman" w:hAnsi="Times New Roman" w:cs="Times New Roman"/>
+          <w:sz w:val="24"/>
+          <w:szCs w:val="24"/>
+        </w:rPr>
+        <w:t>-form {</w:t>
       </w:r>
     </w:p>
     <w:p>
@@ -13251,7 +15423,25 @@
           <w:sz w:val="24"/>
           <w:szCs w:val="24"/>
         </w:rPr>
-        <w:t xml:space="preserve">  .subscribe-form button {</w:t>
+        <w:t xml:space="preserve">  </w:t>
+      </w:r>
+      <w:proofErr w:type="gramStart"/>
+      <w:r>
+        <w:rPr>
+          <w:rFonts w:ascii="Times New Roman" w:hAnsi="Times New Roman" w:cs="Times New Roman"/>
+          <w:sz w:val="24"/>
+          <w:szCs w:val="24"/>
+        </w:rPr>
+        <w:t>.subscribe</w:t>
+      </w:r>
+      <w:proofErr w:type="gramEnd"/>
+      <w:r>
+        <w:rPr>
+          <w:rFonts w:ascii="Times New Roman" w:hAnsi="Times New Roman" w:cs="Times New Roman"/>
+          <w:sz w:val="24"/>
+          <w:szCs w:val="24"/>
+        </w:rPr>
+        <w:t>-form button {</w:t>
       </w:r>
     </w:p>
     <w:p>
@@ -13431,13 +15621,71 @@
           <w:szCs w:val="24"/>
         </w:rPr>
       </w:pPr>
-      <w:r>
-        <w:rPr>
-          <w:rFonts w:ascii="Times New Roman" w:hAnsi="Times New Roman" w:cs="Times New Roman"/>
-          <w:sz w:val="24"/>
-          <w:szCs w:val="24"/>
-        </w:rPr>
-        <w:t>document.querySelectorAll('a[href^="#"]').forEach(anchor =&gt; {</w:t>
+      <w:proofErr w:type="spellStart"/>
+      <w:proofErr w:type="gramStart"/>
+      <w:r>
+        <w:rPr>
+          <w:rFonts w:ascii="Times New Roman" w:hAnsi="Times New Roman" w:cs="Times New Roman"/>
+          <w:sz w:val="24"/>
+          <w:szCs w:val="24"/>
+        </w:rPr>
+        <w:t>document.querySelectorAll</w:t>
+      </w:r>
+      <w:proofErr w:type="spellEnd"/>
+      <w:proofErr w:type="gramEnd"/>
+      <w:r>
+        <w:rPr>
+          <w:rFonts w:ascii="Times New Roman" w:hAnsi="Times New Roman" w:cs="Times New Roman"/>
+          <w:sz w:val="24"/>
+          <w:szCs w:val="24"/>
+        </w:rPr>
+        <w:t>('a[</w:t>
+      </w:r>
+      <w:proofErr w:type="spellStart"/>
+      <w:r>
+        <w:rPr>
+          <w:rFonts w:ascii="Times New Roman" w:hAnsi="Times New Roman" w:cs="Times New Roman"/>
+          <w:sz w:val="24"/>
+          <w:szCs w:val="24"/>
+        </w:rPr>
+        <w:t>href</w:t>
+      </w:r>
+      <w:proofErr w:type="spellEnd"/>
+      <w:r>
+        <w:rPr>
+          <w:rFonts w:ascii="Times New Roman" w:hAnsi="Times New Roman" w:cs="Times New Roman"/>
+          <w:sz w:val="24"/>
+          <w:szCs w:val="24"/>
+        </w:rPr>
+        <w:t>^="#"]'</w:t>
+      </w:r>
+      <w:proofErr w:type="gramStart"/>
+      <w:r>
+        <w:rPr>
+          <w:rFonts w:ascii="Times New Roman" w:hAnsi="Times New Roman" w:cs="Times New Roman"/>
+          <w:sz w:val="24"/>
+          <w:szCs w:val="24"/>
+        </w:rPr>
+        <w:t>).</w:t>
+      </w:r>
+      <w:proofErr w:type="spellStart"/>
+      <w:r>
+        <w:rPr>
+          <w:rFonts w:ascii="Times New Roman" w:hAnsi="Times New Roman" w:cs="Times New Roman"/>
+          <w:sz w:val="24"/>
+          <w:szCs w:val="24"/>
+        </w:rPr>
+        <w:t>forEach</w:t>
+      </w:r>
+      <w:proofErr w:type="spellEnd"/>
+      <w:proofErr w:type="gramEnd"/>
+      <w:r>
+        <w:rPr>
+          <w:rFonts w:ascii="Times New Roman" w:hAnsi="Times New Roman" w:cs="Times New Roman"/>
+          <w:sz w:val="24"/>
+          <w:szCs w:val="24"/>
+        </w:rPr>
+        <w:t>(anchor =&gt; {</w:t>
       </w:r>
     </w:p>
     <w:p>
@@ -13457,7 +15705,27 @@
           <w:sz w:val="24"/>
           <w:szCs w:val="24"/>
         </w:rPr>
-        <w:t xml:space="preserve">  anchor.addEventListener('click', function(e) {</w:t>
+        <w:t xml:space="preserve">  </w:t>
+      </w:r>
+      <w:proofErr w:type="spellStart"/>
+      <w:proofErr w:type="gramStart"/>
+      <w:r>
+        <w:rPr>
+          <w:rFonts w:ascii="Times New Roman" w:hAnsi="Times New Roman" w:cs="Times New Roman"/>
+          <w:sz w:val="24"/>
+          <w:szCs w:val="24"/>
+        </w:rPr>
+        <w:t>anchor.addEventListener</w:t>
+      </w:r>
+      <w:proofErr w:type="spellEnd"/>
+      <w:proofErr w:type="gramEnd"/>
+      <w:r>
+        <w:rPr>
+          <w:rFonts w:ascii="Times New Roman" w:hAnsi="Times New Roman" w:cs="Times New Roman"/>
+          <w:sz w:val="24"/>
+          <w:szCs w:val="24"/>
+        </w:rPr>
+        <w:t>('click', function(e) {</w:t>
       </w:r>
     </w:p>
     <w:p>
@@ -13477,7 +15745,27 @@
           <w:sz w:val="24"/>
           <w:szCs w:val="24"/>
         </w:rPr>
-        <w:t xml:space="preserve">    e.preventDefault();</w:t>
+        <w:t xml:space="preserve">    </w:t>
+      </w:r>
+      <w:proofErr w:type="spellStart"/>
+      <w:proofErr w:type="gramStart"/>
+      <w:r>
+        <w:rPr>
+          <w:rFonts w:ascii="Times New Roman" w:hAnsi="Times New Roman" w:cs="Times New Roman"/>
+          <w:sz w:val="24"/>
+          <w:szCs w:val="24"/>
+        </w:rPr>
+        <w:t>e.preventDefault</w:t>
+      </w:r>
+      <w:proofErr w:type="spellEnd"/>
+      <w:proofErr w:type="gramEnd"/>
+      <w:r>
+        <w:rPr>
+          <w:rFonts w:ascii="Times New Roman" w:hAnsi="Times New Roman" w:cs="Times New Roman"/>
+          <w:sz w:val="24"/>
+          <w:szCs w:val="24"/>
+        </w:rPr>
+        <w:t>();</w:t>
       </w:r>
     </w:p>
     <w:p>
@@ -13497,7 +15785,65 @@
           <w:sz w:val="24"/>
           <w:szCs w:val="24"/>
         </w:rPr>
-        <w:t xml:space="preserve">    const target = document.querySelector(this.getAttribute('href'));</w:t>
+        <w:t xml:space="preserve">    const target = </w:t>
+      </w:r>
+      <w:proofErr w:type="spellStart"/>
+      <w:proofErr w:type="gramStart"/>
+      <w:r>
+        <w:rPr>
+          <w:rFonts w:ascii="Times New Roman" w:hAnsi="Times New Roman" w:cs="Times New Roman"/>
+          <w:sz w:val="24"/>
+          <w:szCs w:val="24"/>
+        </w:rPr>
+        <w:t>document.querySelector</w:t>
+      </w:r>
+      <w:proofErr w:type="spellEnd"/>
+      <w:proofErr w:type="gramEnd"/>
+      <w:r>
+        <w:rPr>
+          <w:rFonts w:ascii="Times New Roman" w:hAnsi="Times New Roman" w:cs="Times New Roman"/>
+          <w:sz w:val="24"/>
+          <w:szCs w:val="24"/>
+        </w:rPr>
+        <w:t>(</w:t>
+      </w:r>
+      <w:proofErr w:type="spellStart"/>
+      <w:proofErr w:type="gramStart"/>
+      <w:r>
+        <w:rPr>
+          <w:rFonts w:ascii="Times New Roman" w:hAnsi="Times New Roman" w:cs="Times New Roman"/>
+          <w:sz w:val="24"/>
+          <w:szCs w:val="24"/>
+        </w:rPr>
+        <w:t>this.getAttribute</w:t>
+      </w:r>
+      <w:proofErr w:type="spellEnd"/>
+      <w:proofErr w:type="gramEnd"/>
+      <w:r>
+        <w:rPr>
+          <w:rFonts w:ascii="Times New Roman" w:hAnsi="Times New Roman" w:cs="Times New Roman"/>
+          <w:sz w:val="24"/>
+          <w:szCs w:val="24"/>
+        </w:rPr>
+        <w:t>('</w:t>
+      </w:r>
+      <w:proofErr w:type="spellStart"/>
+      <w:r>
+        <w:rPr>
+          <w:rFonts w:ascii="Times New Roman" w:hAnsi="Times New Roman" w:cs="Times New Roman"/>
+          <w:sz w:val="24"/>
+          <w:szCs w:val="24"/>
+        </w:rPr>
+        <w:t>href</w:t>
+      </w:r>
+      <w:proofErr w:type="spellEnd"/>
+      <w:r>
+        <w:rPr>
+          <w:rFonts w:ascii="Times New Roman" w:hAnsi="Times New Roman" w:cs="Times New Roman"/>
+          <w:sz w:val="24"/>
+          <w:szCs w:val="24"/>
+        </w:rPr>
+        <w:t>'));</w:t>
       </w:r>
     </w:p>
     <w:p>
@@ -13537,7 +15883,27 @@
           <w:sz w:val="24"/>
           <w:szCs w:val="24"/>
         </w:rPr>
-        <w:t xml:space="preserve">    window.scrollTo({</w:t>
+        <w:t xml:space="preserve">    </w:t>
+      </w:r>
+      <w:proofErr w:type="spellStart"/>
+      <w:proofErr w:type="gramStart"/>
+      <w:r>
+        <w:rPr>
+          <w:rFonts w:ascii="Times New Roman" w:hAnsi="Times New Roman" w:cs="Times New Roman"/>
+          <w:sz w:val="24"/>
+          <w:szCs w:val="24"/>
+        </w:rPr>
+        <w:t>window.scrollTo</w:t>
+      </w:r>
+      <w:proofErr w:type="spellEnd"/>
+      <w:proofErr w:type="gramEnd"/>
+      <w:r>
+        <w:rPr>
+          <w:rFonts w:ascii="Times New Roman" w:hAnsi="Times New Roman" w:cs="Times New Roman"/>
+          <w:sz w:val="24"/>
+          <w:szCs w:val="24"/>
+        </w:rPr>
+        <w:t>({</w:t>
       </w:r>
     </w:p>
     <w:p>
@@ -13557,7 +15923,27 @@
           <w:sz w:val="24"/>
           <w:szCs w:val="24"/>
         </w:rPr>
-        <w:t xml:space="preserve">      top: target.offsetTop - 70,</w:t>
+        <w:t xml:space="preserve">      top: </w:t>
+      </w:r>
+      <w:proofErr w:type="spellStart"/>
+      <w:proofErr w:type="gramStart"/>
+      <w:r>
+        <w:rPr>
+          <w:rFonts w:ascii="Times New Roman" w:hAnsi="Times New Roman" w:cs="Times New Roman"/>
+          <w:sz w:val="24"/>
+          <w:szCs w:val="24"/>
+        </w:rPr>
+        <w:t>target.offsetTop</w:t>
+      </w:r>
+      <w:proofErr w:type="spellEnd"/>
+      <w:proofErr w:type="gramEnd"/>
+      <w:r>
+        <w:rPr>
+          <w:rFonts w:ascii="Times New Roman" w:hAnsi="Times New Roman" w:cs="Times New Roman"/>
+          <w:sz w:val="24"/>
+          <w:szCs w:val="24"/>
+        </w:rPr>
+        <w:t xml:space="preserve"> - 70,</w:t>
       </w:r>
     </w:p>
     <w:p>
@@ -13580,14 +15966,45 @@
         </w:rPr>
         <w:t xml:space="preserve">      </w:t>
       </w:r>
-      <w:r>
-        <w:rPr>
-          <w:rFonts w:ascii="Times New Roman" w:hAnsi="Times New Roman" w:cs="Times New Roman"/>
-          <w:sz w:val="24"/>
-          <w:szCs w:val="24"/>
-          <w:lang w:val="ru-RU"/>
-        </w:rPr>
-        <w:t>behavior: 'smooth'</w:t>
+      <w:proofErr w:type="spellStart"/>
+      <w:r>
+        <w:rPr>
+          <w:rFonts w:ascii="Times New Roman" w:hAnsi="Times New Roman" w:cs="Times New Roman"/>
+          <w:sz w:val="24"/>
+          <w:szCs w:val="24"/>
+          <w:lang w:val="ru-RU"/>
+        </w:rPr>
+        <w:t>behavior</w:t>
+      </w:r>
+      <w:proofErr w:type="spellEnd"/>
+      <w:r>
+        <w:rPr>
+          <w:rFonts w:ascii="Times New Roman" w:hAnsi="Times New Roman" w:cs="Times New Roman"/>
+          <w:sz w:val="24"/>
+          <w:szCs w:val="24"/>
+          <w:lang w:val="ru-RU"/>
+        </w:rPr>
+        <w:t>: '</w:t>
+      </w:r>
+      <w:proofErr w:type="spellStart"/>
+      <w:r>
+        <w:rPr>
+          <w:rFonts w:ascii="Times New Roman" w:hAnsi="Times New Roman" w:cs="Times New Roman"/>
+          <w:sz w:val="24"/>
+          <w:szCs w:val="24"/>
+          <w:lang w:val="ru-RU"/>
+        </w:rPr>
+        <w:t>smooth</w:t>
+      </w:r>
+      <w:proofErr w:type="spellEnd"/>
+      <w:r>
+        <w:rPr>
+          <w:rFonts w:ascii="Times New Roman" w:hAnsi="Times New Roman" w:cs="Times New Roman"/>
+          <w:sz w:val="24"/>
+          <w:szCs w:val="24"/>
+          <w:lang w:val="ru-RU"/>
+        </w:rPr>
+        <w:t>'</w:t>
       </w:r>
     </w:p>
     <w:p>
@@ -13680,8 +16097,19 @@
           <w:lang w:val="ru-RU"/>
         </w:rPr>
         <w:lastRenderedPageBreak/>
-        <w:t>Анимация при скролле</w:t>
-      </w:r>
+        <w:t xml:space="preserve">Анимация при </w:t>
+      </w:r>
+      <w:proofErr w:type="spellStart"/>
+      <w:r>
+        <w:rPr>
+          <w:rFonts w:ascii="Times New Roman" w:hAnsi="Times New Roman" w:cs="Times New Roman"/>
+          <w:sz w:val="24"/>
+          <w:szCs w:val="24"/>
+          <w:lang w:val="ru-RU"/>
+        </w:rPr>
+        <w:t>скролле</w:t>
+      </w:r>
+      <w:proofErr w:type="spellEnd"/>
     </w:p>
     <w:p>
       <w:pPr>
@@ -13713,7 +16141,35 @@
           <w:sz w:val="24"/>
           <w:szCs w:val="24"/>
         </w:rPr>
-        <w:t>function animateOnScroll() {</w:t>
+        <w:t xml:space="preserve">function </w:t>
+      </w:r>
+      <w:proofErr w:type="spellStart"/>
+      <w:proofErr w:type="gramStart"/>
+      <w:r>
+        <w:rPr>
+          <w:rFonts w:ascii="Times New Roman" w:hAnsi="Times New Roman" w:cs="Times New Roman"/>
+          <w:sz w:val="24"/>
+          <w:szCs w:val="24"/>
+        </w:rPr>
+        <w:t>animateOnScroll</w:t>
+      </w:r>
+      <w:proofErr w:type="spellEnd"/>
+      <w:r>
+        <w:rPr>
+          <w:rFonts w:ascii="Times New Roman" w:hAnsi="Times New Roman" w:cs="Times New Roman"/>
+          <w:sz w:val="24"/>
+          <w:szCs w:val="24"/>
+        </w:rPr>
+        <w:t>(</w:t>
+      </w:r>
+      <w:proofErr w:type="gramEnd"/>
+      <w:r>
+        <w:rPr>
+          <w:rFonts w:ascii="Times New Roman" w:hAnsi="Times New Roman" w:cs="Times New Roman"/>
+          <w:sz w:val="24"/>
+          <w:szCs w:val="24"/>
+        </w:rPr>
+        <w:t>) {</w:t>
       </w:r>
     </w:p>
     <w:p>
@@ -13733,7 +16189,45 @@
           <w:sz w:val="24"/>
           <w:szCs w:val="24"/>
         </w:rPr>
-        <w:t xml:space="preserve">  const elements = document.querySelectorAll('.animate-on-scroll');</w:t>
+        <w:t xml:space="preserve">  const elements = </w:t>
+      </w:r>
+      <w:proofErr w:type="spellStart"/>
+      <w:proofErr w:type="gramStart"/>
+      <w:r>
+        <w:rPr>
+          <w:rFonts w:ascii="Times New Roman" w:hAnsi="Times New Roman" w:cs="Times New Roman"/>
+          <w:sz w:val="24"/>
+          <w:szCs w:val="24"/>
+        </w:rPr>
+        <w:t>document.querySelectorAll</w:t>
+      </w:r>
+      <w:proofErr w:type="spellEnd"/>
+      <w:proofErr w:type="gramEnd"/>
+      <w:r>
+        <w:rPr>
+          <w:rFonts w:ascii="Times New Roman" w:hAnsi="Times New Roman" w:cs="Times New Roman"/>
+          <w:sz w:val="24"/>
+          <w:szCs w:val="24"/>
+        </w:rPr>
+        <w:t>(</w:t>
+      </w:r>
+      <w:proofErr w:type="gramStart"/>
+      <w:r>
+        <w:rPr>
+          <w:rFonts w:ascii="Times New Roman" w:hAnsi="Times New Roman" w:cs="Times New Roman"/>
+          <w:sz w:val="24"/>
+          <w:szCs w:val="24"/>
+        </w:rPr>
+        <w:t>'.animate</w:t>
+      </w:r>
+      <w:proofErr w:type="gramEnd"/>
+      <w:r>
+        <w:rPr>
+          <w:rFonts w:ascii="Times New Roman" w:hAnsi="Times New Roman" w:cs="Times New Roman"/>
+          <w:sz w:val="24"/>
+          <w:szCs w:val="24"/>
+        </w:rPr>
+        <w:t>-on-scroll');</w:t>
       </w:r>
     </w:p>
     <w:p>
@@ -13773,7 +16267,27 @@
           <w:sz w:val="24"/>
           <w:szCs w:val="24"/>
         </w:rPr>
-        <w:t xml:space="preserve">  elements.forEach(element =&gt; {</w:t>
+        <w:t xml:space="preserve">  </w:t>
+      </w:r>
+      <w:proofErr w:type="spellStart"/>
+      <w:proofErr w:type="gramStart"/>
+      <w:r>
+        <w:rPr>
+          <w:rFonts w:ascii="Times New Roman" w:hAnsi="Times New Roman" w:cs="Times New Roman"/>
+          <w:sz w:val="24"/>
+          <w:szCs w:val="24"/>
+        </w:rPr>
+        <w:t>elements.forEach</w:t>
+      </w:r>
+      <w:proofErr w:type="spellEnd"/>
+      <w:proofErr w:type="gramEnd"/>
+      <w:r>
+        <w:rPr>
+          <w:rFonts w:ascii="Times New Roman" w:hAnsi="Times New Roman" w:cs="Times New Roman"/>
+          <w:sz w:val="24"/>
+          <w:szCs w:val="24"/>
+        </w:rPr>
+        <w:t>(element =&gt; {</w:t>
       </w:r>
     </w:p>
     <w:p>
@@ -13793,7 +16307,63 @@
           <w:sz w:val="24"/>
           <w:szCs w:val="24"/>
         </w:rPr>
-        <w:t xml:space="preserve">    const elementPosition = element.getBoundingClientRect().top;</w:t>
+        <w:t xml:space="preserve">    const </w:t>
+      </w:r>
+      <w:proofErr w:type="spellStart"/>
+      <w:r>
+        <w:rPr>
+          <w:rFonts w:ascii="Times New Roman" w:hAnsi="Times New Roman" w:cs="Times New Roman"/>
+          <w:sz w:val="24"/>
+          <w:szCs w:val="24"/>
+        </w:rPr>
+        <w:t>elementPosition</w:t>
+      </w:r>
+      <w:proofErr w:type="spellEnd"/>
+      <w:r>
+        <w:rPr>
+          <w:rFonts w:ascii="Times New Roman" w:hAnsi="Times New Roman" w:cs="Times New Roman"/>
+          <w:sz w:val="24"/>
+          <w:szCs w:val="24"/>
+        </w:rPr>
+        <w:t xml:space="preserve"> = </w:t>
+      </w:r>
+      <w:proofErr w:type="spellStart"/>
+      <w:proofErr w:type="gramStart"/>
+      <w:r>
+        <w:rPr>
+          <w:rFonts w:ascii="Times New Roman" w:hAnsi="Times New Roman" w:cs="Times New Roman"/>
+          <w:sz w:val="24"/>
+          <w:szCs w:val="24"/>
+        </w:rPr>
+        <w:t>element.getBoundingClientRect</w:t>
+      </w:r>
+      <w:proofErr w:type="spellEnd"/>
+      <w:proofErr w:type="gramEnd"/>
+      <w:r>
+        <w:rPr>
+          <w:rFonts w:ascii="Times New Roman" w:hAnsi="Times New Roman" w:cs="Times New Roman"/>
+          <w:sz w:val="24"/>
+          <w:szCs w:val="24"/>
+        </w:rPr>
+        <w:t>(</w:t>
+      </w:r>
+      <w:proofErr w:type="gramStart"/>
+      <w:r>
+        <w:rPr>
+          <w:rFonts w:ascii="Times New Roman" w:hAnsi="Times New Roman" w:cs="Times New Roman"/>
+          <w:sz w:val="24"/>
+          <w:szCs w:val="24"/>
+        </w:rPr>
+        <w:t>).top</w:t>
+      </w:r>
+      <w:proofErr w:type="gramEnd"/>
+      <w:r>
+        <w:rPr>
+          <w:rFonts w:ascii="Times New Roman" w:hAnsi="Times New Roman" w:cs="Times New Roman"/>
+          <w:sz w:val="24"/>
+          <w:szCs w:val="24"/>
+        </w:rPr>
+        <w:t>;</w:t>
       </w:r>
     </w:p>
     <w:p>
@@ -13813,7 +16383,45 @@
           <w:sz w:val="24"/>
           <w:szCs w:val="24"/>
         </w:rPr>
-        <w:t xml:space="preserve">    const screenPosition = window.innerHeight / 1.3;</w:t>
+        <w:t xml:space="preserve">    const </w:t>
+      </w:r>
+      <w:proofErr w:type="spellStart"/>
+      <w:r>
+        <w:rPr>
+          <w:rFonts w:ascii="Times New Roman" w:hAnsi="Times New Roman" w:cs="Times New Roman"/>
+          <w:sz w:val="24"/>
+          <w:szCs w:val="24"/>
+        </w:rPr>
+        <w:t>screenPosition</w:t>
+      </w:r>
+      <w:proofErr w:type="spellEnd"/>
+      <w:r>
+        <w:rPr>
+          <w:rFonts w:ascii="Times New Roman" w:hAnsi="Times New Roman" w:cs="Times New Roman"/>
+          <w:sz w:val="24"/>
+          <w:szCs w:val="24"/>
+        </w:rPr>
+        <w:t xml:space="preserve"> = </w:t>
+      </w:r>
+      <w:proofErr w:type="spellStart"/>
+      <w:proofErr w:type="gramStart"/>
+      <w:r>
+        <w:rPr>
+          <w:rFonts w:ascii="Times New Roman" w:hAnsi="Times New Roman" w:cs="Times New Roman"/>
+          <w:sz w:val="24"/>
+          <w:szCs w:val="24"/>
+        </w:rPr>
+        <w:t>window.innerHeight</w:t>
+      </w:r>
+      <w:proofErr w:type="spellEnd"/>
+      <w:proofErr w:type="gramEnd"/>
+      <w:r>
+        <w:rPr>
+          <w:rFonts w:ascii="Times New Roman" w:hAnsi="Times New Roman" w:cs="Times New Roman"/>
+          <w:sz w:val="24"/>
+          <w:szCs w:val="24"/>
+        </w:rPr>
+        <w:t xml:space="preserve"> / 1.3;</w:t>
       </w:r>
     </w:p>
     <w:p>
@@ -13853,7 +16461,43 @@
           <w:sz w:val="24"/>
           <w:szCs w:val="24"/>
         </w:rPr>
-        <w:t xml:space="preserve">    if (elementPosition &lt; screenPosition) {</w:t>
+        <w:t xml:space="preserve">    if (</w:t>
+      </w:r>
+      <w:proofErr w:type="spellStart"/>
+      <w:r>
+        <w:rPr>
+          <w:rFonts w:ascii="Times New Roman" w:hAnsi="Times New Roman" w:cs="Times New Roman"/>
+          <w:sz w:val="24"/>
+          <w:szCs w:val="24"/>
+        </w:rPr>
+        <w:t>elementPosition</w:t>
+      </w:r>
+      <w:proofErr w:type="spellEnd"/>
+      <w:r>
+        <w:rPr>
+          <w:rFonts w:ascii="Times New Roman" w:hAnsi="Times New Roman" w:cs="Times New Roman"/>
+          <w:sz w:val="24"/>
+          <w:szCs w:val="24"/>
+        </w:rPr>
+        <w:t xml:space="preserve"> &lt; </w:t>
+      </w:r>
+      <w:proofErr w:type="spellStart"/>
+      <w:r>
+        <w:rPr>
+          <w:rFonts w:ascii="Times New Roman" w:hAnsi="Times New Roman" w:cs="Times New Roman"/>
+          <w:sz w:val="24"/>
+          <w:szCs w:val="24"/>
+        </w:rPr>
+        <w:t>screenPosition</w:t>
+      </w:r>
+      <w:proofErr w:type="spellEnd"/>
+      <w:r>
+        <w:rPr>
+          <w:rFonts w:ascii="Times New Roman" w:hAnsi="Times New Roman" w:cs="Times New Roman"/>
+          <w:sz w:val="24"/>
+          <w:szCs w:val="24"/>
+        </w:rPr>
+        <w:t>) {</w:t>
       </w:r>
     </w:p>
     <w:p>
@@ -13873,7 +16517,25 @@
           <w:sz w:val="24"/>
           <w:szCs w:val="24"/>
         </w:rPr>
-        <w:t xml:space="preserve">      element.classList.add('animated');</w:t>
+        <w:t xml:space="preserve">      </w:t>
+      </w:r>
+      <w:proofErr w:type="spellStart"/>
+      <w:r>
+        <w:rPr>
+          <w:rFonts w:ascii="Times New Roman" w:hAnsi="Times New Roman" w:cs="Times New Roman"/>
+          <w:sz w:val="24"/>
+          <w:szCs w:val="24"/>
+        </w:rPr>
+        <w:t>element.classList.add</w:t>
+      </w:r>
+      <w:proofErr w:type="spellEnd"/>
+      <w:r>
+        <w:rPr>
+          <w:rFonts w:ascii="Times New Roman" w:hAnsi="Times New Roman" w:cs="Times New Roman"/>
+          <w:sz w:val="24"/>
+          <w:szCs w:val="24"/>
+        </w:rPr>
+        <w:t>('animated');</w:t>
       </w:r>
     </w:p>
     <w:p>
@@ -13959,13 +16621,43 @@
           <w:szCs w:val="24"/>
         </w:rPr>
       </w:pPr>
-      <w:r>
-        <w:rPr>
-          <w:rFonts w:ascii="Times New Roman" w:hAnsi="Times New Roman" w:cs="Times New Roman"/>
-          <w:sz w:val="24"/>
-          <w:szCs w:val="24"/>
-        </w:rPr>
-        <w:t>window.addEventListener('scroll', animateOnScroll);</w:t>
+      <w:proofErr w:type="spellStart"/>
+      <w:proofErr w:type="gramStart"/>
+      <w:r>
+        <w:rPr>
+          <w:rFonts w:ascii="Times New Roman" w:hAnsi="Times New Roman" w:cs="Times New Roman"/>
+          <w:sz w:val="24"/>
+          <w:szCs w:val="24"/>
+        </w:rPr>
+        <w:t>window.addEventListener</w:t>
+      </w:r>
+      <w:proofErr w:type="spellEnd"/>
+      <w:proofErr w:type="gramEnd"/>
+      <w:r>
+        <w:rPr>
+          <w:rFonts w:ascii="Times New Roman" w:hAnsi="Times New Roman" w:cs="Times New Roman"/>
+          <w:sz w:val="24"/>
+          <w:szCs w:val="24"/>
+        </w:rPr>
+        <w:t xml:space="preserve">('scroll', </w:t>
+      </w:r>
+      <w:proofErr w:type="spellStart"/>
+      <w:r>
+        <w:rPr>
+          <w:rFonts w:ascii="Times New Roman" w:hAnsi="Times New Roman" w:cs="Times New Roman"/>
+          <w:sz w:val="24"/>
+          <w:szCs w:val="24"/>
+        </w:rPr>
+        <w:t>animateOnScroll</w:t>
+      </w:r>
+      <w:proofErr w:type="spellEnd"/>
+      <w:r>
+        <w:rPr>
+          <w:rFonts w:ascii="Times New Roman" w:hAnsi="Times New Roman" w:cs="Times New Roman"/>
+          <w:sz w:val="24"/>
+          <w:szCs w:val="24"/>
+        </w:rPr>
+        <w:t>);</w:t>
       </w:r>
     </w:p>
     <w:p>
@@ -14005,13 +16697,23 @@
           <w:szCs w:val="24"/>
         </w:rPr>
       </w:pPr>
-      <w:r>
-        <w:rPr>
-          <w:rFonts w:ascii="Times New Roman" w:hAnsi="Times New Roman" w:cs="Times New Roman"/>
-          <w:sz w:val="24"/>
-          <w:szCs w:val="24"/>
-        </w:rPr>
-        <w:t>testimonialForm.addEventListener('submit', function(e) {</w:t>
+      <w:proofErr w:type="spellStart"/>
+      <w:r>
+        <w:rPr>
+          <w:rFonts w:ascii="Times New Roman" w:hAnsi="Times New Roman" w:cs="Times New Roman"/>
+          <w:sz w:val="24"/>
+          <w:szCs w:val="24"/>
+        </w:rPr>
+        <w:t>testimonialForm.addEventListener</w:t>
+      </w:r>
+      <w:proofErr w:type="spellEnd"/>
+      <w:r>
+        <w:rPr>
+          <w:rFonts w:ascii="Times New Roman" w:hAnsi="Times New Roman" w:cs="Times New Roman"/>
+          <w:sz w:val="24"/>
+          <w:szCs w:val="24"/>
+        </w:rPr>
+        <w:t>('submit', function(e) {</w:t>
       </w:r>
     </w:p>
     <w:p>
@@ -14034,14 +16736,27 @@
         </w:rPr>
         <w:t xml:space="preserve">  </w:t>
       </w:r>
-      <w:r>
-        <w:rPr>
-          <w:rFonts w:ascii="Times New Roman" w:hAnsi="Times New Roman" w:cs="Times New Roman"/>
-          <w:sz w:val="24"/>
-          <w:szCs w:val="24"/>
-          <w:lang w:val="ru-RU"/>
-        </w:rPr>
-        <w:t>e.preventDefault();</w:t>
+      <w:proofErr w:type="spellStart"/>
+      <w:proofErr w:type="gramStart"/>
+      <w:r>
+        <w:rPr>
+          <w:rFonts w:ascii="Times New Roman" w:hAnsi="Times New Roman" w:cs="Times New Roman"/>
+          <w:sz w:val="24"/>
+          <w:szCs w:val="24"/>
+          <w:lang w:val="ru-RU"/>
+        </w:rPr>
+        <w:t>e.preventDefault</w:t>
+      </w:r>
+      <w:proofErr w:type="spellEnd"/>
+      <w:proofErr w:type="gramEnd"/>
+      <w:r>
+        <w:rPr>
+          <w:rFonts w:ascii="Times New Roman" w:hAnsi="Times New Roman" w:cs="Times New Roman"/>
+          <w:sz w:val="24"/>
+          <w:szCs w:val="24"/>
+          <w:lang w:val="ru-RU"/>
+        </w:rPr>
+        <w:t>();</w:t>
       </w:r>
     </w:p>
     <w:p>
@@ -14132,7 +16847,25 @@
           <w:sz w:val="24"/>
           <w:szCs w:val="24"/>
         </w:rPr>
-        <w:t>const testimonialHtml = `</w:t>
+        <w:t xml:space="preserve">const </w:t>
+      </w:r>
+      <w:proofErr w:type="spellStart"/>
+      <w:r>
+        <w:rPr>
+          <w:rFonts w:ascii="Times New Roman" w:hAnsi="Times New Roman" w:cs="Times New Roman"/>
+          <w:sz w:val="24"/>
+          <w:szCs w:val="24"/>
+        </w:rPr>
+        <w:t>testimonialHtml</w:t>
+      </w:r>
+      <w:proofErr w:type="spellEnd"/>
+      <w:r>
+        <w:rPr>
+          <w:rFonts w:ascii="Times New Roman" w:hAnsi="Times New Roman" w:cs="Times New Roman"/>
+          <w:sz w:val="24"/>
+          <w:szCs w:val="24"/>
+        </w:rPr>
+        <w:t xml:space="preserve"> = `</w:t>
       </w:r>
     </w:p>
     <w:p>
@@ -14172,7 +16905,25 @@
           <w:sz w:val="24"/>
           <w:szCs w:val="24"/>
         </w:rPr>
-        <w:t xml:space="preserve">      &lt;div class="client-img"&gt;</w:t>
+        <w:t xml:space="preserve">      &lt;div class="client-</w:t>
+      </w:r>
+      <w:proofErr w:type="spellStart"/>
+      <w:r>
+        <w:rPr>
+          <w:rFonts w:ascii="Times New Roman" w:hAnsi="Times New Roman" w:cs="Times New Roman"/>
+          <w:sz w:val="24"/>
+          <w:szCs w:val="24"/>
+        </w:rPr>
+        <w:t>img</w:t>
+      </w:r>
+      <w:proofErr w:type="spellEnd"/>
+      <w:r>
+        <w:rPr>
+          <w:rFonts w:ascii="Times New Roman" w:hAnsi="Times New Roman" w:cs="Times New Roman"/>
+          <w:sz w:val="24"/>
+          <w:szCs w:val="24"/>
+        </w:rPr>
+        <w:t>"&gt;</w:t>
       </w:r>
     </w:p>
     <w:p>
@@ -14192,7 +16943,71 @@
           <w:sz w:val="24"/>
           <w:szCs w:val="24"/>
         </w:rPr>
-        <w:t xml:space="preserve">        &lt;img src="${getRandomUserPhoto()}" alt="${name}"&gt;</w:t>
+        <w:t xml:space="preserve">        &lt;</w:t>
+      </w:r>
+      <w:proofErr w:type="spellStart"/>
+      <w:r>
+        <w:rPr>
+          <w:rFonts w:ascii="Times New Roman" w:hAnsi="Times New Roman" w:cs="Times New Roman"/>
+          <w:sz w:val="24"/>
+          <w:szCs w:val="24"/>
+        </w:rPr>
+        <w:t>img</w:t>
+      </w:r>
+      <w:proofErr w:type="spellEnd"/>
+      <w:r>
+        <w:rPr>
+          <w:rFonts w:ascii="Times New Roman" w:hAnsi="Times New Roman" w:cs="Times New Roman"/>
+          <w:sz w:val="24"/>
+          <w:szCs w:val="24"/>
+        </w:rPr>
+        <w:t xml:space="preserve"> </w:t>
+      </w:r>
+      <w:proofErr w:type="spellStart"/>
+      <w:r>
+        <w:rPr>
+          <w:rFonts w:ascii="Times New Roman" w:hAnsi="Times New Roman" w:cs="Times New Roman"/>
+          <w:sz w:val="24"/>
+          <w:szCs w:val="24"/>
+        </w:rPr>
+        <w:t>src</w:t>
+      </w:r>
+      <w:proofErr w:type="spellEnd"/>
+      <w:r>
+        <w:rPr>
+          <w:rFonts w:ascii="Times New Roman" w:hAnsi="Times New Roman" w:cs="Times New Roman"/>
+          <w:sz w:val="24"/>
+          <w:szCs w:val="24"/>
+        </w:rPr>
+        <w:t>="${</w:t>
+      </w:r>
+      <w:proofErr w:type="spellStart"/>
+      <w:proofErr w:type="gramStart"/>
+      <w:r>
+        <w:rPr>
+          <w:rFonts w:ascii="Times New Roman" w:hAnsi="Times New Roman" w:cs="Times New Roman"/>
+          <w:sz w:val="24"/>
+          <w:szCs w:val="24"/>
+        </w:rPr>
+        <w:t>getRandomUserPhoto</w:t>
+      </w:r>
+      <w:proofErr w:type="spellEnd"/>
+      <w:r>
+        <w:rPr>
+          <w:rFonts w:ascii="Times New Roman" w:hAnsi="Times New Roman" w:cs="Times New Roman"/>
+          <w:sz w:val="24"/>
+          <w:szCs w:val="24"/>
+        </w:rPr>
+        <w:t>(</w:t>
+      </w:r>
+      <w:proofErr w:type="gramEnd"/>
+      <w:r>
+        <w:rPr>
+          <w:rFonts w:ascii="Times New Roman" w:hAnsi="Times New Roman" w:cs="Times New Roman"/>
+          <w:sz w:val="24"/>
+          <w:szCs w:val="24"/>
+        </w:rPr>
+        <w:t>)}" alt="${name}"&gt;</w:t>
       </w:r>
     </w:p>
     <w:p>
@@ -14232,7 +17047,25 @@
           <w:sz w:val="24"/>
           <w:szCs w:val="24"/>
         </w:rPr>
-        <w:t xml:space="preserve">      &lt;div class="stars"&gt;${starsHtml}&lt;/div&gt;</w:t>
+        <w:t xml:space="preserve">      &lt;div class="stars"&gt;${</w:t>
+      </w:r>
+      <w:proofErr w:type="spellStart"/>
+      <w:r>
+        <w:rPr>
+          <w:rFonts w:ascii="Times New Roman" w:hAnsi="Times New Roman" w:cs="Times New Roman"/>
+          <w:sz w:val="24"/>
+          <w:szCs w:val="24"/>
+        </w:rPr>
+        <w:t>starsHtml</w:t>
+      </w:r>
+      <w:proofErr w:type="spellEnd"/>
+      <w:r>
+        <w:rPr>
+          <w:rFonts w:ascii="Times New Roman" w:hAnsi="Times New Roman" w:cs="Times New Roman"/>
+          <w:sz w:val="24"/>
+          <w:szCs w:val="24"/>
+        </w:rPr>
+        <w:t>}&lt;/div&gt;</w:t>
       </w:r>
     </w:p>
     <w:p>
@@ -14564,7 +17397,45 @@
           <w:sz w:val="24"/>
           <w:szCs w:val="24"/>
         </w:rPr>
-        <w:t>const slider = document.querySelector('.testimonial-slider');</w:t>
+        <w:t xml:space="preserve">const slider = </w:t>
+      </w:r>
+      <w:proofErr w:type="spellStart"/>
+      <w:proofErr w:type="gramStart"/>
+      <w:r>
+        <w:rPr>
+          <w:rFonts w:ascii="Times New Roman" w:hAnsi="Times New Roman" w:cs="Times New Roman"/>
+          <w:sz w:val="24"/>
+          <w:szCs w:val="24"/>
+        </w:rPr>
+        <w:t>document.querySelector</w:t>
+      </w:r>
+      <w:proofErr w:type="spellEnd"/>
+      <w:proofErr w:type="gramEnd"/>
+      <w:r>
+        <w:rPr>
+          <w:rFonts w:ascii="Times New Roman" w:hAnsi="Times New Roman" w:cs="Times New Roman"/>
+          <w:sz w:val="24"/>
+          <w:szCs w:val="24"/>
+        </w:rPr>
+        <w:t>(</w:t>
+      </w:r>
+      <w:proofErr w:type="gramStart"/>
+      <w:r>
+        <w:rPr>
+          <w:rFonts w:ascii="Times New Roman" w:hAnsi="Times New Roman" w:cs="Times New Roman"/>
+          <w:sz w:val="24"/>
+          <w:szCs w:val="24"/>
+        </w:rPr>
+        <w:t>'.testimonial</w:t>
+      </w:r>
+      <w:proofErr w:type="gramEnd"/>
+      <w:r>
+        <w:rPr>
+          <w:rFonts w:ascii="Times New Roman" w:hAnsi="Times New Roman" w:cs="Times New Roman"/>
+          <w:sz w:val="24"/>
+          <w:szCs w:val="24"/>
+        </w:rPr>
+        <w:t>-slider');</w:t>
       </w:r>
     </w:p>
     <w:p>
@@ -14584,7 +17455,63 @@
           <w:sz w:val="24"/>
           <w:szCs w:val="24"/>
         </w:rPr>
-        <w:t xml:space="preserve">  slider.insertAdjacentHTML('beforeend', testimonialHtml);</w:t>
+        <w:t xml:space="preserve">  </w:t>
+      </w:r>
+      <w:proofErr w:type="spellStart"/>
+      <w:proofErr w:type="gramStart"/>
+      <w:r>
+        <w:rPr>
+          <w:rFonts w:ascii="Times New Roman" w:hAnsi="Times New Roman" w:cs="Times New Roman"/>
+          <w:sz w:val="24"/>
+          <w:szCs w:val="24"/>
+        </w:rPr>
+        <w:t>slider.insertAdjacentHTML</w:t>
+      </w:r>
+      <w:proofErr w:type="spellEnd"/>
+      <w:proofErr w:type="gramEnd"/>
+      <w:r>
+        <w:rPr>
+          <w:rFonts w:ascii="Times New Roman" w:hAnsi="Times New Roman" w:cs="Times New Roman"/>
+          <w:sz w:val="24"/>
+          <w:szCs w:val="24"/>
+        </w:rPr>
+        <w:t>('</w:t>
+      </w:r>
+      <w:proofErr w:type="spellStart"/>
+      <w:r>
+        <w:rPr>
+          <w:rFonts w:ascii="Times New Roman" w:hAnsi="Times New Roman" w:cs="Times New Roman"/>
+          <w:sz w:val="24"/>
+          <w:szCs w:val="24"/>
+        </w:rPr>
+        <w:t>beforeend</w:t>
+      </w:r>
+      <w:proofErr w:type="spellEnd"/>
+      <w:r>
+        <w:rPr>
+          <w:rFonts w:ascii="Times New Roman" w:hAnsi="Times New Roman" w:cs="Times New Roman"/>
+          <w:sz w:val="24"/>
+          <w:szCs w:val="24"/>
+        </w:rPr>
+        <w:t xml:space="preserve">', </w:t>
+      </w:r>
+      <w:proofErr w:type="spellStart"/>
+      <w:r>
+        <w:rPr>
+          <w:rFonts w:ascii="Times New Roman" w:hAnsi="Times New Roman" w:cs="Times New Roman"/>
+          <w:sz w:val="24"/>
+          <w:szCs w:val="24"/>
+        </w:rPr>
+        <w:t>testimonialHtml</w:t>
+      </w:r>
+      <w:proofErr w:type="spellEnd"/>
+      <w:r>
+        <w:rPr>
+          <w:rFonts w:ascii="Times New Roman" w:hAnsi="Times New Roman" w:cs="Times New Roman"/>
+          <w:sz w:val="24"/>
+          <w:szCs w:val="24"/>
+        </w:rPr>
+        <w:t>);</w:t>
       </w:r>
     </w:p>
     <w:p>
@@ -14888,7 +17815,27 @@
           <w:szCs w:val="24"/>
           <w:lang w:val="ru-RU"/>
         </w:rPr>
-        <w:t>Гибкие сетки (Grid/Flexbox)</w:t>
+        <w:t>Гибкие сетки (Grid/</w:t>
+      </w:r>
+      <w:proofErr w:type="spellStart"/>
+      <w:r>
+        <w:rPr>
+          <w:rFonts w:ascii="Times New Roman" w:hAnsi="Times New Roman" w:cs="Times New Roman"/>
+          <w:sz w:val="24"/>
+          <w:szCs w:val="24"/>
+          <w:lang w:val="ru-RU"/>
+        </w:rPr>
+        <w:t>Flexbox</w:t>
+      </w:r>
+      <w:proofErr w:type="spellEnd"/>
+      <w:r>
+        <w:rPr>
+          <w:rFonts w:ascii="Times New Roman" w:hAnsi="Times New Roman" w:cs="Times New Roman"/>
+          <w:sz w:val="24"/>
+          <w:szCs w:val="24"/>
+          <w:lang w:val="ru-RU"/>
+        </w:rPr>
+        <w:t>)</w:t>
       </w:r>
     </w:p>
     <w:p>
@@ -15495,12 +18442,10 @@
           <w:szCs w:val="24"/>
           <w:lang w:val="ru-RU"/>
         </w:rPr>
-        <w:t>4 точкам останова для медиазапросов.</w:t>
-      </w:r>
-    </w:p>
-    <w:p>
-      <w:pPr>
-        <w:pStyle w:val="1"/>
+        <w:t xml:space="preserve">4 точкам останова для </w:t>
+      </w:r>
+      <w:proofErr w:type="spellStart"/>
+      <w:r>
         <w:rPr>
           <w:rFonts w:ascii="Times New Roman" w:eastAsiaTheme="minorHAnsi" w:hAnsi="Times New Roman" w:cs="Times New Roman"/>
           <w:color w:val="auto"/>
@@ -15508,7 +18453,9 @@
           <w:szCs w:val="24"/>
           <w:lang w:val="ru-RU"/>
         </w:rPr>
-      </w:pPr>
+        <w:t>медиазапросов</w:t>
+      </w:r>
+      <w:proofErr w:type="spellEnd"/>
       <w:r>
         <w:rPr>
           <w:rFonts w:ascii="Times New Roman" w:eastAsiaTheme="minorHAnsi" w:hAnsi="Times New Roman" w:cs="Times New Roman"/>
@@ -15517,7 +18464,7 @@
           <w:szCs w:val="24"/>
           <w:lang w:val="ru-RU"/>
         </w:rPr>
-        <w:t>Оптимизированным изображениям и адаптивным фоновым паттернам.</w:t>
+        <w:t>.</w:t>
       </w:r>
     </w:p>
     <w:p>
@@ -15539,7 +18486,7 @@
           <w:szCs w:val="24"/>
           <w:lang w:val="ru-RU"/>
         </w:rPr>
-        <w:t>2. Технологические решения:</w:t>
+        <w:t>Оптимизированным изображениям и адаптивным фоновым паттернам.</w:t>
       </w:r>
     </w:p>
     <w:p>
@@ -15561,7 +18508,7 @@
           <w:szCs w:val="24"/>
           <w:lang w:val="ru-RU"/>
         </w:rPr>
-        <w:t>2.1. Фронтенд-стек:</w:t>
+        <w:t>2. Технологические решения:</w:t>
       </w:r>
     </w:p>
     <w:p>
@@ -15583,7 +18530,7 @@
           <w:szCs w:val="24"/>
           <w:lang w:val="ru-RU"/>
         </w:rPr>
-        <w:t>Чистый HTML5/CSS3/JavaScript без использования тяжелых фреймворков, что обеспечило:</w:t>
+        <w:t>2.1. Фронтенд-стек:</w:t>
       </w:r>
     </w:p>
     <w:p>
@@ -15605,7 +18552,7 @@
           <w:szCs w:val="24"/>
           <w:lang w:val="ru-RU"/>
         </w:rPr>
-        <w:t>Быстрая загрузка страницы.</w:t>
+        <w:t>Чистый HTML5/CSS3/JavaScript без использования тяжелых фреймворков, что обеспечило:</w:t>
       </w:r>
     </w:p>
     <w:p>
@@ -15627,6 +18574,28 @@
           <w:szCs w:val="24"/>
           <w:lang w:val="ru-RU"/>
         </w:rPr>
+        <w:t>Быстрая загрузка страницы.</w:t>
+      </w:r>
+    </w:p>
+    <w:p>
+      <w:pPr>
+        <w:pStyle w:val="1"/>
+        <w:rPr>
+          <w:rFonts w:ascii="Times New Roman" w:eastAsiaTheme="minorHAnsi" w:hAnsi="Times New Roman" w:cs="Times New Roman"/>
+          <w:color w:val="auto"/>
+          <w:sz w:val="24"/>
+          <w:szCs w:val="24"/>
+          <w:lang w:val="ru-RU"/>
+        </w:rPr>
+      </w:pPr>
+      <w:r>
+        <w:rPr>
+          <w:rFonts w:ascii="Times New Roman" w:eastAsiaTheme="minorHAnsi" w:hAnsi="Times New Roman" w:cs="Times New Roman"/>
+          <w:color w:val="auto"/>
+          <w:sz w:val="24"/>
+          <w:szCs w:val="24"/>
+          <w:lang w:val="ru-RU"/>
+        </w:rPr>
         <w:lastRenderedPageBreak/>
         <w:t>Простая поддержка и масштабирование.</w:t>
       </w:r>
@@ -15642,6 +18611,7 @@
           <w:lang w:val="ru-RU"/>
         </w:rPr>
       </w:pPr>
+      <w:proofErr w:type="spellStart"/>
       <w:r>
         <w:rPr>
           <w:rFonts w:ascii="Times New Roman" w:eastAsiaTheme="minorHAnsi" w:hAnsi="Times New Roman" w:cs="Times New Roman"/>
@@ -15650,12 +18620,10 @@
           <w:szCs w:val="24"/>
           <w:lang w:val="ru-RU"/>
         </w:rPr>
-        <w:t>Кроссбраузерная совместимость.</w:t>
-      </w:r>
-    </w:p>
-    <w:p>
-      <w:pPr>
-        <w:pStyle w:val="1"/>
+        <w:t>Кроссбраузерная</w:t>
+      </w:r>
+      <w:proofErr w:type="spellEnd"/>
+      <w:r>
         <w:rPr>
           <w:rFonts w:ascii="Times New Roman" w:eastAsiaTheme="minorHAnsi" w:hAnsi="Times New Roman" w:cs="Times New Roman"/>
           <w:color w:val="auto"/>
@@ -15663,8 +18631,12 @@
           <w:szCs w:val="24"/>
           <w:lang w:val="ru-RU"/>
         </w:rPr>
-      </w:pPr>
-      <w:r>
+        <w:t xml:space="preserve"> совместимость.</w:t>
+      </w:r>
+    </w:p>
+    <w:p>
+      <w:pPr>
+        <w:pStyle w:val="1"/>
         <w:rPr>
           <w:rFonts w:ascii="Times New Roman" w:eastAsiaTheme="minorHAnsi" w:hAnsi="Times New Roman" w:cs="Times New Roman"/>
           <w:color w:val="auto"/>
@@ -15672,12 +18644,8 @@
           <w:szCs w:val="24"/>
           <w:lang w:val="ru-RU"/>
         </w:rPr>
-        <w:t>2.2. Основные функции:</w:t>
-      </w:r>
-    </w:p>
-    <w:p>
-      <w:pPr>
-        <w:pStyle w:val="1"/>
+      </w:pPr>
+      <w:r>
         <w:rPr>
           <w:rFonts w:ascii="Times New Roman" w:eastAsiaTheme="minorHAnsi" w:hAnsi="Times New Roman" w:cs="Times New Roman"/>
           <w:color w:val="auto"/>
@@ -15685,8 +18653,12 @@
           <w:szCs w:val="24"/>
           <w:lang w:val="ru-RU"/>
         </w:rPr>
-      </w:pPr>
-      <w:r>
+        <w:t>2.2. Основные функции:</w:t>
+      </w:r>
+    </w:p>
+    <w:p>
+      <w:pPr>
+        <w:pStyle w:val="1"/>
         <w:rPr>
           <w:rFonts w:ascii="Times New Roman" w:eastAsiaTheme="minorHAnsi" w:hAnsi="Times New Roman" w:cs="Times New Roman"/>
           <w:color w:val="auto"/>
@@ -15694,12 +18666,8 @@
           <w:szCs w:val="24"/>
           <w:lang w:val="ru-RU"/>
         </w:rPr>
-        <w:t>Карточки меню и преимуществ с 3D-анимацией при наведении.</w:t>
-      </w:r>
-    </w:p>
-    <w:p>
-      <w:pPr>
-        <w:pStyle w:val="1"/>
+      </w:pPr>
+      <w:r>
         <w:rPr>
           <w:rFonts w:ascii="Times New Roman" w:eastAsiaTheme="minorHAnsi" w:hAnsi="Times New Roman" w:cs="Times New Roman"/>
           <w:color w:val="auto"/>
@@ -15707,8 +18675,12 @@
           <w:szCs w:val="24"/>
           <w:lang w:val="ru-RU"/>
         </w:rPr>
-      </w:pPr>
-      <w:r>
+        <w:t>Карточки меню и преимуществ с 3D-анимацией при наведении.</w:t>
+      </w:r>
+    </w:p>
+    <w:p>
+      <w:pPr>
+        <w:pStyle w:val="1"/>
         <w:rPr>
           <w:rFonts w:ascii="Times New Roman" w:eastAsiaTheme="minorHAnsi" w:hAnsi="Times New Roman" w:cs="Times New Roman"/>
           <w:color w:val="auto"/>
@@ -15716,12 +18688,8 @@
           <w:szCs w:val="24"/>
           <w:lang w:val="ru-RU"/>
         </w:rPr>
-        <w:t>Проверка форм бронирования и подписки.</w:t>
-      </w:r>
-    </w:p>
-    <w:p>
-      <w:pPr>
-        <w:pStyle w:val="1"/>
+      </w:pPr>
+      <w:r>
         <w:rPr>
           <w:rFonts w:ascii="Times New Roman" w:eastAsiaTheme="minorHAnsi" w:hAnsi="Times New Roman" w:cs="Times New Roman"/>
           <w:color w:val="auto"/>
@@ -15729,8 +18697,12 @@
           <w:szCs w:val="24"/>
           <w:lang w:val="ru-RU"/>
         </w:rPr>
-      </w:pPr>
-      <w:r>
+        <w:t>Проверка форм бронирования и подписки.</w:t>
+      </w:r>
+    </w:p>
+    <w:p>
+      <w:pPr>
+        <w:pStyle w:val="1"/>
         <w:rPr>
           <w:rFonts w:ascii="Times New Roman" w:eastAsiaTheme="minorHAnsi" w:hAnsi="Times New Roman" w:cs="Times New Roman"/>
           <w:color w:val="auto"/>
@@ -15738,7 +18710,60 @@
           <w:szCs w:val="24"/>
           <w:lang w:val="ru-RU"/>
         </w:rPr>
-        <w:t>Плавная навигация (smooth scroll) по якорным ссылкам.</w:t>
+      </w:pPr>
+      <w:r>
+        <w:rPr>
+          <w:rFonts w:ascii="Times New Roman" w:eastAsiaTheme="minorHAnsi" w:hAnsi="Times New Roman" w:cs="Times New Roman"/>
+          <w:color w:val="auto"/>
+          <w:sz w:val="24"/>
+          <w:szCs w:val="24"/>
+          <w:lang w:val="ru-RU"/>
+        </w:rPr>
+        <w:t>Плавная навигация (</w:t>
+      </w:r>
+      <w:proofErr w:type="spellStart"/>
+      <w:r>
+        <w:rPr>
+          <w:rFonts w:ascii="Times New Roman" w:eastAsiaTheme="minorHAnsi" w:hAnsi="Times New Roman" w:cs="Times New Roman"/>
+          <w:color w:val="auto"/>
+          <w:sz w:val="24"/>
+          <w:szCs w:val="24"/>
+          <w:lang w:val="ru-RU"/>
+        </w:rPr>
+        <w:t>smooth</w:t>
+      </w:r>
+      <w:proofErr w:type="spellEnd"/>
+      <w:r>
+        <w:rPr>
+          <w:rFonts w:ascii="Times New Roman" w:eastAsiaTheme="minorHAnsi" w:hAnsi="Times New Roman" w:cs="Times New Roman"/>
+          <w:color w:val="auto"/>
+          <w:sz w:val="24"/>
+          <w:szCs w:val="24"/>
+          <w:lang w:val="ru-RU"/>
+        </w:rPr>
+        <w:t xml:space="preserve"> </w:t>
+      </w:r>
+      <w:proofErr w:type="spellStart"/>
+      <w:r>
+        <w:rPr>
+          <w:rFonts w:ascii="Times New Roman" w:eastAsiaTheme="minorHAnsi" w:hAnsi="Times New Roman" w:cs="Times New Roman"/>
+          <w:color w:val="auto"/>
+          <w:sz w:val="24"/>
+          <w:szCs w:val="24"/>
+          <w:lang w:val="ru-RU"/>
+        </w:rPr>
+        <w:t>scroll</w:t>
+      </w:r>
+      <w:proofErr w:type="spellEnd"/>
+      <w:r>
+        <w:rPr>
+          <w:rFonts w:ascii="Times New Roman" w:eastAsiaTheme="minorHAnsi" w:hAnsi="Times New Roman" w:cs="Times New Roman"/>
+          <w:color w:val="auto"/>
+          <w:sz w:val="24"/>
+          <w:szCs w:val="24"/>
+          <w:lang w:val="ru-RU"/>
+        </w:rPr>
+        <w:t>) по якорным ссылкам.</w:t>
       </w:r>
     </w:p>
     <w:p>
@@ -16220,7 +19245,29 @@
           <w:szCs w:val="24"/>
           <w:lang w:val="ru-RU"/>
         </w:rPr>
-        <w:t>Внедрение функции онлайн-заказа еды на вынос (Take Away).</w:t>
+        <w:t xml:space="preserve">Внедрение функции онлайн-заказа еды на вынос (Take </w:t>
+      </w:r>
+      <w:proofErr w:type="spellStart"/>
+      <w:r>
+        <w:rPr>
+          <w:rFonts w:ascii="Times New Roman" w:eastAsiaTheme="minorHAnsi" w:hAnsi="Times New Roman" w:cs="Times New Roman"/>
+          <w:color w:val="auto"/>
+          <w:sz w:val="24"/>
+          <w:szCs w:val="24"/>
+          <w:lang w:val="ru-RU"/>
+        </w:rPr>
+        <w:t>Away</w:t>
+      </w:r>
+      <w:proofErr w:type="spellEnd"/>
+      <w:r>
+        <w:rPr>
+          <w:rFonts w:ascii="Times New Roman" w:eastAsiaTheme="minorHAnsi" w:hAnsi="Times New Roman" w:cs="Times New Roman"/>
+          <w:color w:val="auto"/>
+          <w:sz w:val="24"/>
+          <w:szCs w:val="24"/>
+          <w:lang w:val="ru-RU"/>
+        </w:rPr>
+        <w:t>).</w:t>
       </w:r>
     </w:p>
     <w:p>
@@ -16446,7 +19493,27 @@
           <w:szCs w:val="24"/>
           <w:lang w:val="ru-RU"/>
         </w:rPr>
-        <w:t>Разуев И.Д – Менеджер проекта(Согласует между парами работу, поясняет задачу, создает формат сайта как выглядит и где что будет находиться, связывается с заказчиком, оформляет отчет и обозревает готовый продукт)</w:t>
+        <w:t xml:space="preserve">Разуев И.Д – Менеджер </w:t>
+      </w:r>
+      <w:proofErr w:type="gramStart"/>
+      <w:r>
+        <w:rPr>
+          <w:rFonts w:ascii="Times New Roman" w:hAnsi="Times New Roman" w:cs="Times New Roman"/>
+          <w:sz w:val="24"/>
+          <w:szCs w:val="24"/>
+          <w:lang w:val="ru-RU"/>
+        </w:rPr>
+        <w:t>проекта(</w:t>
+      </w:r>
+      <w:proofErr w:type="gramEnd"/>
+      <w:r>
+        <w:rPr>
+          <w:rFonts w:ascii="Times New Roman" w:hAnsi="Times New Roman" w:cs="Times New Roman"/>
+          <w:sz w:val="24"/>
+          <w:szCs w:val="24"/>
+          <w:lang w:val="ru-RU"/>
+        </w:rPr>
+        <w:t>Согласует между парами работу, поясняет задачу, создает формат сайта как выглядит и где что будет находиться, связывается с заказчиком, оформляет отчет и обозревает готовый продукт)</w:t>
       </w:r>
     </w:p>
     <w:p>
@@ -16493,26 +19560,72 @@
           <w:lang w:val="ru-RU"/>
         </w:rPr>
       </w:pPr>
-      <w:r>
-        <w:rPr>
-          <w:rFonts w:ascii="Times New Roman" w:hAnsi="Times New Roman" w:cs="Times New Roman"/>
-          <w:sz w:val="24"/>
-          <w:szCs w:val="24"/>
-          <w:lang w:val="ru-RU"/>
-        </w:rPr>
-        <w:t xml:space="preserve">Ремер А.К –  </w:t>
-      </w:r>
-      <w:r>
-        <w:rPr>
-          <w:rFonts w:ascii="Times New Roman" w:hAnsi="Times New Roman" w:cs="Times New Roman"/>
-          <w:b/>
-          <w:bCs/>
-          <w:sz w:val="24"/>
-          <w:szCs w:val="24"/>
-          <w:lang w:val="ru-RU"/>
-        </w:rPr>
-        <w:t>Дизайнер-верстальщик(</w:t>
-      </w:r>
+      <w:proofErr w:type="spellStart"/>
+      <w:r>
+        <w:rPr>
+          <w:rFonts w:ascii="Times New Roman" w:hAnsi="Times New Roman" w:cs="Times New Roman"/>
+          <w:sz w:val="24"/>
+          <w:szCs w:val="24"/>
+          <w:lang w:val="ru-RU"/>
+        </w:rPr>
+        <w:t>Ремер</w:t>
+      </w:r>
+      <w:proofErr w:type="spellEnd"/>
+      <w:r>
+        <w:rPr>
+          <w:rFonts w:ascii="Times New Roman" w:hAnsi="Times New Roman" w:cs="Times New Roman"/>
+          <w:sz w:val="24"/>
+          <w:szCs w:val="24"/>
+          <w:lang w:val="ru-RU"/>
+        </w:rPr>
+        <w:t xml:space="preserve"> А.К </w:t>
+      </w:r>
+      <w:proofErr w:type="gramStart"/>
+      <w:r>
+        <w:rPr>
+          <w:rFonts w:ascii="Times New Roman" w:hAnsi="Times New Roman" w:cs="Times New Roman"/>
+          <w:sz w:val="24"/>
+          <w:szCs w:val="24"/>
+          <w:lang w:val="ru-RU"/>
+        </w:rPr>
+        <w:t xml:space="preserve">–  </w:t>
+      </w:r>
+      <w:r>
+        <w:rPr>
+          <w:rFonts w:ascii="Times New Roman" w:hAnsi="Times New Roman" w:cs="Times New Roman"/>
+          <w:b/>
+          <w:bCs/>
+          <w:sz w:val="24"/>
+          <w:szCs w:val="24"/>
+          <w:lang w:val="ru-RU"/>
+        </w:rPr>
+        <w:t>Дизайнер</w:t>
+      </w:r>
+      <w:proofErr w:type="gramEnd"/>
+      <w:r>
+        <w:rPr>
+          <w:rFonts w:ascii="Times New Roman" w:hAnsi="Times New Roman" w:cs="Times New Roman"/>
+          <w:b/>
+          <w:bCs/>
+          <w:sz w:val="24"/>
+          <w:szCs w:val="24"/>
+          <w:lang w:val="ru-RU"/>
+        </w:rPr>
+        <w:t>-</w:t>
+      </w:r>
+      <w:proofErr w:type="gramStart"/>
+      <w:r>
+        <w:rPr>
+          <w:rFonts w:ascii="Times New Roman" w:hAnsi="Times New Roman" w:cs="Times New Roman"/>
+          <w:b/>
+          <w:bCs/>
+          <w:sz w:val="24"/>
+          <w:szCs w:val="24"/>
+          <w:lang w:val="ru-RU"/>
+        </w:rPr>
+        <w:t>верстальщик(</w:t>
+      </w:r>
+      <w:proofErr w:type="gramEnd"/>
       <w:r>
         <w:rPr>
           <w:rFonts w:ascii="Times New Roman" w:hAnsi="Times New Roman" w:cs="Times New Roman"/>
@@ -16522,6 +19635,7 @@
         </w:rPr>
         <w:t xml:space="preserve">Верстает </w:t>
       </w:r>
+      <w:proofErr w:type="spellStart"/>
       <w:r>
         <w:rPr>
           <w:rFonts w:ascii="Times New Roman" w:hAnsi="Times New Roman" w:cs="Times New Roman"/>
@@ -16530,6 +19644,7 @@
         </w:rPr>
         <w:t>css</w:t>
       </w:r>
+      <w:proofErr w:type="spellEnd"/>
       <w:r>
         <w:rPr>
           <w:rFonts w:ascii="Times New Roman" w:hAnsi="Times New Roman" w:cs="Times New Roman"/>
@@ -16569,19 +19684,52 @@
           <w:szCs w:val="24"/>
           <w:lang w:val="ru-RU"/>
         </w:rPr>
-        <w:t xml:space="preserve">Устинов И.С - </w:t>
-      </w:r>
-      <w:r>
-        <w:rPr>
-          <w:rFonts w:ascii="Times New Roman" w:hAnsi="Times New Roman" w:cs="Times New Roman"/>
-          <w:b/>
-          <w:bCs/>
-          <w:sz w:val="24"/>
-          <w:szCs w:val="24"/>
-          <w:lang w:val="ru-RU"/>
-        </w:rPr>
-        <w:t>Веб-дизайнер(</w:t>
-      </w:r>
+        <w:t xml:space="preserve">Устинов </w:t>
+      </w:r>
+      <w:proofErr w:type="gramStart"/>
+      <w:r>
+        <w:rPr>
+          <w:rFonts w:ascii="Times New Roman" w:hAnsi="Times New Roman" w:cs="Times New Roman"/>
+          <w:sz w:val="24"/>
+          <w:szCs w:val="24"/>
+          <w:lang w:val="ru-RU"/>
+        </w:rPr>
+        <w:t>И.С</w:t>
+      </w:r>
+      <w:proofErr w:type="gramEnd"/>
+      <w:r>
+        <w:rPr>
+          <w:rFonts w:ascii="Times New Roman" w:hAnsi="Times New Roman" w:cs="Times New Roman"/>
+          <w:sz w:val="24"/>
+          <w:szCs w:val="24"/>
+          <w:lang w:val="ru-RU"/>
+        </w:rPr>
+        <w:t xml:space="preserve"> - </w:t>
+      </w:r>
+      <w:r>
+        <w:rPr>
+          <w:rFonts w:ascii="Times New Roman" w:hAnsi="Times New Roman" w:cs="Times New Roman"/>
+          <w:b/>
+          <w:bCs/>
+          <w:sz w:val="24"/>
+          <w:szCs w:val="24"/>
+          <w:lang w:val="ru-RU"/>
+        </w:rPr>
+        <w:t>Веб-</w:t>
+      </w:r>
+      <w:proofErr w:type="gramStart"/>
+      <w:r>
+        <w:rPr>
+          <w:rFonts w:ascii="Times New Roman" w:hAnsi="Times New Roman" w:cs="Times New Roman"/>
+          <w:b/>
+          <w:bCs/>
+          <w:sz w:val="24"/>
+          <w:szCs w:val="24"/>
+          <w:lang w:val="ru-RU"/>
+        </w:rPr>
+        <w:t>дизайнер(</w:t>
+      </w:r>
+      <w:proofErr w:type="gramEnd"/>
       <w:r>
         <w:rPr>
           <w:rFonts w:ascii="Times New Roman" w:hAnsi="Times New Roman" w:cs="Times New Roman"/>
@@ -16711,7 +19859,29 @@
           <w:szCs w:val="24"/>
           <w:lang w:val="ru-RU"/>
         </w:rPr>
-        <w:t xml:space="preserve"> код,строит скелет и базу будущего сайта</w:t>
+        <w:t xml:space="preserve"> </w:t>
+      </w:r>
+      <w:proofErr w:type="spellStart"/>
+      <w:proofErr w:type="gramStart"/>
+      <w:r>
+        <w:rPr>
+          <w:rFonts w:ascii="Times New Roman" w:hAnsi="Times New Roman" w:cs="Times New Roman"/>
+          <w:sz w:val="24"/>
+          <w:szCs w:val="24"/>
+          <w:lang w:val="ru-RU"/>
+        </w:rPr>
+        <w:t>код,строит</w:t>
+      </w:r>
+      <w:proofErr w:type="spellEnd"/>
+      <w:proofErr w:type="gramEnd"/>
+      <w:r>
+        <w:rPr>
+          <w:rFonts w:ascii="Times New Roman" w:hAnsi="Times New Roman" w:cs="Times New Roman"/>
+          <w:sz w:val="24"/>
+          <w:szCs w:val="24"/>
+          <w:lang w:val="ru-RU"/>
+        </w:rPr>
+        <w:t xml:space="preserve"> скелет и базу будущего сайта</w:t>
       </w:r>
       <w:r>
         <w:rPr>
@@ -16743,7 +19913,27 @@
           <w:szCs w:val="24"/>
           <w:lang w:val="ru-RU"/>
         </w:rPr>
-        <w:t xml:space="preserve">Хадеев Д.А – </w:t>
+        <w:t xml:space="preserve">Хадеев </w:t>
+      </w:r>
+      <w:proofErr w:type="gramStart"/>
+      <w:r>
+        <w:rPr>
+          <w:rFonts w:ascii="Times New Roman" w:hAnsi="Times New Roman" w:cs="Times New Roman"/>
+          <w:sz w:val="24"/>
+          <w:szCs w:val="24"/>
+          <w:lang w:val="ru-RU"/>
+        </w:rPr>
+        <w:t>Д.А</w:t>
+      </w:r>
+      <w:proofErr w:type="gramEnd"/>
+      <w:r>
+        <w:rPr>
+          <w:rFonts w:ascii="Times New Roman" w:hAnsi="Times New Roman" w:cs="Times New Roman"/>
+          <w:sz w:val="24"/>
+          <w:szCs w:val="24"/>
+          <w:lang w:val="ru-RU"/>
+        </w:rPr>
+        <w:t xml:space="preserve"> – </w:t>
       </w:r>
       <w:r>
         <w:rPr>
@@ -16764,8 +19954,21 @@
           <w:szCs w:val="24"/>
           <w:lang w:val="ru-RU"/>
         </w:rPr>
-        <w:t>-заполнитель(</w:t>
-      </w:r>
+        <w:t>-</w:t>
+      </w:r>
+      <w:proofErr w:type="gramStart"/>
+      <w:r>
+        <w:rPr>
+          <w:rFonts w:ascii="Times New Roman" w:hAnsi="Times New Roman" w:cs="Times New Roman"/>
+          <w:b/>
+          <w:bCs/>
+          <w:sz w:val="24"/>
+          <w:szCs w:val="24"/>
+          <w:lang w:val="ru-RU"/>
+        </w:rPr>
+        <w:t>заполнитель(</w:t>
+      </w:r>
+      <w:proofErr w:type="gramEnd"/>
       <w:r>
         <w:rPr>
           <w:rFonts w:ascii="Times New Roman" w:hAnsi="Times New Roman" w:cs="Times New Roman"/>
@@ -16849,7 +20052,31 @@
           <w:szCs w:val="24"/>
           <w:lang w:val="ru-RU"/>
         </w:rPr>
-        <w:t xml:space="preserve"> – Бекэнд-верстальщик (</w:t>
+        <w:t xml:space="preserve"> – </w:t>
+      </w:r>
+      <w:proofErr w:type="spellStart"/>
+      <w:r>
+        <w:rPr>
+          <w:rFonts w:ascii="Times New Roman" w:hAnsi="Times New Roman" w:cs="Times New Roman"/>
+          <w:b/>
+          <w:bCs/>
+          <w:sz w:val="24"/>
+          <w:szCs w:val="24"/>
+          <w:lang w:val="ru-RU"/>
+        </w:rPr>
+        <w:t>Бекэнд</w:t>
+      </w:r>
+      <w:proofErr w:type="spellEnd"/>
+      <w:r>
+        <w:rPr>
+          <w:rFonts w:ascii="Times New Roman" w:hAnsi="Times New Roman" w:cs="Times New Roman"/>
+          <w:b/>
+          <w:bCs/>
+          <w:sz w:val="24"/>
+          <w:szCs w:val="24"/>
+          <w:lang w:val="ru-RU"/>
+        </w:rPr>
+        <w:t>-верстальщик (</w:t>
       </w:r>
       <w:r>
         <w:rPr>
@@ -16909,17 +20136,43 @@
         </w:rPr>
         <w:t xml:space="preserve">Коркин Д.А - </w:t>
       </w:r>
-      <w:r>
-        <w:rPr>
-          <w:rFonts w:ascii="Times New Roman" w:hAnsi="Times New Roman" w:cs="Times New Roman"/>
-          <w:b/>
-          <w:bCs/>
-          <w:sz w:val="24"/>
-          <w:szCs w:val="24"/>
-          <w:lang w:val="ru-RU"/>
-        </w:rPr>
-        <w:t>Бекэнд-заполнитель(</w:t>
-      </w:r>
+      <w:proofErr w:type="spellStart"/>
+      <w:r>
+        <w:rPr>
+          <w:rFonts w:ascii="Times New Roman" w:hAnsi="Times New Roman" w:cs="Times New Roman"/>
+          <w:b/>
+          <w:bCs/>
+          <w:sz w:val="24"/>
+          <w:szCs w:val="24"/>
+          <w:lang w:val="ru-RU"/>
+        </w:rPr>
+        <w:t>Бекэнд</w:t>
+      </w:r>
+      <w:proofErr w:type="spellEnd"/>
+      <w:r>
+        <w:rPr>
+          <w:rFonts w:ascii="Times New Roman" w:hAnsi="Times New Roman" w:cs="Times New Roman"/>
+          <w:b/>
+          <w:bCs/>
+          <w:sz w:val="24"/>
+          <w:szCs w:val="24"/>
+          <w:lang w:val="ru-RU"/>
+        </w:rPr>
+        <w:t>-</w:t>
+      </w:r>
+      <w:proofErr w:type="gramStart"/>
+      <w:r>
+        <w:rPr>
+          <w:rFonts w:ascii="Times New Roman" w:hAnsi="Times New Roman" w:cs="Times New Roman"/>
+          <w:b/>
+          <w:bCs/>
+          <w:sz w:val="24"/>
+          <w:szCs w:val="24"/>
+          <w:lang w:val="ru-RU"/>
+        </w:rPr>
+        <w:t>заполнитель(</w:t>
+      </w:r>
+      <w:proofErr w:type="gramEnd"/>
       <w:r>
         <w:rPr>
           <w:rFonts w:ascii="Times New Roman" w:hAnsi="Times New Roman" w:cs="Times New Roman"/>
